--- a/Docs/Thermo-Tactics_Part1_Final_System_Architecture.docx
+++ b/Docs/Thermo-Tactics_Part1_Final_System_Architecture.docx
@@ -80,7 +80,7 @@
           <w:sz w:val="21"/>
           <w:szCs w:val="21"/>
         </w:rPr>
-        <w:t xml:space="preserve"> (11 commits; 22 runtime C# scripts plus one editor tool). Stage 1 (Baguio), Level 1 is playable: 3 waves, 10 animated units, Oxygen Points, the 1.5 °C loss rule, and a local </w:t>
+        <w:t xml:space="preserve"> (15 commits; 22 runtime C# scripts plus one editor tool). Stage 1 (Baguio), Level 1 is playable: 3 waves, 10 animated units, Oxygen Points, the 1.5 °C loss rule, and a local </w:t>
       </w:r>
       <w:r>
         <w:rPr>

--- a/Docs/Thermo-Tactics_Part1_Final_System_Architecture.docx
+++ b/Docs/Thermo-Tactics_Part1_Final_System_Architecture.docx
@@ -50,7 +50,7 @@
           <w:sz w:val="20"/>
           <w:szCs w:val="20"/>
         </w:rPr>
-        <w:t xml:space="preserve">Unity 2D turn-based strategy game · Android · fully offline · Capstone Project · revised 9 October 2026</w:t>
+        <w:t xml:space="preserve">Unity 2D turn-based strategy game · Android · fully offline · Capstone Project · revised 13 October 2026</w:t>
       </w:r>
     </w:p>
     <w:p>
@@ -80,7 +80,7 @@
           <w:sz w:val="21"/>
           <w:szCs w:val="21"/>
         </w:rPr>
-        <w:t xml:space="preserve"> (15 commits; 22 runtime C# scripts plus one editor tool). Stage 1 (Baguio), Level 1 is playable: 3 waves, 10 animated units, Oxygen Points, the 1.5 °C loss rule, and a local </w:t>
+        <w:t xml:space="preserve"> (34 runtime C# scripts plus three editor scripts, revised 13 October 2026). All of Stage 1 (Baguio) is playable from a Main Menu: 10 levels in order with unlocking, 13 animated unit types plus 6 elite variants, the Clearcut Behemoth boss in Level 10, Oxygen Points, the 1.5 °C loss rule, Settings, and save and Continue. Everything is stored in a local </w:t>
       </w:r>
       <w:r>
         <w:rPr>
@@ -98,7 +98,7 @@
           <w:sz w:val="21"/>
           <w:szCs w:val="21"/>
         </w:rPr>
-        <w:t xml:space="preserve"> results database. Components that are designed but not yet written are kept in the architecture and marked </w:t>
+        <w:t xml:space="preserve"> database. Components that are designed but not yet written are kept in the architecture and marked </w:t>
       </w:r>
       <w:r>
         <w:rPr>
@@ -1304,13 +1304,50 @@
                 <w:sz w:val="18"/>
                 <w:szCs w:val="18"/>
               </w:rPr>
-              <w:t xml:space="preserve"> panel.</w:t>
-            </w:r>
-          </w:p>
-          <w:p>
-            <w:pPr>
-              <w:spacing w:after="30" w:line="252"/>
-            </w:pPr>
+              <w:t xml:space="preserve"> panel. The </w:t>
+            </w:r>
+            <w:r>
+              <w:rPr>
+                <w:rFonts w:ascii="Consolas" w:cs="Consolas" w:eastAsia="Consolas" w:hAnsi="Consolas"/>
+                <w:b w:val="false"/>
+                <w:bCs w:val="false"/>
+                <w:color w:val="0D47A1"/>
+                <w:sz w:val="17"/>
+                <w:szCs w:val="17"/>
+              </w:rPr>
+              <w:t xml:space="preserve">level_progress</w:t>
+            </w:r>
+            <w:r>
+              <w:rPr>
+                <w:rFonts w:ascii="Arial" w:cs="Arial" w:eastAsia="Arial" w:hAnsi="Arial"/>
+                <w:b w:val="false"/>
+                <w:bCs w:val="false"/>
+                <w:sz w:val="18"/>
+                <w:szCs w:val="18"/>
+              </w:rPr>
+              <w:t xml:space="preserve"> table records cleared levels (unlocking) and the </w:t>
+            </w:r>
+            <w:r>
+              <w:rPr>
+                <w:rFonts w:ascii="Consolas" w:cs="Consolas" w:eastAsia="Consolas" w:hAnsi="Consolas"/>
+                <w:b w:val="false"/>
+                <w:bCs w:val="false"/>
+                <w:color w:val="0D47A1"/>
+                <w:sz w:val="17"/>
+                <w:szCs w:val="17"/>
+              </w:rPr>
+              <w:t xml:space="preserve">saved_session</w:t>
+            </w:r>
+            <w:r>
+              <w:rPr>
+                <w:rFonts w:ascii="Arial" w:cs="Arial" w:eastAsia="Arial" w:hAnsi="Arial"/>
+                <w:b w:val="false"/>
+                <w:bCs w:val="false"/>
+                <w:sz w:val="18"/>
+                <w:szCs w:val="18"/>
+              </w:rPr>
+              <w:t xml:space="preserve"> table holds the game behind </w:t>
+            </w:r>
             <w:r>
               <w:rPr>
                 <w:rFonts w:ascii="Arial" w:cs="Arial" w:eastAsia="Arial" w:hAnsi="Arial"/>
@@ -1319,6 +1356,31 @@
                 <w:sz w:val="18"/>
                 <w:szCs w:val="18"/>
               </w:rPr>
+              <w:t xml:space="preserve">Continue</w:t>
+            </w:r>
+            <w:r>
+              <w:rPr>
+                <w:rFonts w:ascii="Arial" w:cs="Arial" w:eastAsia="Arial" w:hAnsi="Arial"/>
+                <w:b w:val="false"/>
+                <w:bCs w:val="false"/>
+                <w:sz w:val="18"/>
+                <w:szCs w:val="18"/>
+              </w:rPr>
+              <w:t xml:space="preserve"> (schema version 2).</w:t>
+            </w:r>
+          </w:p>
+          <w:p>
+            <w:pPr>
+              <w:spacing w:after="30" w:line="252"/>
+            </w:pPr>
+            <w:r>
+              <w:rPr>
+                <w:rFonts w:ascii="Arial" w:cs="Arial" w:eastAsia="Arial" w:hAnsi="Arial"/>
+                <w:b/>
+                <w:bCs/>
+                <w:sz w:val="18"/>
+                <w:szCs w:val="18"/>
+              </w:rPr>
               <w:t xml:space="preserve">Planned.</w:t>
             </w:r>
             <w:r>
@@ -1350,28 +1412,7 @@
                 <w:sz w:val="18"/>
                 <w:szCs w:val="18"/>
               </w:rPr>
-              <w:t xml:space="preserve"> and </w:t>
-            </w:r>
-            <w:r>
-              <w:rPr>
-                <w:rFonts w:ascii="Consolas" w:cs="Consolas" w:eastAsia="Consolas" w:hAnsi="Consolas"/>
-                <w:b w:val="false"/>
-                <w:bCs w:val="false"/>
-                <w:color w:val="0D47A1"/>
-                <w:sz w:val="17"/>
-                <w:szCs w:val="17"/>
-              </w:rPr>
-              <w:t xml:space="preserve">level_progress</w:t>
-            </w:r>
-            <w:r>
-              <w:rPr>
-                <w:rFonts w:ascii="Arial" w:cs="Arial" w:eastAsia="Arial" w:hAnsi="Arial"/>
-                <w:b w:val="false"/>
-                <w:bCs w:val="false"/>
-                <w:sz w:val="18"/>
-                <w:szCs w:val="18"/>
-              </w:rPr>
-              <w:t xml:space="preserve"> tables in the same file. There is no server; the database is a single file on the phone.</w:t>
+              <w:t xml:space="preserve"> table in the same file. There is no server; the database is a single file on the phone.</w:t>
             </w:r>
           </w:p>
         </w:tc>
@@ -1980,28 +2021,48 @@
                 <w:sz w:val="18"/>
                 <w:szCs w:val="18"/>
               </w:rPr>
-              <w:t xml:space="preserve"> </w:t>
-            </w:r>
-            <w:r>
-              <w:rPr>
-                <w:rFonts w:ascii="Consolas" w:cs="Consolas" w:eastAsia="Consolas" w:hAnsi="Consolas"/>
-                <w:b w:val="false"/>
-                <w:bCs w:val="false"/>
-                <w:color w:val="0D47A1"/>
-                <w:sz w:val="17"/>
-                <w:szCs w:val="17"/>
-              </w:rPr>
-              <w:t xml:space="preserve">UIManager.cs</w:t>
-            </w:r>
-            <w:r>
-              <w:rPr>
-                <w:rFonts w:ascii="Arial" w:cs="Arial" w:eastAsia="Arial" w:hAnsi="Arial"/>
-                <w:b w:val="false"/>
-                <w:bCs w:val="false"/>
-                <w:sz w:val="18"/>
-                <w:szCs w:val="18"/>
-              </w:rPr>
-              <w:t xml:space="preserve"> shows a login panel with a username field (2–20 characters) before the level starts. The name is saved with each result, so several testers can share one phone. During the study, testers enter the code the researcher gives them as their username.</w:t>
+              <w:t xml:space="preserve"> The Main Menu has a </w:t>
+            </w:r>
+            <w:r>
+              <w:rPr>
+                <w:rFonts w:ascii="Arial" w:cs="Arial" w:eastAsia="Arial" w:hAnsi="Arial"/>
+                <w:b/>
+                <w:bCs/>
+                <w:sz w:val="18"/>
+                <w:szCs w:val="18"/>
+              </w:rPr>
+              <w:t xml:space="preserve">Player profile</w:t>
+            </w:r>
+            <w:r>
+              <w:rPr>
+                <w:rFonts w:ascii="Arial" w:cs="Arial" w:eastAsia="Arial" w:hAnsi="Arial"/>
+                <w:b w:val="false"/>
+                <w:bCs w:val="false"/>
+                <w:sz w:val="18"/>
+                <w:szCs w:val="18"/>
+              </w:rPr>
+              <w:t xml:space="preserve"> form (</w:t>
+            </w:r>
+            <w:r>
+              <w:rPr>
+                <w:rFonts w:ascii="Consolas" w:cs="Consolas" w:eastAsia="Consolas" w:hAnsi="Consolas"/>
+                <w:b w:val="false"/>
+                <w:bCs w:val="false"/>
+                <w:color w:val="0D47A1"/>
+                <w:sz w:val="17"/>
+                <w:szCs w:val="17"/>
+              </w:rPr>
+              <w:t xml:space="preserve">MainMenuController.cs</w:t>
+            </w:r>
+            <w:r>
+              <w:rPr>
+                <w:rFonts w:ascii="Arial" w:cs="Arial" w:eastAsia="Arial" w:hAnsi="Arial"/>
+                <w:b w:val="false"/>
+                <w:bCs w:val="false"/>
+                <w:sz w:val="18"/>
+                <w:szCs w:val="18"/>
+              </w:rPr>
+              <w:t xml:space="preserve">): a player name (2–20 characters) and an optional tester code. The name is saved with each result, progress row and saved game, so several testers can share one phone; typing another name switches player. During the study, testers enter the code the researcher gives them.</w:t>
             </w:r>
           </w:p>
         </w:tc>
@@ -2320,7 +2381,112 @@
                 <w:sz w:val="18"/>
                 <w:szCs w:val="18"/>
               </w:rPr>
-              <w:t xml:space="preserve"> </w:t>
+              <w:t xml:space="preserve"> Main Menu scene: </w:t>
+            </w:r>
+            <w:r>
+              <w:rPr>
+                <w:rFonts w:ascii="Consolas" w:cs="Consolas" w:eastAsia="Consolas" w:hAnsi="Consolas"/>
+                <w:b w:val="false"/>
+                <w:bCs w:val="false"/>
+                <w:color w:val="0D47A1"/>
+                <w:sz w:val="17"/>
+                <w:szCs w:val="17"/>
+              </w:rPr>
+              <w:t xml:space="preserve">MainMenuController.cs</w:t>
+            </w:r>
+            <w:r>
+              <w:rPr>
+                <w:rFonts w:ascii="Arial" w:cs="Arial" w:eastAsia="Arial" w:hAnsi="Arial"/>
+                <w:b w:val="false"/>
+                <w:bCs w:val="false"/>
+                <w:sz w:val="18"/>
+                <w:szCs w:val="18"/>
+              </w:rPr>
+              <w:t xml:space="preserve"> (title, player profile, Continue, Start, Quit, Credits and confirmation dialogs), </w:t>
+            </w:r>
+            <w:r>
+              <w:rPr>
+                <w:rFonts w:ascii="Consolas" w:cs="Consolas" w:eastAsia="Consolas" w:hAnsi="Consolas"/>
+                <w:b w:val="false"/>
+                <w:bCs w:val="false"/>
+                <w:color w:val="0D47A1"/>
+                <w:sz w:val="17"/>
+                <w:szCs w:val="17"/>
+              </w:rPr>
+              <w:t xml:space="preserve">SettingsPanel.cs</w:t>
+            </w:r>
+            <w:r>
+              <w:rPr>
+                <w:rFonts w:ascii="Arial" w:cs="Arial" w:eastAsia="Arial" w:hAnsi="Arial"/>
+                <w:b w:val="false"/>
+                <w:bCs w:val="false"/>
+                <w:sz w:val="18"/>
+                <w:szCs w:val="18"/>
+              </w:rPr>
+              <w:t xml:space="preserve">, </w:t>
+            </w:r>
+            <w:r>
+              <w:rPr>
+                <w:rFonts w:ascii="Consolas" w:cs="Consolas" w:eastAsia="Consolas" w:hAnsi="Consolas"/>
+                <w:b w:val="false"/>
+                <w:bCs w:val="false"/>
+                <w:color w:val="0D47A1"/>
+                <w:sz w:val="17"/>
+                <w:szCs w:val="17"/>
+              </w:rPr>
+              <w:t xml:space="preserve">StageSelectPanel.cs</w:t>
+            </w:r>
+            <w:r>
+              <w:rPr>
+                <w:rFonts w:ascii="Arial" w:cs="Arial" w:eastAsia="Arial" w:hAnsi="Arial"/>
+                <w:b w:val="false"/>
+                <w:bCs w:val="false"/>
+                <w:sz w:val="18"/>
+                <w:szCs w:val="18"/>
+              </w:rPr>
+              <w:t xml:space="preserve"> and </w:t>
+            </w:r>
+            <w:r>
+              <w:rPr>
+                <w:rFonts w:ascii="Consolas" w:cs="Consolas" w:eastAsia="Consolas" w:hAnsi="Consolas"/>
+                <w:b w:val="false"/>
+                <w:bCs w:val="false"/>
+                <w:color w:val="0D47A1"/>
+                <w:sz w:val="17"/>
+                <w:szCs w:val="17"/>
+              </w:rPr>
+              <w:t xml:space="preserve">LevelSelectPanel.cs</w:t>
+            </w:r>
+            <w:r>
+              <w:rPr>
+                <w:rFonts w:ascii="Arial" w:cs="Arial" w:eastAsia="Arial" w:hAnsi="Arial"/>
+                <w:b w:val="false"/>
+                <w:bCs w:val="false"/>
+                <w:sz w:val="18"/>
+                <w:szCs w:val="18"/>
+              </w:rPr>
+              <w:t xml:space="preserve"> with </w:t>
+            </w:r>
+            <w:r>
+              <w:rPr>
+                <w:rFonts w:ascii="Consolas" w:cs="Consolas" w:eastAsia="Consolas" w:hAnsi="Consolas"/>
+                <w:b w:val="false"/>
+                <w:bCs w:val="false"/>
+                <w:color w:val="0D47A1"/>
+                <w:sz w:val="17"/>
+                <w:szCs w:val="17"/>
+              </w:rPr>
+              <w:t xml:space="preserve">LevelNode.cs</w:t>
+            </w:r>
+            <w:r>
+              <w:rPr>
+                <w:rFonts w:ascii="Arial" w:cs="Arial" w:eastAsia="Arial" w:hAnsi="Arial"/>
+                <w:b w:val="false"/>
+                <w:bCs w:val="false"/>
+                <w:sz w:val="18"/>
+                <w:szCs w:val="18"/>
+              </w:rPr>
+              <w:t xml:space="preserve">. Battle scene: </w:t>
             </w:r>
             <w:r>
               <w:rPr>
@@ -2341,7 +2507,7 @@
                 <w:sz w:val="18"/>
                 <w:szCs w:val="18"/>
               </w:rPr>
-              <w:t xml:space="preserve"> owns the Login, Gameplay HUD, End and Results screens. </w:t>
+              <w:t xml:space="preserve"> (HUD, boss panel, Pause, End), </w:t>
             </w:r>
             <w:r>
               <w:rPr>
@@ -2362,7 +2528,7 @@
                 <w:sz w:val="18"/>
                 <w:szCs w:val="18"/>
               </w:rPr>
-              <w:t xml:space="preserve"> draws each unit card and </w:t>
+              <w:t xml:space="preserve"> and </w:t>
             </w:r>
             <w:r>
               <w:rPr>
@@ -2383,7 +2549,28 @@
                 <w:sz w:val="18"/>
                 <w:szCs w:val="18"/>
               </w:rPr>
-              <w:t xml:space="preserve"> lists saved records.</w:t>
+              <w:t xml:space="preserve">. </w:t>
+            </w:r>
+            <w:r>
+              <w:rPr>
+                <w:rFonts w:ascii="Consolas" w:cs="Consolas" w:eastAsia="Consolas" w:hAnsi="Consolas"/>
+                <w:b w:val="false"/>
+                <w:bCs w:val="false"/>
+                <w:color w:val="0D47A1"/>
+                <w:sz w:val="17"/>
+                <w:szCs w:val="17"/>
+              </w:rPr>
+              <w:t xml:space="preserve">TextScaler.cs</w:t>
+            </w:r>
+            <w:r>
+              <w:rPr>
+                <w:rFonts w:ascii="Arial" w:cs="Arial" w:eastAsia="Arial" w:hAnsi="Arial"/>
+                <w:b w:val="false"/>
+                <w:bCs w:val="false"/>
+                <w:sz w:val="18"/>
+                <w:szCs w:val="18"/>
+              </w:rPr>
+              <w:t xml:space="preserve"> applies the Large text setting.</w:t>
             </w:r>
           </w:p>
           <w:p>
@@ -2408,7 +2595,7 @@
                 <w:sz w:val="18"/>
                 <w:szCs w:val="18"/>
               </w:rPr>
-              <w:t xml:space="preserve"> The remaining screens, and </w:t>
+              <w:t xml:space="preserve"> The Pre-Quiz, Post-Quiz, Pop-Up and Climate Codex screens, and </w:t>
             </w:r>
             <w:r>
               <w:rPr>
@@ -2708,7 +2895,49 @@
                 <w:sz w:val="18"/>
                 <w:szCs w:val="18"/>
               </w:rPr>
-              <w:t xml:space="preserve">: an editor-only tool that imports the art and builds the level; it is not part of the APK</w:t>
+              <w:t xml:space="preserve">, </w:t>
+            </w:r>
+            <w:r>
+              <w:rPr>
+                <w:rFonts w:ascii="Consolas" w:cs="Consolas" w:eastAsia="Consolas" w:hAnsi="Consolas"/>
+                <w:b w:val="false"/>
+                <w:bCs w:val="false"/>
+                <w:color w:val="0D47A1"/>
+                <w:sz w:val="17"/>
+                <w:szCs w:val="17"/>
+              </w:rPr>
+              <w:t xml:space="preserve">MenuSceneBuilder.cs</w:t>
+            </w:r>
+            <w:r>
+              <w:rPr>
+                <w:rFonts w:ascii="Arial" w:cs="Arial" w:eastAsia="Arial" w:hAnsi="Arial"/>
+                <w:b w:val="false"/>
+                <w:bCs w:val="false"/>
+                <w:sz w:val="18"/>
+                <w:szCs w:val="18"/>
+              </w:rPr>
+              <w:t xml:space="preserve"> and </w:t>
+            </w:r>
+            <w:r>
+              <w:rPr>
+                <w:rFonts w:ascii="Consolas" w:cs="Consolas" w:eastAsia="Consolas" w:hAnsi="Consolas"/>
+                <w:b w:val="false"/>
+                <w:bCs w:val="false"/>
+                <w:color w:val="0D47A1"/>
+                <w:sz w:val="17"/>
+                <w:szCs w:val="17"/>
+              </w:rPr>
+              <w:t xml:space="preserve">UiKit.cs</w:t>
+            </w:r>
+            <w:r>
+              <w:rPr>
+                <w:rFonts w:ascii="Arial" w:cs="Arial" w:eastAsia="Arial" w:hAnsi="Arial"/>
+                <w:b w:val="false"/>
+                <w:bCs w:val="false"/>
+                <w:sz w:val="18"/>
+                <w:szCs w:val="18"/>
+              </w:rPr>
+              <w:t xml:space="preserve">: editor-only tools that import the art and build the data and both scenes; they are not part of the APK</w:t>
             </w:r>
           </w:p>
         </w:tc>
@@ -2883,6 +3112,877 @@
                 <w:sz w:val="18"/>
                 <w:szCs w:val="18"/>
               </w:rPr>
+              <w:t xml:space="preserve">14</w:t>
+            </w:r>
+          </w:p>
+        </w:tc>
+        <w:tc>
+          <w:tcPr>
+            <w:tcW w:type="dxa" w:w="3700"/>
+            <w:tcBorders>
+              <w:top w:val="single" w:color="B0BEC5" w:sz="4"/>
+              <w:left w:val="single" w:color="B0BEC5" w:sz="4"/>
+              <w:bottom w:val="single" w:color="B0BEC5" w:sz="4"/>
+              <w:right w:val="single" w:color="B0BEC5" w:sz="4"/>
+            </w:tcBorders>
+            <w:tcMar>
+              <w:top w:type="dxa" w:w="60"/>
+              <w:left w:type="dxa" w:w="100"/>
+              <w:bottom w:type="dxa" w:w="60"/>
+              <w:right w:type="dxa" w:w="100"/>
+            </w:tcMar>
+            <w:vAlign w:val="top"/>
+          </w:tcPr>
+          <w:p>
+            <w:pPr>
+              <w:spacing w:after="30" w:line="252"/>
+            </w:pPr>
+            <w:r>
+              <w:rPr>
+                <w:rFonts w:ascii="Arial" w:cs="Arial" w:eastAsia="Arial" w:hAnsi="Arial"/>
+                <w:b w:val="false"/>
+                <w:bCs w:val="false"/>
+                <w:sz w:val="18"/>
+                <w:szCs w:val="18"/>
+              </w:rPr>
+              <w:t xml:space="preserve">The overview gave Levels 5 and 10 ten waves each, which made the two key levels long and flat rather than climactic.</w:t>
+            </w:r>
+          </w:p>
+        </w:tc>
+        <w:tc>
+          <w:tcPr>
+            <w:tcW w:type="dxa" w:w="5880"/>
+            <w:tcBorders>
+              <w:top w:val="single" w:color="B0BEC5" w:sz="4"/>
+              <w:left w:val="single" w:color="B0BEC5" w:sz="4"/>
+              <w:bottom w:val="single" w:color="B0BEC5" w:sz="4"/>
+              <w:right w:val="single" w:color="B0BEC5" w:sz="4"/>
+            </w:tcBorders>
+            <w:tcMar>
+              <w:top w:type="dxa" w:w="60"/>
+              <w:left w:type="dxa" w:w="100"/>
+              <w:bottom w:type="dxa" w:w="60"/>
+              <w:right w:type="dxa" w:w="100"/>
+            </w:tcMar>
+            <w:vAlign w:val="top"/>
+          </w:tcPr>
+          <w:p>
+            <w:pPr>
+              <w:spacing w:after="30" w:line="252"/>
+            </w:pPr>
+            <w:r>
+              <w:rPr>
+                <w:rFonts w:ascii="Arial" w:cs="Arial" w:eastAsia="Arial" w:hAnsi="Arial"/>
+                <w:b/>
+                <w:bCs/>
+                <w:sz w:val="18"/>
+                <w:szCs w:val="18"/>
+              </w:rPr>
+              <w:t xml:space="preserve">Built.</w:t>
+            </w:r>
+            <w:r>
+              <w:rPr>
+                <w:rFonts w:ascii="Arial" w:cs="Arial" w:eastAsia="Arial" w:hAnsi="Arial"/>
+                <w:b w:val="false"/>
+                <w:bCs w:val="false"/>
+                <w:sz w:val="18"/>
+                <w:szCs w:val="18"/>
+              </w:rPr>
+              <w:t xml:space="preserve"> Confirmed level structure for every stage (all 10 Baguio levels are built):</w:t>
+            </w:r>
+          </w:p>
+          <w:p>
+            <w:pPr>
+              <w:spacing w:after="30" w:line="252"/>
+            </w:pPr>
+            <w:r>
+              <w:rPr>
+                <w:rFonts w:ascii="Arial" w:cs="Arial" w:eastAsia="Arial" w:hAnsi="Arial"/>
+                <w:b w:val="false"/>
+                <w:bCs w:val="false"/>
+                <w:sz w:val="18"/>
+                <w:szCs w:val="18"/>
+              </w:rPr>
+              <w:t xml:space="preserve">• Levels 1–4, 6 and 7: 3 waves</w:t>
+            </w:r>
+          </w:p>
+          <w:p>
+            <w:pPr>
+              <w:spacing w:after="30" w:line="252"/>
+            </w:pPr>
+            <w:r>
+              <w:rPr>
+                <w:rFonts w:ascii="Arial" w:cs="Arial" w:eastAsia="Arial" w:hAnsi="Arial"/>
+                <w:b w:val="false"/>
+                <w:bCs w:val="false"/>
+                <w:sz w:val="18"/>
+                <w:szCs w:val="18"/>
+              </w:rPr>
+              <w:t xml:space="preserve">• Level 5: 4 waves with elite variants (+50% HP, +1 damage), the difficulty spike</w:t>
+            </w:r>
+          </w:p>
+          <w:p>
+            <w:pPr>
+              <w:spacing w:after="30" w:line="252"/>
+            </w:pPr>
+            <w:r>
+              <w:rPr>
+                <w:rFonts w:ascii="Arial" w:cs="Arial" w:eastAsia="Arial" w:hAnsi="Arial"/>
+                <w:b w:val="false"/>
+                <w:bCs w:val="false"/>
+                <w:sz w:val="18"/>
+                <w:szCs w:val="18"/>
+              </w:rPr>
+              <w:t xml:space="preserve">• Levels 8 and 9: 4 waves</w:t>
+            </w:r>
+          </w:p>
+          <w:p>
+            <w:pPr>
+              <w:spacing w:after="30" w:line="252"/>
+            </w:pPr>
+            <w:r>
+              <w:rPr>
+                <w:rFonts w:ascii="Arial" w:cs="Arial" w:eastAsia="Arial" w:hAnsi="Arial"/>
+                <w:b w:val="false"/>
+                <w:bCs w:val="false"/>
+                <w:sz w:val="18"/>
+                <w:szCs w:val="18"/>
+              </w:rPr>
+              <w:t xml:space="preserve">• Level 10: 5 waves; Wave 5 is the stage boss alone, filling all 6 enemy slots</w:t>
+            </w:r>
+          </w:p>
+          <w:p>
+            <w:pPr>
+              <w:spacing w:after="30" w:line="252"/>
+            </w:pPr>
+            <w:r>
+              <w:rPr>
+                <w:rFonts w:ascii="Arial" w:cs="Arial" w:eastAsia="Arial" w:hAnsi="Arial"/>
+                <w:b w:val="false"/>
+                <w:bCs w:val="false"/>
+                <w:sz w:val="18"/>
+                <w:szCs w:val="18"/>
+              </w:rPr>
+              <w:t xml:space="preserve">The boss has a Cleave (its target lane and both neighbours), a telegraphed area Slam on all 6 lanes, and enrages at 40% HP. Each stage has its own boss; </w:t>
+            </w:r>
+            <w:r>
+              <w:rPr>
+                <w:rFonts w:ascii="Consolas" w:cs="Consolas" w:eastAsia="Consolas" w:hAnsi="Consolas"/>
+                <w:b w:val="false"/>
+                <w:bCs w:val="false"/>
+                <w:color w:val="0D47A1"/>
+                <w:sz w:val="17"/>
+                <w:szCs w:val="17"/>
+              </w:rPr>
+              <w:t xml:space="preserve">BossUnit.cs</w:t>
+            </w:r>
+            <w:r>
+              <w:rPr>
+                <w:rFonts w:ascii="Arial" w:cs="Arial" w:eastAsia="Arial" w:hAnsi="Arial"/>
+                <w:b w:val="false"/>
+                <w:bCs w:val="false"/>
+                <w:sz w:val="18"/>
+                <w:szCs w:val="18"/>
+              </w:rPr>
+              <w:t xml:space="preserve"> runs it and </w:t>
+            </w:r>
+            <w:r>
+              <w:rPr>
+                <w:rFonts w:ascii="Consolas" w:cs="Consolas" w:eastAsia="Consolas" w:hAnsi="Consolas"/>
+                <w:b w:val="false"/>
+                <w:bCs w:val="false"/>
+                <w:color w:val="0D47A1"/>
+                <w:sz w:val="17"/>
+                <w:szCs w:val="17"/>
+              </w:rPr>
+              <w:t xml:space="preserve">BossData</w:t>
+            </w:r>
+            <w:r>
+              <w:rPr>
+                <w:rFonts w:ascii="Arial" w:cs="Arial" w:eastAsia="Arial" w:hAnsi="Arial"/>
+                <w:b w:val="false"/>
+                <w:bCs w:val="false"/>
+                <w:sz w:val="18"/>
+                <w:szCs w:val="18"/>
+              </w:rPr>
+              <w:t xml:space="preserve"> holds its numbers. Stage 1's boss is the Clearcut Behemoth.</w:t>
+            </w:r>
+          </w:p>
+        </w:tc>
+      </w:tr>
+      <w:tr>
+        <w:trPr>
+          <w:cantSplit/>
+        </w:trPr>
+        <w:tc>
+          <w:tcPr>
+            <w:tcW w:type="dxa" w:w="500"/>
+            <w:tcBorders>
+              <w:top w:val="single" w:color="B0BEC5" w:sz="4"/>
+              <w:left w:val="single" w:color="B0BEC5" w:sz="4"/>
+              <w:bottom w:val="single" w:color="B0BEC5" w:sz="4"/>
+              <w:right w:val="single" w:color="B0BEC5" w:sz="4"/>
+            </w:tcBorders>
+            <w:shd w:fill="F5F8FC" w:color="auto" w:val="clear"/>
+            <w:tcMar>
+              <w:top w:type="dxa" w:w="60"/>
+              <w:left w:type="dxa" w:w="100"/>
+              <w:bottom w:type="dxa" w:w="60"/>
+              <w:right w:type="dxa" w:w="100"/>
+            </w:tcMar>
+            <w:vAlign w:val="top"/>
+          </w:tcPr>
+          <w:p>
+            <w:pPr>
+              <w:spacing w:after="30" w:line="252"/>
+            </w:pPr>
+            <w:r>
+              <w:rPr>
+                <w:rFonts w:ascii="Arial" w:cs="Arial" w:eastAsia="Arial" w:hAnsi="Arial"/>
+                <w:b w:val="false"/>
+                <w:bCs w:val="false"/>
+                <w:sz w:val="18"/>
+                <w:szCs w:val="18"/>
+              </w:rPr>
+              <w:t xml:space="preserve">15</w:t>
+            </w:r>
+          </w:p>
+        </w:tc>
+        <w:tc>
+          <w:tcPr>
+            <w:tcW w:type="dxa" w:w="3700"/>
+            <w:tcBorders>
+              <w:top w:val="single" w:color="B0BEC5" w:sz="4"/>
+              <w:left w:val="single" w:color="B0BEC5" w:sz="4"/>
+              <w:bottom w:val="single" w:color="B0BEC5" w:sz="4"/>
+              <w:right w:val="single" w:color="B0BEC5" w:sz="4"/>
+            </w:tcBorders>
+            <w:shd w:fill="F5F8FC" w:color="auto" w:val="clear"/>
+            <w:tcMar>
+              <w:top w:type="dxa" w:w="60"/>
+              <w:left w:type="dxa" w:w="100"/>
+              <w:bottom w:type="dxa" w:w="60"/>
+              <w:right w:type="dxa" w:w="100"/>
+            </w:tcMar>
+            <w:vAlign w:val="top"/>
+          </w:tcPr>
+          <w:p>
+            <w:pPr>
+              <w:spacing w:after="30" w:line="252"/>
+            </w:pPr>
+            <w:r>
+              <w:rPr>
+                <w:rFonts w:ascii="Arial" w:cs="Arial" w:eastAsia="Arial" w:hAnsi="Arial"/>
+                <w:b w:val="false"/>
+                <w:bCs w:val="false"/>
+                <w:sz w:val="18"/>
+                <w:szCs w:val="18"/>
+              </w:rPr>
+              <w:t xml:space="preserve">Two rules in the built game could trap the player. Oxygen could fall to 1, below the cheapest unit's cost of 2. Each ally in an empty lane cooled the planet, so two such allies cancelled an undefended enemy and a wave could never end.</w:t>
+            </w:r>
+          </w:p>
+        </w:tc>
+        <w:tc>
+          <w:tcPr>
+            <w:tcW w:type="dxa" w:w="5880"/>
+            <w:tcBorders>
+              <w:top w:val="single" w:color="B0BEC5" w:sz="4"/>
+              <w:left w:val="single" w:color="B0BEC5" w:sz="4"/>
+              <w:bottom w:val="single" w:color="B0BEC5" w:sz="4"/>
+              <w:right w:val="single" w:color="B0BEC5" w:sz="4"/>
+            </w:tcBorders>
+            <w:shd w:fill="F5F8FC" w:color="auto" w:val="clear"/>
+            <w:tcMar>
+              <w:top w:type="dxa" w:w="60"/>
+              <w:left w:type="dxa" w:w="100"/>
+              <w:bottom w:type="dxa" w:w="60"/>
+              <w:right w:type="dxa" w:w="100"/>
+            </w:tcMar>
+            <w:vAlign w:val="top"/>
+          </w:tcPr>
+          <w:p>
+            <w:pPr>
+              <w:spacing w:after="30" w:line="252"/>
+            </w:pPr>
+            <w:r>
+              <w:rPr>
+                <w:rFonts w:ascii="Arial" w:cs="Arial" w:eastAsia="Arial" w:hAnsi="Arial"/>
+                <w:b/>
+                <w:bCs/>
+                <w:sz w:val="18"/>
+                <w:szCs w:val="18"/>
+              </w:rPr>
+              <w:t xml:space="preserve">Built.</w:t>
+            </w:r>
+            <w:r>
+              <w:rPr>
+                <w:rFonts w:ascii="Arial" w:cs="Arial" w:eastAsia="Arial" w:hAnsi="Arial"/>
+                <w:b w:val="false"/>
+                <w:bCs w:val="false"/>
+                <w:sz w:val="18"/>
+                <w:szCs w:val="18"/>
+              </w:rPr>
+              <w:t xml:space="preserve"> Oxygen per turn never drops below 2 (</w:t>
+            </w:r>
+            <w:r>
+              <w:rPr>
+                <w:rFonts w:ascii="Consolas" w:cs="Consolas" w:eastAsia="Consolas" w:hAnsi="Consolas"/>
+                <w:b w:val="false"/>
+                <w:bCs w:val="false"/>
+                <w:color w:val="0D47A1"/>
+                <w:sz w:val="17"/>
+                <w:szCs w:val="17"/>
+              </w:rPr>
+              <w:t xml:space="preserve">OxygenPointSystem._minimumPerTurn</w:t>
+            </w:r>
+            <w:r>
+              <w:rPr>
+                <w:rFonts w:ascii="Arial" w:cs="Arial" w:eastAsia="Arial" w:hAnsi="Arial"/>
+                <w:b w:val="false"/>
+                <w:bCs w:val="false"/>
+                <w:sz w:val="18"/>
+                <w:szCs w:val="18"/>
+              </w:rPr>
+              <w:t xml:space="preserve">). Cooling counts at most once per ally phase, −0.05 °C in total (</w:t>
+            </w:r>
+            <w:r>
+              <w:rPr>
+                <w:rFonts w:ascii="Consolas" w:cs="Consolas" w:eastAsia="Consolas" w:hAnsi="Consolas"/>
+                <w:b w:val="false"/>
+                <w:bCs w:val="false"/>
+                <w:color w:val="0D47A1"/>
+                <w:sz w:val="17"/>
+                <w:szCs w:val="17"/>
+              </w:rPr>
+              <w:t xml:space="preserve">LaneController.BeginAllyPhase()</w:t>
+            </w:r>
+            <w:r>
+              <w:rPr>
+                <w:rFonts w:ascii="Arial" w:cs="Arial" w:eastAsia="Arial" w:hAnsi="Arial"/>
+                <w:b w:val="false"/>
+                <w:bCs w:val="false"/>
+                <w:sz w:val="18"/>
+                <w:szCs w:val="18"/>
+              </w:rPr>
+              <w:t xml:space="preserve">). A wave can skip the long-wave penalty (</w:t>
+            </w:r>
+            <w:r>
+              <w:rPr>
+                <w:rFonts w:ascii="Consolas" w:cs="Consolas" w:eastAsia="Consolas" w:hAnsi="Consolas"/>
+                <w:b w:val="false"/>
+                <w:bCs w:val="false"/>
+                <w:color w:val="0D47A1"/>
+                <w:sz w:val="17"/>
+                <w:szCs w:val="17"/>
+              </w:rPr>
+              <w:t xml:space="preserve">WaveData.ignorePenalty</w:t>
+            </w:r>
+            <w:r>
+              <w:rPr>
+                <w:rFonts w:ascii="Arial" w:cs="Arial" w:eastAsia="Arial" w:hAnsi="Arial"/>
+                <w:b w:val="false"/>
+                <w:bCs w:val="false"/>
+                <w:sz w:val="18"/>
+                <w:szCs w:val="18"/>
+              </w:rPr>
+              <w:t xml:space="preserve">), used for boss waves.</w:t>
+            </w:r>
+          </w:p>
+        </w:tc>
+      </w:tr>
+      <w:tr>
+        <w:trPr>
+          <w:cantSplit/>
+        </w:trPr>
+        <w:tc>
+          <w:tcPr>
+            <w:tcW w:type="dxa" w:w="500"/>
+            <w:tcBorders>
+              <w:top w:val="single" w:color="B0BEC5" w:sz="4"/>
+              <w:left w:val="single" w:color="B0BEC5" w:sz="4"/>
+              <w:bottom w:val="single" w:color="B0BEC5" w:sz="4"/>
+              <w:right w:val="single" w:color="B0BEC5" w:sz="4"/>
+            </w:tcBorders>
+            <w:tcMar>
+              <w:top w:type="dxa" w:w="60"/>
+              <w:left w:type="dxa" w:w="100"/>
+              <w:bottom w:type="dxa" w:w="60"/>
+              <w:right w:type="dxa" w:w="100"/>
+            </w:tcMar>
+            <w:vAlign w:val="top"/>
+          </w:tcPr>
+          <w:p>
+            <w:pPr>
+              <w:spacing w:after="30" w:line="252"/>
+            </w:pPr>
+            <w:r>
+              <w:rPr>
+                <w:rFonts w:ascii="Arial" w:cs="Arial" w:eastAsia="Arial" w:hAnsi="Arial"/>
+                <w:b w:val="false"/>
+                <w:bCs w:val="false"/>
+                <w:sz w:val="18"/>
+                <w:szCs w:val="18"/>
+              </w:rPr>
+              <w:t xml:space="preserve">16</w:t>
+            </w:r>
+          </w:p>
+        </w:tc>
+        <w:tc>
+          <w:tcPr>
+            <w:tcW w:type="dxa" w:w="3700"/>
+            <w:tcBorders>
+              <w:top w:val="single" w:color="B0BEC5" w:sz="4"/>
+              <w:left w:val="single" w:color="B0BEC5" w:sz="4"/>
+              <w:bottom w:val="single" w:color="B0BEC5" w:sz="4"/>
+              <w:right w:val="single" w:color="B0BEC5" w:sz="4"/>
+            </w:tcBorders>
+            <w:tcMar>
+              <w:top w:type="dxa" w:w="60"/>
+              <w:left w:type="dxa" w:w="100"/>
+              <w:bottom w:type="dxa" w:w="60"/>
+              <w:right w:type="dxa" w:w="100"/>
+            </w:tcMar>
+            <w:vAlign w:val="top"/>
+          </w:tcPr>
+          <w:p>
+            <w:pPr>
+              <w:spacing w:after="30" w:line="252"/>
+            </w:pPr>
+            <w:r>
+              <w:rPr>
+                <w:rFonts w:ascii="Arial" w:cs="Arial" w:eastAsia="Arial" w:hAnsi="Arial"/>
+                <w:b w:val="false"/>
+                <w:bCs w:val="false"/>
+                <w:sz w:val="18"/>
+                <w:szCs w:val="18"/>
+              </w:rPr>
+              <w:t xml:space="preserve">The overview did not fix the language of names and on-screen text.</w:t>
+            </w:r>
+          </w:p>
+        </w:tc>
+        <w:tc>
+          <w:tcPr>
+            <w:tcW w:type="dxa" w:w="5880"/>
+            <w:tcBorders>
+              <w:top w:val="single" w:color="B0BEC5" w:sz="4"/>
+              <w:left w:val="single" w:color="B0BEC5" w:sz="4"/>
+              <w:bottom w:val="single" w:color="B0BEC5" w:sz="4"/>
+              <w:right w:val="single" w:color="B0BEC5" w:sz="4"/>
+            </w:tcBorders>
+            <w:tcMar>
+              <w:top w:type="dxa" w:w="60"/>
+              <w:left w:type="dxa" w:w="100"/>
+              <w:bottom w:type="dxa" w:w="60"/>
+              <w:right w:type="dxa" w:w="100"/>
+            </w:tcMar>
+            <w:vAlign w:val="top"/>
+          </w:tcPr>
+          <w:p>
+            <w:pPr>
+              <w:spacing w:after="30" w:line="252"/>
+            </w:pPr>
+            <w:r>
+              <w:rPr>
+                <w:rFonts w:ascii="Arial" w:cs="Arial" w:eastAsia="Arial" w:hAnsi="Arial"/>
+                <w:b w:val="false"/>
+                <w:bCs w:val="false"/>
+                <w:sz w:val="18"/>
+                <w:szCs w:val="18"/>
+              </w:rPr>
+              <w:t xml:space="preserve">All unit names, boss names, UI text and dialogue are in </w:t>
+            </w:r>
+            <w:r>
+              <w:rPr>
+                <w:rFonts w:ascii="Arial" w:cs="Arial" w:eastAsia="Arial" w:hAnsi="Arial"/>
+                <w:b/>
+                <w:bCs/>
+                <w:sz w:val="18"/>
+                <w:szCs w:val="18"/>
+              </w:rPr>
+              <w:t xml:space="preserve">English</w:t>
+            </w:r>
+            <w:r>
+              <w:rPr>
+                <w:rFonts w:ascii="Arial" w:cs="Arial" w:eastAsia="Arial" w:hAnsi="Arial"/>
+                <w:b w:val="false"/>
+                <w:bCs w:val="false"/>
+                <w:sz w:val="18"/>
+                <w:szCs w:val="18"/>
+              </w:rPr>
+              <w:t xml:space="preserve">. The Philippine identity comes from the environments (real places such as Kennon Road and Session Road) and from the UI's visual design (Cordillera woven-band motifs).</w:t>
+            </w:r>
+          </w:p>
+        </w:tc>
+      </w:tr>
+      <w:tr>
+        <w:trPr>
+          <w:cantSplit/>
+        </w:trPr>
+        <w:tc>
+          <w:tcPr>
+            <w:tcW w:type="dxa" w:w="500"/>
+            <w:tcBorders>
+              <w:top w:val="single" w:color="B0BEC5" w:sz="4"/>
+              <w:left w:val="single" w:color="B0BEC5" w:sz="4"/>
+              <w:bottom w:val="single" w:color="B0BEC5" w:sz="4"/>
+              <w:right w:val="single" w:color="B0BEC5" w:sz="4"/>
+            </w:tcBorders>
+            <w:shd w:fill="F5F8FC" w:color="auto" w:val="clear"/>
+            <w:tcMar>
+              <w:top w:type="dxa" w:w="60"/>
+              <w:left w:type="dxa" w:w="100"/>
+              <w:bottom w:type="dxa" w:w="60"/>
+              <w:right w:type="dxa" w:w="100"/>
+            </w:tcMar>
+            <w:vAlign w:val="top"/>
+          </w:tcPr>
+          <w:p>
+            <w:pPr>
+              <w:spacing w:after="30" w:line="252"/>
+            </w:pPr>
+            <w:r>
+              <w:rPr>
+                <w:rFonts w:ascii="Arial" w:cs="Arial" w:eastAsia="Arial" w:hAnsi="Arial"/>
+                <w:b w:val="false"/>
+                <w:bCs w:val="false"/>
+                <w:sz w:val="18"/>
+                <w:szCs w:val="18"/>
+              </w:rPr>
+              <w:t xml:space="preserve">17</w:t>
+            </w:r>
+          </w:p>
+        </w:tc>
+        <w:tc>
+          <w:tcPr>
+            <w:tcW w:type="dxa" w:w="3700"/>
+            <w:tcBorders>
+              <w:top w:val="single" w:color="B0BEC5" w:sz="4"/>
+              <w:left w:val="single" w:color="B0BEC5" w:sz="4"/>
+              <w:bottom w:val="single" w:color="B0BEC5" w:sz="4"/>
+              <w:right w:val="single" w:color="B0BEC5" w:sz="4"/>
+            </w:tcBorders>
+            <w:shd w:fill="F5F8FC" w:color="auto" w:val="clear"/>
+            <w:tcMar>
+              <w:top w:type="dxa" w:w="60"/>
+              <w:left w:type="dxa" w:w="100"/>
+              <w:bottom w:type="dxa" w:w="60"/>
+              <w:right w:type="dxa" w:w="100"/>
+            </w:tcMar>
+            <w:vAlign w:val="top"/>
+          </w:tcPr>
+          <w:p>
+            <w:pPr>
+              <w:spacing w:after="30" w:line="252"/>
+            </w:pPr>
+            <w:r>
+              <w:rPr>
+                <w:rFonts w:ascii="Arial" w:cs="Arial" w:eastAsia="Arial" w:hAnsi="Arial"/>
+                <w:b w:val="false"/>
+                <w:bCs w:val="false"/>
+                <w:sz w:val="18"/>
+                <w:szCs w:val="18"/>
+              </w:rPr>
+              <w:t xml:space="preserve">The overview listed 15 allies, but a deploy bar cannot show them all at once on a phone.</w:t>
+            </w:r>
+          </w:p>
+        </w:tc>
+        <w:tc>
+          <w:tcPr>
+            <w:tcW w:type="dxa" w:w="5880"/>
+            <w:tcBorders>
+              <w:top w:val="single" w:color="B0BEC5" w:sz="4"/>
+              <w:left w:val="single" w:color="B0BEC5" w:sz="4"/>
+              <w:bottom w:val="single" w:color="B0BEC5" w:sz="4"/>
+              <w:right w:val="single" w:color="B0BEC5" w:sz="4"/>
+            </w:tcBorders>
+            <w:shd w:fill="F5F8FC" w:color="auto" w:val="clear"/>
+            <w:tcMar>
+              <w:top w:type="dxa" w:w="60"/>
+              <w:left w:type="dxa" w:w="100"/>
+              <w:bottom w:type="dxa" w:w="60"/>
+              <w:right w:type="dxa" w:w="100"/>
+            </w:tcMar>
+            <w:vAlign w:val="top"/>
+          </w:tcPr>
+          <w:p>
+            <w:pPr>
+              <w:spacing w:after="30" w:line="252"/>
+            </w:pPr>
+            <w:r>
+              <w:rPr>
+                <w:rFonts w:ascii="Arial" w:cs="Arial" w:eastAsia="Arial" w:hAnsi="Arial"/>
+                <w:b/>
+                <w:bCs/>
+                <w:sz w:val="18"/>
+                <w:szCs w:val="18"/>
+              </w:rPr>
+              <w:t xml:space="preserve">Built.</w:t>
+            </w:r>
+            <w:r>
+              <w:rPr>
+                <w:rFonts w:ascii="Arial" w:cs="Arial" w:eastAsia="Arial" w:hAnsi="Arial"/>
+                <w:b w:val="false"/>
+                <w:bCs w:val="false"/>
+                <w:sz w:val="18"/>
+                <w:szCs w:val="18"/>
+              </w:rPr>
+              <w:t xml:space="preserve"> Each level offers </w:t>
+            </w:r>
+            <w:r>
+              <w:rPr>
+                <w:rFonts w:ascii="Arial" w:cs="Arial" w:eastAsia="Arial" w:hAnsi="Arial"/>
+                <w:b/>
+                <w:bCs/>
+                <w:sz w:val="18"/>
+                <w:szCs w:val="18"/>
+              </w:rPr>
+              <w:t xml:space="preserve">at most 5 ally unit types</w:t>
+            </w:r>
+            <w:r>
+              <w:rPr>
+                <w:rFonts w:ascii="Arial" w:cs="Arial" w:eastAsia="Arial" w:hAnsi="Arial"/>
+                <w:b w:val="false"/>
+                <w:bCs w:val="false"/>
+                <w:sz w:val="18"/>
+                <w:szCs w:val="18"/>
+              </w:rPr>
+              <w:t xml:space="preserve"> in the deploy bar (</w:t>
+            </w:r>
+            <w:r>
+              <w:rPr>
+                <w:rFonts w:ascii="Consolas" w:cs="Consolas" w:eastAsia="Consolas" w:hAnsi="Consolas"/>
+                <w:b w:val="false"/>
+                <w:bCs w:val="false"/>
+                <w:color w:val="0D47A1"/>
+                <w:sz w:val="17"/>
+                <w:szCs w:val="17"/>
+              </w:rPr>
+              <w:t xml:space="preserve">LevelData.allyRoster</w:t>
+            </w:r>
+            <w:r>
+              <w:rPr>
+                <w:rFonts w:ascii="Arial" w:cs="Arial" w:eastAsia="Arial" w:hAnsi="Arial"/>
+                <w:b w:val="false"/>
+                <w:bCs w:val="false"/>
+                <w:sz w:val="18"/>
+                <w:szCs w:val="18"/>
+              </w:rPr>
+              <w:t xml:space="preserve">, checked in the editor). All 6 lanes can still be filled.</w:t>
+            </w:r>
+          </w:p>
+        </w:tc>
+      </w:tr>
+      <w:tr>
+        <w:trPr>
+          <w:cantSplit/>
+        </w:trPr>
+        <w:tc>
+          <w:tcPr>
+            <w:tcW w:type="dxa" w:w="500"/>
+            <w:tcBorders>
+              <w:top w:val="single" w:color="B0BEC5" w:sz="4"/>
+              <w:left w:val="single" w:color="B0BEC5" w:sz="4"/>
+              <w:bottom w:val="single" w:color="B0BEC5" w:sz="4"/>
+              <w:right w:val="single" w:color="B0BEC5" w:sz="4"/>
+            </w:tcBorders>
+            <w:tcMar>
+              <w:top w:type="dxa" w:w="60"/>
+              <w:left w:type="dxa" w:w="100"/>
+              <w:bottom w:type="dxa" w:w="60"/>
+              <w:right w:type="dxa" w:w="100"/>
+            </w:tcMar>
+            <w:vAlign w:val="top"/>
+          </w:tcPr>
+          <w:p>
+            <w:pPr>
+              <w:spacing w:after="30" w:line="252"/>
+            </w:pPr>
+            <w:r>
+              <w:rPr>
+                <w:rFonts w:ascii="Arial" w:cs="Arial" w:eastAsia="Arial" w:hAnsi="Arial"/>
+                <w:b w:val="false"/>
+                <w:bCs w:val="false"/>
+                <w:sz w:val="18"/>
+                <w:szCs w:val="18"/>
+              </w:rPr>
+              <w:t xml:space="preserve">18</w:t>
+            </w:r>
+          </w:p>
+        </w:tc>
+        <w:tc>
+          <w:tcPr>
+            <w:tcW w:type="dxa" w:w="3700"/>
+            <w:tcBorders>
+              <w:top w:val="single" w:color="B0BEC5" w:sz="4"/>
+              <w:left w:val="single" w:color="B0BEC5" w:sz="4"/>
+              <w:bottom w:val="single" w:color="B0BEC5" w:sz="4"/>
+              <w:right w:val="single" w:color="B0BEC5" w:sz="4"/>
+            </w:tcBorders>
+            <w:tcMar>
+              <w:top w:type="dxa" w:w="60"/>
+              <w:left w:type="dxa" w:w="100"/>
+              <w:bottom w:type="dxa" w:w="60"/>
+              <w:right w:type="dxa" w:w="100"/>
+            </w:tcMar>
+            <w:vAlign w:val="top"/>
+          </w:tcPr>
+          <w:p>
+            <w:pPr>
+              <w:spacing w:after="30" w:line="252"/>
+            </w:pPr>
+            <w:r>
+              <w:rPr>
+                <w:rFonts w:ascii="Arial" w:cs="Arial" w:eastAsia="Arial" w:hAnsi="Arial"/>
+                <w:b w:val="false"/>
+                <w:bCs w:val="false"/>
+                <w:sz w:val="18"/>
+                <w:szCs w:val="18"/>
+              </w:rPr>
+              <w:t xml:space="preserve">The overview asked for a Continue button but did not say what is restored or when the game is saved.</w:t>
+            </w:r>
+          </w:p>
+        </w:tc>
+        <w:tc>
+          <w:tcPr>
+            <w:tcW w:type="dxa" w:w="5880"/>
+            <w:tcBorders>
+              <w:top w:val="single" w:color="B0BEC5" w:sz="4"/>
+              <w:left w:val="single" w:color="B0BEC5" w:sz="4"/>
+              <w:bottom w:val="single" w:color="B0BEC5" w:sz="4"/>
+              <w:right w:val="single" w:color="B0BEC5" w:sz="4"/>
+            </w:tcBorders>
+            <w:tcMar>
+              <w:top w:type="dxa" w:w="60"/>
+              <w:left w:type="dxa" w:w="100"/>
+              <w:bottom w:type="dxa" w:w="60"/>
+              <w:right w:type="dxa" w:w="100"/>
+            </w:tcMar>
+            <w:vAlign w:val="top"/>
+          </w:tcPr>
+          <w:p>
+            <w:pPr>
+              <w:spacing w:after="30" w:line="252"/>
+            </w:pPr>
+            <w:r>
+              <w:rPr>
+                <w:rFonts w:ascii="Arial" w:cs="Arial" w:eastAsia="Arial" w:hAnsi="Arial"/>
+                <w:b/>
+                <w:bCs/>
+                <w:sz w:val="18"/>
+                <w:szCs w:val="18"/>
+              </w:rPr>
+              <w:t xml:space="preserve">Built.</w:t>
+            </w:r>
+            <w:r>
+              <w:rPr>
+                <w:rFonts w:ascii="Arial" w:cs="Arial" w:eastAsia="Arial" w:hAnsi="Arial"/>
+                <w:b w:val="false"/>
+                <w:bCs w:val="false"/>
+                <w:sz w:val="18"/>
+                <w:szCs w:val="18"/>
+              </w:rPr>
+              <w:t xml:space="preserve"> </w:t>
+            </w:r>
+            <w:r>
+              <w:rPr>
+                <w:rFonts w:ascii="Consolas" w:cs="Consolas" w:eastAsia="Consolas" w:hAnsi="Consolas"/>
+                <w:b w:val="false"/>
+                <w:bCs w:val="false"/>
+                <w:color w:val="0D47A1"/>
+                <w:sz w:val="17"/>
+                <w:szCs w:val="17"/>
+              </w:rPr>
+              <w:t xml:space="preserve">GameManager.cs</w:t>
+            </w:r>
+            <w:r>
+              <w:rPr>
+                <w:rFonts w:ascii="Arial" w:cs="Arial" w:eastAsia="Arial" w:hAnsi="Arial"/>
+                <w:b w:val="false"/>
+                <w:bCs w:val="false"/>
+                <w:sz w:val="18"/>
+                <w:szCs w:val="18"/>
+              </w:rPr>
+              <w:t xml:space="preserve"> saves a </w:t>
+            </w:r>
+            <w:r>
+              <w:rPr>
+                <w:rFonts w:ascii="Consolas" w:cs="Consolas" w:eastAsia="Consolas" w:hAnsi="Consolas"/>
+                <w:b w:val="false"/>
+                <w:bCs w:val="false"/>
+                <w:color w:val="0D47A1"/>
+                <w:sz w:val="17"/>
+                <w:szCs w:val="17"/>
+              </w:rPr>
+              <w:t xml:space="preserve">SessionSnapshot</w:t>
+            </w:r>
+            <w:r>
+              <w:rPr>
+                <w:rFonts w:ascii="Arial" w:cs="Arial" w:eastAsia="Arial" w:hAnsi="Arial"/>
+                <w:b w:val="false"/>
+                <w:bCs w:val="false"/>
+                <w:sz w:val="18"/>
+                <w:szCs w:val="18"/>
+              </w:rPr>
+              <w:t xml:space="preserve"> to the </w:t>
+            </w:r>
+            <w:r>
+              <w:rPr>
+                <w:rFonts w:ascii="Consolas" w:cs="Consolas" w:eastAsia="Consolas" w:hAnsi="Consolas"/>
+                <w:b w:val="false"/>
+                <w:bCs w:val="false"/>
+                <w:color w:val="0D47A1"/>
+                <w:sz w:val="17"/>
+                <w:szCs w:val="17"/>
+              </w:rPr>
+              <w:t xml:space="preserve">saved_session</w:t>
+            </w:r>
+            <w:r>
+              <w:rPr>
+                <w:rFonts w:ascii="Arial" w:cs="Arial" w:eastAsia="Arial" w:hAnsi="Arial"/>
+                <w:b w:val="false"/>
+                <w:bCs w:val="false"/>
+                <w:sz w:val="18"/>
+                <w:szCs w:val="18"/>
+              </w:rPr>
+              <w:t xml:space="preserve"> table at the start of every player turn, after every deploy and when the app is paused or closed. Continue rebuilds the same level, wave and turn, Oxygen left, temperature and every unit with its HP. The save is deleted when the level ends; starting another level asks "Replace saved game?" first.</w:t>
+            </w:r>
+          </w:p>
+        </w:tc>
+      </w:tr>
+      <w:tr>
+        <w:trPr>
+          <w:cantSplit/>
+        </w:trPr>
+        <w:tc>
+          <w:tcPr>
+            <w:tcW w:type="dxa" w:w="500"/>
+            <w:tcBorders>
+              <w:top w:val="single" w:color="B0BEC5" w:sz="4"/>
+              <w:left w:val="single" w:color="B0BEC5" w:sz="4"/>
+              <w:bottom w:val="single" w:color="B0BEC5" w:sz="4"/>
+              <w:right w:val="single" w:color="B0BEC5" w:sz="4"/>
+            </w:tcBorders>
+            <w:shd w:fill="F5F8FC" w:color="auto" w:val="clear"/>
+            <w:tcMar>
+              <w:top w:type="dxa" w:w="60"/>
+              <w:left w:type="dxa" w:w="100"/>
+              <w:bottom w:type="dxa" w:w="60"/>
+              <w:right w:type="dxa" w:w="100"/>
+            </w:tcMar>
+            <w:vAlign w:val="top"/>
+          </w:tcPr>
+          <w:p>
+            <w:pPr>
+              <w:spacing w:after="30" w:line="252"/>
+            </w:pPr>
+            <w:r>
+              <w:rPr>
+                <w:rFonts w:ascii="Arial" w:cs="Arial" w:eastAsia="Arial" w:hAnsi="Arial"/>
+                <w:b w:val="false"/>
+                <w:bCs w:val="false"/>
+                <w:sz w:val="18"/>
+                <w:szCs w:val="18"/>
+              </w:rPr>
               <w:t xml:space="preserve">13</w:t>
             </w:r>
           </w:p>
@@ -2896,6 +3996,7 @@
               <w:bottom w:val="single" w:color="B0BEC5" w:sz="4"/>
               <w:right w:val="single" w:color="B0BEC5" w:sz="4"/>
             </w:tcBorders>
+            <w:shd w:fill="F5F8FC" w:color="auto" w:val="clear"/>
             <w:tcMar>
               <w:top w:type="dxa" w:w="60"/>
               <w:left w:type="dxa" w:w="100"/>
@@ -2929,6 +4030,7 @@
               <w:bottom w:val="single" w:color="B0BEC5" w:sz="4"/>
               <w:right w:val="single" w:color="B0BEC5" w:sz="4"/>
             </w:tcBorders>
+            <w:shd w:fill="F5F8FC" w:color="auto" w:val="clear"/>
             <w:tcMar>
               <w:top w:type="dxa" w:w="60"/>
               <w:left w:type="dxa" w:w="100"/>
@@ -3384,7 +4486,7 @@
                 <w:sz w:val="18"/>
                 <w:szCs w:val="18"/>
               </w:rPr>
-              <w:t xml:space="preserve">Player → </w:t>
+              <w:t xml:space="preserve">Player → the Main Menu panels and </w:t>
             </w:r>
             <w:r>
               <w:rPr>
@@ -3459,7 +4561,7 @@
                 <w:sz w:val="18"/>
                 <w:szCs w:val="18"/>
               </w:rPr>
-              <w:t xml:space="preserve">Username; unit-card taps; slot taps; End Turn; Results; Play Again / Menu</w:t>
+              <w:t xml:space="preserve">Player name; Continue / Start; stage and level choice; settings; unit-card and slot taps; End Turn; Pause</w:t>
             </w:r>
           </w:p>
         </w:tc>
@@ -3567,6 +4669,48 @@
                 <w:sz w:val="17"/>
                 <w:szCs w:val="17"/>
               </w:rPr>
+              <w:t xml:space="preserve">MainMenuController.cs</w:t>
+            </w:r>
+            <w:r>
+              <w:rPr>
+                <w:rFonts w:ascii="Arial" w:cs="Arial" w:eastAsia="Arial" w:hAnsi="Arial"/>
+                <w:b w:val="false"/>
+                <w:bCs w:val="false"/>
+                <w:sz w:val="18"/>
+                <w:szCs w:val="18"/>
+              </w:rPr>
+              <w:t xml:space="preserve"> → </w:t>
+            </w:r>
+            <w:r>
+              <w:rPr>
+                <w:rFonts w:ascii="Consolas" w:cs="Consolas" w:eastAsia="Consolas" w:hAnsi="Consolas"/>
+                <w:b w:val="false"/>
+                <w:bCs w:val="false"/>
+                <w:color w:val="0D47A1"/>
+                <w:sz w:val="17"/>
+                <w:szCs w:val="17"/>
+              </w:rPr>
+              <w:t xml:space="preserve">GameSession.cs</w:t>
+            </w:r>
+            <w:r>
+              <w:rPr>
+                <w:rFonts w:ascii="Arial" w:cs="Arial" w:eastAsia="Arial" w:hAnsi="Arial"/>
+                <w:b w:val="false"/>
+                <w:bCs w:val="false"/>
+                <w:sz w:val="18"/>
+                <w:szCs w:val="18"/>
+              </w:rPr>
+              <w:t xml:space="preserve"> → battle scene; </w:t>
+            </w:r>
+            <w:r>
+              <w:rPr>
+                <w:rFonts w:ascii="Consolas" w:cs="Consolas" w:eastAsia="Consolas" w:hAnsi="Consolas"/>
+                <w:b w:val="false"/>
+                <w:bCs w:val="false"/>
+                <w:color w:val="0D47A1"/>
+                <w:sz w:val="17"/>
+                <w:szCs w:val="17"/>
+              </w:rPr>
               <w:t xml:space="preserve">UIManager.cs</w:t>
             </w:r>
             <w:r>
@@ -3598,7 +4742,7 @@
                 <w:sz w:val="18"/>
                 <w:szCs w:val="18"/>
               </w:rPr>
-              <w:t xml:space="preserve"> (start, restart, menu), → </w:t>
+              <w:t xml:space="preserve"> (pause, restart, next level, level select, menu), → </w:t>
             </w:r>
             <w:r>
               <w:rPr>
@@ -3706,7 +4850,7 @@
                 <w:sz w:val="18"/>
                 <w:szCs w:val="18"/>
               </w:rPr>
-              <w:t xml:space="preserve">Player name; selected unit; lane to deploy in</w:t>
+              <w:t xml:space="preserve">Player name, stage, level and saved game to resume; selected unit; lane to deploy in</w:t>
             </w:r>
           </w:p>
         </w:tc>
@@ -4280,7 +5424,7 @@
                 <w:sz w:val="18"/>
                 <w:szCs w:val="18"/>
               </w:rPr>
-              <w:t xml:space="preserve">+0.10 °C when an enemy attacks an undefended lane; −0.05 °C when an ally attacks an empty lane</w:t>
+              <w:t xml:space="preserve">+0.10 °C when an enemy attacks an undefended lane; −0.05 °C when allies attack empty lanes (at most once per ally phase)</w:t>
             </w:r>
           </w:p>
         </w:tc>
@@ -4814,6 +5958,48 @@
                 <w:sz w:val="17"/>
                 <w:szCs w:val="17"/>
               </w:rPr>
+              <w:t xml:space="preserve">GameManager.Autosave()</w:t>
+            </w:r>
+            <w:r>
+              <w:rPr>
+                <w:rFonts w:ascii="Arial" w:cs="Arial" w:eastAsia="Arial" w:hAnsi="Arial"/>
+                <w:b w:val="false"/>
+                <w:bCs w:val="false"/>
+                <w:sz w:val="18"/>
+                <w:szCs w:val="18"/>
+              </w:rPr>
+              <w:t xml:space="preserve"> → </w:t>
+            </w:r>
+            <w:r>
+              <w:rPr>
+                <w:rFonts w:ascii="Consolas" w:cs="Consolas" w:eastAsia="Consolas" w:hAnsi="Consolas"/>
+                <w:b w:val="false"/>
+                <w:bCs w:val="false"/>
+                <w:color w:val="0D47A1"/>
+                <w:sz w:val="17"/>
+                <w:szCs w:val="17"/>
+              </w:rPr>
+              <w:t xml:space="preserve">ResultsDatabase.SaveSession()</w:t>
+            </w:r>
+            <w:r>
+              <w:rPr>
+                <w:rFonts w:ascii="Arial" w:cs="Arial" w:eastAsia="Arial" w:hAnsi="Arial"/>
+                <w:b w:val="false"/>
+                <w:bCs w:val="false"/>
+                <w:sz w:val="18"/>
+                <w:szCs w:val="18"/>
+              </w:rPr>
+              <w:t xml:space="preserve"> (each turn start, deploy, pause); </w:t>
+            </w:r>
+            <w:r>
+              <w:rPr>
+                <w:rFonts w:ascii="Consolas" w:cs="Consolas" w:eastAsia="Consolas" w:hAnsi="Consolas"/>
+                <w:b w:val="false"/>
+                <w:bCs w:val="false"/>
+                <w:color w:val="0D47A1"/>
+                <w:sz w:val="17"/>
+                <w:szCs w:val="17"/>
+              </w:rPr>
               <w:t xml:space="preserve">GameManager.EndLevel()</w:t>
             </w:r>
             <w:r>
@@ -4835,7 +6021,49 @@
                 <w:sz w:val="17"/>
                 <w:szCs w:val="17"/>
               </w:rPr>
-              <w:t xml:space="preserve">ResultsDatabase.Insert()</w:t>
+              <w:t xml:space="preserve">DeleteSession()</w:t>
+            </w:r>
+            <w:r>
+              <w:rPr>
+                <w:rFonts w:ascii="Arial" w:cs="Arial" w:eastAsia="Arial" w:hAnsi="Arial"/>
+                <w:b w:val="false"/>
+                <w:bCs w:val="false"/>
+                <w:sz w:val="18"/>
+                <w:szCs w:val="18"/>
+              </w:rPr>
+              <w:t xml:space="preserve">, </w:t>
+            </w:r>
+            <w:r>
+              <w:rPr>
+                <w:rFonts w:ascii="Consolas" w:cs="Consolas" w:eastAsia="Consolas" w:hAnsi="Consolas"/>
+                <w:b w:val="false"/>
+                <w:bCs w:val="false"/>
+                <w:color w:val="0D47A1"/>
+                <w:sz w:val="17"/>
+                <w:szCs w:val="17"/>
+              </w:rPr>
+              <w:t xml:space="preserve">RecordAttempt()</w:t>
+            </w:r>
+            <w:r>
+              <w:rPr>
+                <w:rFonts w:ascii="Arial" w:cs="Arial" w:eastAsia="Arial" w:hAnsi="Arial"/>
+                <w:b w:val="false"/>
+                <w:bCs w:val="false"/>
+                <w:sz w:val="18"/>
+                <w:szCs w:val="18"/>
+              </w:rPr>
+              <w:t xml:space="preserve"> and </w:t>
+            </w:r>
+            <w:r>
+              <w:rPr>
+                <w:rFonts w:ascii="Consolas" w:cs="Consolas" w:eastAsia="Consolas" w:hAnsi="Consolas"/>
+                <w:b w:val="false"/>
+                <w:bCs w:val="false"/>
+                <w:color w:val="0D47A1"/>
+                <w:sz w:val="17"/>
+                <w:szCs w:val="17"/>
+              </w:rPr>
+              <w:t xml:space="preserve">Insert()</w:t>
             </w:r>
             <w:r>
               <w:rPr>
@@ -4866,28 +6094,7 @@
                 <w:sz w:val="18"/>
                 <w:szCs w:val="18"/>
               </w:rPr>
-              <w:t xml:space="preserve"> → quiz records; </w:t>
-            </w:r>
-            <w:r>
-              <w:rPr>
-                <w:rFonts w:ascii="Consolas" w:cs="Consolas" w:eastAsia="Consolas" w:hAnsi="Consolas"/>
-                <w:b w:val="false"/>
-                <w:bCs w:val="false"/>
-                <w:color w:val="0D47A1"/>
-                <w:sz w:val="17"/>
-                <w:szCs w:val="17"/>
-              </w:rPr>
-              <w:t xml:space="preserve">GameManager.cs</w:t>
-            </w:r>
-            <w:r>
-              <w:rPr>
-                <w:rFonts w:ascii="Arial" w:cs="Arial" w:eastAsia="Arial" w:hAnsi="Arial"/>
-                <w:b w:val="false"/>
-                <w:bCs w:val="false"/>
-                <w:sz w:val="18"/>
-                <w:szCs w:val="18"/>
-              </w:rPr>
-              <w:t xml:space="preserve"> → level progress</w:t>
+              <w:t xml:space="preserve"> → quiz records</w:t>
             </w:r>
           </w:p>
         </w:tc>
@@ -4921,7 +6128,7 @@
                 <w:sz w:val="18"/>
                 <w:szCs w:val="18"/>
               </w:rPr>
-              <w:t xml:space="preserve">Player name, WIN / LOSS, date created, final temperature, waves cleared</w:t>
+              <w:t xml:space="preserve">Saved game (level, wave, turn, Oxygen, °C, units with HP); level cleared and best °C; player name, WIN / LOSS, date, final temperature, waves cleared</w:t>
             </w:r>
           </w:p>
         </w:tc>
@@ -5057,49 +6264,49 @@
                 <w:sz w:val="18"/>
                 <w:szCs w:val="18"/>
               </w:rPr>
-              <w:t xml:space="preserve"> (SQL through SQLite-net); </w:t>
-            </w:r>
-            <w:r>
-              <w:rPr>
-                <w:rFonts w:ascii="Consolas" w:cs="Consolas" w:eastAsia="Consolas" w:hAnsi="Consolas"/>
-                <w:b w:val="false"/>
-                <w:bCs w:val="false"/>
-                <w:color w:val="0D47A1"/>
-                <w:sz w:val="17"/>
-                <w:szCs w:val="17"/>
-              </w:rPr>
-              <w:t xml:space="preserve">UIManager.OpenResults()</w:t>
-            </w:r>
-            <w:r>
-              <w:rPr>
-                <w:rFonts w:ascii="Arial" w:cs="Arial" w:eastAsia="Arial" w:hAnsi="Arial"/>
-                <w:b w:val="false"/>
-                <w:bCs w:val="false"/>
-                <w:sz w:val="18"/>
-                <w:szCs w:val="18"/>
-              </w:rPr>
-              <w:t xml:space="preserve"> → </w:t>
-            </w:r>
-            <w:r>
-              <w:rPr>
-                <w:rFonts w:ascii="Consolas" w:cs="Consolas" w:eastAsia="Consolas" w:hAnsi="Consolas"/>
-                <w:b w:val="false"/>
-                <w:bCs w:val="false"/>
-                <w:color w:val="0D47A1"/>
-                <w:sz w:val="17"/>
-                <w:szCs w:val="17"/>
-              </w:rPr>
-              <w:t xml:space="preserve">ResultsDatabase.GetAll()</w:t>
-            </w:r>
-            <w:r>
-              <w:rPr>
-                <w:rFonts w:ascii="Arial" w:cs="Arial" w:eastAsia="Arial" w:hAnsi="Arial"/>
-                <w:b w:val="false"/>
-                <w:bCs w:val="false"/>
-                <w:sz w:val="18"/>
-                <w:szCs w:val="18"/>
-              </w:rPr>
-              <w:t xml:space="preserve"> → </w:t>
+              <w:t xml:space="preserve"> (SQL through SQLite-net). The Main Menu reads </w:t>
+            </w:r>
+            <w:r>
+              <w:rPr>
+                <w:rFonts w:ascii="Consolas" w:cs="Consolas" w:eastAsia="Consolas" w:hAnsi="Consolas"/>
+                <w:b w:val="false"/>
+                <w:bCs w:val="false"/>
+                <w:color w:val="0D47A1"/>
+                <w:sz w:val="17"/>
+                <w:szCs w:val="17"/>
+              </w:rPr>
+              <w:t xml:space="preserve">LoadSession()</w:t>
+            </w:r>
+            <w:r>
+              <w:rPr>
+                <w:rFonts w:ascii="Arial" w:cs="Arial" w:eastAsia="Arial" w:hAnsi="Arial"/>
+                <w:b w:val="false"/>
+                <w:bCs w:val="false"/>
+                <w:sz w:val="18"/>
+                <w:szCs w:val="18"/>
+              </w:rPr>
+              <w:t xml:space="preserve"> (Continue) and </w:t>
+            </w:r>
+            <w:r>
+              <w:rPr>
+                <w:rFonts w:ascii="Consolas" w:cs="Consolas" w:eastAsia="Consolas" w:hAnsi="Consolas"/>
+                <w:b w:val="false"/>
+                <w:bCs w:val="false"/>
+                <w:color w:val="0D47A1"/>
+                <w:sz w:val="17"/>
+                <w:szCs w:val="17"/>
+              </w:rPr>
+              <w:t xml:space="preserve">GetProgress()</w:t>
+            </w:r>
+            <w:r>
+              <w:rPr>
+                <w:rFonts w:ascii="Arial" w:cs="Arial" w:eastAsia="Arial" w:hAnsi="Arial"/>
+                <w:b w:val="false"/>
+                <w:bCs w:val="false"/>
+                <w:sz w:val="18"/>
+                <w:szCs w:val="18"/>
+              </w:rPr>
+              <w:t xml:space="preserve"> (unlocks); </w:t>
             </w:r>
             <w:r>
               <w:rPr>
@@ -5112,6 +6319,27 @@
               </w:rPr>
               <w:t xml:space="preserve">ResultsPanel.cs</w:t>
             </w:r>
+            <w:r>
+              <w:rPr>
+                <w:rFonts w:ascii="Arial" w:cs="Arial" w:eastAsia="Arial" w:hAnsi="Arial"/>
+                <w:b w:val="false"/>
+                <w:bCs w:val="false"/>
+                <w:sz w:val="18"/>
+                <w:szCs w:val="18"/>
+              </w:rPr>
+              <w:t xml:space="preserve"> reads </w:t>
+            </w:r>
+            <w:r>
+              <w:rPr>
+                <w:rFonts w:ascii="Consolas" w:cs="Consolas" w:eastAsia="Consolas" w:hAnsi="Consolas"/>
+                <w:b w:val="false"/>
+                <w:bCs w:val="false"/>
+                <w:color w:val="0D47A1"/>
+                <w:sz w:val="17"/>
+                <w:szCs w:val="17"/>
+              </w:rPr>
+              <w:t xml:space="preserve">GetAll()</w:t>
+            </w:r>
           </w:p>
         </w:tc>
         <w:tc>
@@ -5144,6 +6372,90 @@
                 <w:sz w:val="17"/>
                 <w:szCs w:val="17"/>
               </w:rPr>
+              <w:t xml:space="preserve">INSERT OR REPLACE</w:t>
+            </w:r>
+            <w:r>
+              <w:rPr>
+                <w:rFonts w:ascii="Arial" w:cs="Arial" w:eastAsia="Arial" w:hAnsi="Arial"/>
+                <w:b w:val="false"/>
+                <w:bCs w:val="false"/>
+                <w:sz w:val="18"/>
+                <w:szCs w:val="18"/>
+              </w:rPr>
+              <w:t xml:space="preserve"> / </w:t>
+            </w:r>
+            <w:r>
+              <w:rPr>
+                <w:rFonts w:ascii="Consolas" w:cs="Consolas" w:eastAsia="Consolas" w:hAnsi="Consolas"/>
+                <w:b w:val="false"/>
+                <w:bCs w:val="false"/>
+                <w:color w:val="0D47A1"/>
+                <w:sz w:val="17"/>
+                <w:szCs w:val="17"/>
+              </w:rPr>
+              <w:t xml:space="preserve">SELECT</w:t>
+            </w:r>
+            <w:r>
+              <w:rPr>
+                <w:rFonts w:ascii="Arial" w:cs="Arial" w:eastAsia="Arial" w:hAnsi="Arial"/>
+                <w:b w:val="false"/>
+                <w:bCs w:val="false"/>
+                <w:sz w:val="18"/>
+                <w:szCs w:val="18"/>
+              </w:rPr>
+              <w:t xml:space="preserve"> on </w:t>
+            </w:r>
+            <w:r>
+              <w:rPr>
+                <w:rFonts w:ascii="Consolas" w:cs="Consolas" w:eastAsia="Consolas" w:hAnsi="Consolas"/>
+                <w:b w:val="false"/>
+                <w:bCs w:val="false"/>
+                <w:color w:val="0D47A1"/>
+                <w:sz w:val="17"/>
+                <w:szCs w:val="17"/>
+              </w:rPr>
+              <w:t xml:space="preserve">saved_session</w:t>
+            </w:r>
+            <w:r>
+              <w:rPr>
+                <w:rFonts w:ascii="Arial" w:cs="Arial" w:eastAsia="Arial" w:hAnsi="Arial"/>
+                <w:b w:val="false"/>
+                <w:bCs w:val="false"/>
+                <w:sz w:val="18"/>
+                <w:szCs w:val="18"/>
+              </w:rPr>
+              <w:t xml:space="preserve">; upsert on </w:t>
+            </w:r>
+            <w:r>
+              <w:rPr>
+                <w:rFonts w:ascii="Consolas" w:cs="Consolas" w:eastAsia="Consolas" w:hAnsi="Consolas"/>
+                <w:b w:val="false"/>
+                <w:bCs w:val="false"/>
+                <w:color w:val="0D47A1"/>
+                <w:sz w:val="17"/>
+                <w:szCs w:val="17"/>
+              </w:rPr>
+              <w:t xml:space="preserve">level_progress</w:t>
+            </w:r>
+            <w:r>
+              <w:rPr>
+                <w:rFonts w:ascii="Arial" w:cs="Arial" w:eastAsia="Arial" w:hAnsi="Arial"/>
+                <w:b w:val="false"/>
+                <w:bCs w:val="false"/>
+                <w:sz w:val="18"/>
+                <w:szCs w:val="18"/>
+              </w:rPr>
+              <w:t xml:space="preserve">; </w:t>
+            </w:r>
+            <w:r>
+              <w:rPr>
+                <w:rFonts w:ascii="Consolas" w:cs="Consolas" w:eastAsia="Consolas" w:hAnsi="Consolas"/>
+                <w:b w:val="false"/>
+                <w:bCs w:val="false"/>
+                <w:color w:val="0D47A1"/>
+                <w:sz w:val="17"/>
+                <w:szCs w:val="17"/>
+              </w:rPr>
               <w:t xml:space="preserve">INSERT</w:t>
             </w:r>
             <w:r>
@@ -5154,7 +6466,7 @@
                 <w:sz w:val="18"/>
                 <w:szCs w:val="18"/>
               </w:rPr>
-              <w:t xml:space="preserve"> on level end; </w:t>
+              <w:t xml:space="preserve"> and </w:t>
             </w:r>
             <w:r>
               <w:rPr>
@@ -5175,7 +6487,18 @@
                 <w:sz w:val="18"/>
                 <w:szCs w:val="18"/>
               </w:rPr>
-              <w:t xml:space="preserve"> for the Results panel</w:t>
+              <w:t xml:space="preserve"> on </w:t>
+            </w:r>
+            <w:r>
+              <w:rPr>
+                <w:rFonts w:ascii="Consolas" w:cs="Consolas" w:eastAsia="Consolas" w:hAnsi="Consolas"/>
+                <w:b w:val="false"/>
+                <w:bCs w:val="false"/>
+                <w:color w:val="0D47A1"/>
+                <w:sz w:val="17"/>
+                <w:szCs w:val="17"/>
+              </w:rPr>
+              <w:t xml:space="preserve">game_results</w:t>
             </w:r>
           </w:p>
         </w:tc>
@@ -6160,7 +7483,7 @@
           <w:sz w:val="21"/>
           <w:szCs w:val="21"/>
         </w:rPr>
-        <w:t xml:space="preserve"> shows Victory or Defeat with "Result saved · date".</w:t>
+        <w:t xml:space="preserve"> shows Victory or Defeat with "Result saved · date" (or "Result not saved" if the insert failed); a win also records the level as cleared, which unlocks the next level.</w:t>
       </w:r>
       <w:r>
         <w:br/>
@@ -6243,7 +7566,7 @@
           <w:sz w:val="21"/>
           <w:szCs w:val="21"/>
         </w:rPr>
-        <w:t xml:space="preserve">Quiz and export (planned):</w:t>
+        <w:t xml:space="preserve">Save and Continue (built):</w:t>
       </w:r>
       <w:r>
         <w:br/>
@@ -6254,7 +7577,7 @@
           <w:sz w:val="21"/>
           <w:szCs w:val="21"/>
         </w:rPr>
-        <w:t xml:space="preserve">1. Player submits a quiz in </w:t>
+        <w:t xml:space="preserve">1. At each turn start, after each deploy and when the app is paused, </w:t>
       </w:r>
       <w:r>
         <w:rPr>
@@ -6263,15 +7586,15 @@
           <w:sz w:val="20"/>
           <w:szCs w:val="20"/>
         </w:rPr>
-        <w:t xml:space="preserve">UIManager.cs</w:t>
-      </w:r>
-      <w:r>
-        <w:rPr>
-          <w:rFonts w:ascii="Arial" w:cs="Arial" w:eastAsia="Arial" w:hAnsi="Arial"/>
-          <w:sz w:val="21"/>
-          <w:szCs w:val="21"/>
-        </w:rPr>
-        <w:t xml:space="preserve"> (Post-Quiz). </w:t>
+        <w:t xml:space="preserve">GameManager.Autosave()</w:t>
+      </w:r>
+      <w:r>
+        <w:rPr>
+          <w:rFonts w:ascii="Arial" w:cs="Arial" w:eastAsia="Arial" w:hAnsi="Arial"/>
+          <w:sz w:val="21"/>
+          <w:szCs w:val="21"/>
+        </w:rPr>
+        <w:t xml:space="preserve"> builds a </w:t>
       </w:r>
       <w:r>
         <w:rPr>
@@ -6280,26 +7603,15 @@
           <w:sz w:val="20"/>
           <w:szCs w:val="20"/>
         </w:rPr>
-        <w:t xml:space="preserve">QuizManager.cs</w:t>
-      </w:r>
-      <w:r>
-        <w:rPr>
-          <w:rFonts w:ascii="Arial" w:cs="Arial" w:eastAsia="Arial" w:hAnsi="Arial"/>
-          <w:sz w:val="21"/>
-          <w:szCs w:val="21"/>
-        </w:rPr>
-        <w:t xml:space="preserve"> scores it and computes the gain.</w:t>
-      </w:r>
-      <w:r>
-        <w:br/>
-      </w:r>
-      <w:r>
-        <w:rPr>
-          <w:rFonts w:ascii="Arial" w:cs="Arial" w:eastAsia="Arial" w:hAnsi="Arial"/>
-          <w:sz w:val="21"/>
-          <w:szCs w:val="21"/>
-        </w:rPr>
-        <w:t xml:space="preserve">2. </w:t>
+        <w:t xml:space="preserve">SessionSnapshot</w:t>
+      </w:r>
+      <w:r>
+        <w:rPr>
+          <w:rFonts w:ascii="Arial" w:cs="Arial" w:eastAsia="Arial" w:hAnsi="Arial"/>
+          <w:sz w:val="21"/>
+          <w:szCs w:val="21"/>
+        </w:rPr>
+        <w:t xml:space="preserve"> and </w:t>
       </w:r>
       <w:r>
         <w:rPr>
@@ -6308,15 +7620,15 @@
           <w:sz w:val="20"/>
           <w:szCs w:val="20"/>
         </w:rPr>
-        <w:t xml:space="preserve">ResultsDatabase.cs</w:t>
-      </w:r>
-      <w:r>
-        <w:rPr>
-          <w:rFonts w:ascii="Arial" w:cs="Arial" w:eastAsia="Arial" w:hAnsi="Arial"/>
-          <w:sz w:val="21"/>
-          <w:szCs w:val="21"/>
-        </w:rPr>
-        <w:t xml:space="preserve"> saves it to </w:t>
+        <w:t xml:space="preserve">ResultsDatabase.SaveSession()</w:t>
+      </w:r>
+      <w:r>
+        <w:rPr>
+          <w:rFonts w:ascii="Arial" w:cs="Arial" w:eastAsia="Arial" w:hAnsi="Arial"/>
+          <w:sz w:val="21"/>
+          <w:szCs w:val="21"/>
+        </w:rPr>
+        <w:t xml:space="preserve"> replaces the player's row in </w:t>
       </w:r>
       <w:r>
         <w:rPr>
@@ -6325,7 +7637,7 @@
           <w:sz w:val="20"/>
           <w:szCs w:val="20"/>
         </w:rPr>
-        <w:t xml:space="preserve">quiz_results</w:t>
+        <w:t xml:space="preserve">saved_session</w:t>
       </w:r>
       <w:r>
         <w:rPr>
@@ -6344,7 +7656,7 @@
           <w:sz w:val="21"/>
           <w:szCs w:val="21"/>
         </w:rPr>
-        <w:t xml:space="preserve">3. On Export, </w:t>
+        <w:t xml:space="preserve">2. On the Main Menu, typing a name calls </w:t>
       </w:r>
       <w:r>
         <w:rPr>
@@ -6353,121 +7665,26 @@
           <w:sz w:val="20"/>
           <w:szCs w:val="20"/>
         </w:rPr>
-        <w:t xml:space="preserve">QuizResultExporter.cs</w:t>
-      </w:r>
-      <w:r>
-        <w:rPr>
-          <w:rFonts w:ascii="Arial" w:cs="Arial" w:eastAsia="Arial" w:hAnsi="Arial"/>
-          <w:sz w:val="21"/>
-          <w:szCs w:val="21"/>
-        </w:rPr>
-        <w:t xml:space="preserve"> writes a CSV to shared storage for the researcher.</w:t>
-      </w:r>
-    </w:p>
-    <w:p>
-      <w:pPr>
-        <w:pStyle w:val="Heading1"/>
-        <w:keepNext/>
-        <w:pageBreakBefore/>
-        <w:spacing w:after="120" w:before="0"/>
-      </w:pPr>
-      <w:r>
-        <w:t xml:space="preserve">4. Architecture Explanation</w:t>
-      </w:r>
-    </w:p>
-    <w:p>
-      <w:pPr>
-        <w:pStyle w:val="Heading2"/>
-        <w:keepNext/>
-        <w:spacing w:after="80" w:before="200"/>
-      </w:pPr>
-      <w:r>
-        <w:t xml:space="preserve">4.1 Overall system structure</w:t>
-      </w:r>
-    </w:p>
-    <w:p>
-      <w:pPr>
-        <w:spacing w:after="120" w:before="0" w:line="276"/>
-      </w:pPr>
-      <w:r>
-        <w:rPr>
-          <w:rFonts w:ascii="Arial" w:cs="Arial" w:eastAsia="Arial" w:hAnsi="Arial"/>
-          <w:sz w:val="21"/>
-          <w:szCs w:val="21"/>
-        </w:rPr>
-        <w:t xml:space="preserve">Thermo-Tactics is a single, fully offline Unity 6 (URP 2D) application installed as one Android APK. The system boundary is the app itself. Inside it, the code is split into four layers: </w:t>
-      </w:r>
-      <w:r>
-        <w:rPr>
-          <w:rFonts w:ascii="Arial" w:cs="Arial" w:eastAsia="Arial" w:hAnsi="Arial"/>
-          <w:b/>
-          <w:bCs/>
-          <w:sz w:val="21"/>
-          <w:szCs w:val="21"/>
-        </w:rPr>
-        <w:t xml:space="preserve">User Interface</w:t>
-      </w:r>
-      <w:r>
-        <w:rPr>
-          <w:rFonts w:ascii="Arial" w:cs="Arial" w:eastAsia="Arial" w:hAnsi="Arial"/>
-          <w:sz w:val="21"/>
-          <w:szCs w:val="21"/>
-        </w:rPr>
-        <w:t xml:space="preserve">, </w:t>
-      </w:r>
-      <w:r>
-        <w:rPr>
-          <w:rFonts w:ascii="Arial" w:cs="Arial" w:eastAsia="Arial" w:hAnsi="Arial"/>
-          <w:b/>
-          <w:bCs/>
-          <w:sz w:val="21"/>
-          <w:szCs w:val="21"/>
-        </w:rPr>
-        <w:t xml:space="preserve">Core Game Logic</w:t>
-      </w:r>
-      <w:r>
-        <w:rPr>
-          <w:rFonts w:ascii="Arial" w:cs="Arial" w:eastAsia="Arial" w:hAnsi="Arial"/>
-          <w:sz w:val="21"/>
-          <w:szCs w:val="21"/>
-        </w:rPr>
-        <w:t xml:space="preserve">, </w:t>
-      </w:r>
-      <w:r>
-        <w:rPr>
-          <w:rFonts w:ascii="Arial" w:cs="Arial" w:eastAsia="Arial" w:hAnsi="Arial"/>
-          <w:b/>
-          <w:bCs/>
-          <w:sz w:val="21"/>
-          <w:szCs w:val="21"/>
-        </w:rPr>
-        <w:t xml:space="preserve">Data / Persistence</w:t>
-      </w:r>
-      <w:r>
-        <w:rPr>
-          <w:rFonts w:ascii="Arial" w:cs="Arial" w:eastAsia="Arial" w:hAnsi="Arial"/>
-          <w:sz w:val="21"/>
-          <w:szCs w:val="21"/>
-        </w:rPr>
-        <w:t xml:space="preserve">, and </w:t>
-      </w:r>
-      <w:r>
-        <w:rPr>
-          <w:rFonts w:ascii="Arial" w:cs="Arial" w:eastAsia="Arial" w:hAnsi="Arial"/>
-          <w:b/>
-          <w:bCs/>
-          <w:sz w:val="21"/>
-          <w:szCs w:val="21"/>
-        </w:rPr>
-        <w:t xml:space="preserve">Local Storage</w:t>
-      </w:r>
-      <w:r>
-        <w:rPr>
-          <w:rFonts w:ascii="Arial" w:cs="Arial" w:eastAsia="Arial" w:hAnsi="Arial"/>
-          <w:sz w:val="21"/>
-          <w:szCs w:val="21"/>
-        </w:rPr>
-        <w:t xml:space="preserve">. Each system is one script in the </w:t>
+        <w:t xml:space="preserve">LoadSession()</w:t>
+      </w:r>
+      <w:r>
+        <w:rPr>
+          <w:rFonts w:ascii="Arial" w:cs="Arial" w:eastAsia="Arial" w:hAnsi="Arial"/>
+          <w:sz w:val="21"/>
+          <w:szCs w:val="21"/>
+        </w:rPr>
+        <w:t xml:space="preserve">; Continue is enabled only when a row exists.</w:t>
+      </w:r>
+      <w:r>
+        <w:br/>
+      </w:r>
+      <w:r>
+        <w:rPr>
+          <w:rFonts w:ascii="Arial" w:cs="Arial" w:eastAsia="Arial" w:hAnsi="Arial"/>
+          <w:sz w:val="21"/>
+          <w:szCs w:val="21"/>
+        </w:rPr>
+        <w:t xml:space="preserve">3. Continue loads the battle scene with the snapshot; </w:t>
       </w:r>
       <w:r>
         <w:rPr>
@@ -6476,89 +7693,15 @@
           <w:sz w:val="20"/>
           <w:szCs w:val="20"/>
         </w:rPr>
-        <w:t xml:space="preserve">ThermoTactics</w:t>
-      </w:r>
-      <w:r>
-        <w:rPr>
-          <w:rFonts w:ascii="Arial" w:cs="Arial" w:eastAsia="Arial" w:hAnsi="Arial"/>
-          <w:sz w:val="21"/>
-          <w:szCs w:val="21"/>
-        </w:rPr>
-        <w:t xml:space="preserve"> namespace, under </w:t>
-      </w:r>
-      <w:r>
-        <w:rPr>
-          <w:rFonts w:ascii="Consolas" w:cs="Consolas" w:eastAsia="Consolas" w:hAnsi="Consolas"/>
-          <w:color w:val="0D47A1"/>
-          <w:sz w:val="20"/>
-          <w:szCs w:val="20"/>
-        </w:rPr>
-        <w:t xml:space="preserve">Assets/ThermoTactics/Scripts/</w:t>
-      </w:r>
-      <w:r>
-        <w:rPr>
-          <w:rFonts w:ascii="Arial" w:cs="Arial" w:eastAsia="Arial" w:hAnsi="Arial"/>
-          <w:sz w:val="21"/>
-          <w:szCs w:val="21"/>
-        </w:rPr>
-        <w:t xml:space="preserve">. </w:t>
-      </w:r>
-      <w:r>
-        <w:rPr>
-          <w:rFonts w:ascii="Consolas" w:cs="Consolas" w:eastAsia="Consolas" w:hAnsi="Consolas"/>
-          <w:color w:val="0D47A1"/>
-          <w:sz w:val="20"/>
-          <w:szCs w:val="20"/>
-        </w:rPr>
-        <w:t xml:space="preserve">GameManager.cs</w:t>
-      </w:r>
-      <w:r>
-        <w:rPr>
-          <w:rFonts w:ascii="Arial" w:cs="Arial" w:eastAsia="Arial" w:hAnsi="Arial"/>
-          <w:sz w:val="21"/>
-          <w:szCs w:val="21"/>
-        </w:rPr>
-        <w:t xml:space="preserve"> orchestrates the level, and each system owns one job. HUD values refresh through C# events; announcements and screen changes are direct calls to </w:t>
-      </w:r>
-      <w:r>
-        <w:rPr>
-          <w:rFonts w:ascii="Consolas" w:cs="Consolas" w:eastAsia="Consolas" w:hAnsi="Consolas"/>
-          <w:color w:val="0D47A1"/>
-          <w:sz w:val="20"/>
-          <w:szCs w:val="20"/>
-        </w:rPr>
-        <w:t xml:space="preserve">UIManager.cs</w:t>
-      </w:r>
-      <w:r>
-        <w:rPr>
-          <w:rFonts w:ascii="Arial" w:cs="Arial" w:eastAsia="Arial" w:hAnsi="Arial"/>
-          <w:sz w:val="21"/>
-          <w:szCs w:val="21"/>
-        </w:rPr>
-        <w:t xml:space="preserve">. There is no server side: no online database, backend, account system or cloud service. The only database is a local SQLite file inside the app.</w:t>
-      </w:r>
-    </w:p>
-    <w:p>
-      <w:pPr>
-        <w:pStyle w:val="Heading2"/>
-        <w:keepNext/>
-        <w:spacing w:after="80" w:before="200"/>
-      </w:pPr>
-      <w:r>
-        <w:t xml:space="preserve">4.2 Where user interaction occurs</w:t>
-      </w:r>
-    </w:p>
-    <w:p>
-      <w:pPr>
-        <w:spacing w:after="120" w:before="0" w:line="276"/>
-      </w:pPr>
-      <w:r>
-        <w:rPr>
-          <w:rFonts w:ascii="Arial" w:cs="Arial" w:eastAsia="Arial" w:hAnsi="Arial"/>
-          <w:sz w:val="21"/>
-          <w:szCs w:val="21"/>
-        </w:rPr>
-        <w:t xml:space="preserve">All player interaction happens in the User Interface layer:</w:t>
+        <w:t xml:space="preserve">GameManager</w:t>
+      </w:r>
+      <w:r>
+        <w:rPr>
+          <w:rFonts w:ascii="Arial" w:cs="Arial" w:eastAsia="Arial" w:hAnsi="Arial"/>
+          <w:sz w:val="21"/>
+          <w:szCs w:val="21"/>
+        </w:rPr>
+        <w:t xml:space="preserve"> rebuilds the wave, turn, Oxygen, temperature and every unit (and the boss) with its HP.</w:t>
       </w:r>
     </w:p>
     <w:p>
@@ -6578,15 +7721,18 @@
           <w:sz w:val="21"/>
           <w:szCs w:val="21"/>
         </w:rPr>
-        <w:t xml:space="preserve">Screens:</w:t>
-      </w:r>
-      <w:r>
-        <w:rPr>
-          <w:rFonts w:ascii="Arial" w:cs="Arial" w:eastAsia="Arial" w:hAnsi="Arial"/>
-          <w:sz w:val="21"/>
-          <w:szCs w:val="21"/>
-        </w:rPr>
-        <w:t xml:space="preserve"> </w:t>
+        <w:t xml:space="preserve">Quiz and export (planned):</w:t>
+      </w:r>
+      <w:r>
+        <w:br/>
+      </w:r>
+      <w:r>
+        <w:rPr>
+          <w:rFonts w:ascii="Arial" w:cs="Arial" w:eastAsia="Arial" w:hAnsi="Arial"/>
+          <w:sz w:val="21"/>
+          <w:szCs w:val="21"/>
+        </w:rPr>
+        <w:t xml:space="preserve">1. Player submits a quiz in </w:t>
       </w:r>
       <w:r>
         <w:rPr>
@@ -6603,7 +7749,294 @@
           <w:sz w:val="21"/>
           <w:szCs w:val="21"/>
         </w:rPr>
-        <w:t xml:space="preserve"> owns the four screens built so far: Login (username), Gameplay HUD (temperature bar, OP, wave and turn, deploy bar, End Turn), the End screen (Victory or Defeat) and the Results panel.</w:t>
+        <w:t xml:space="preserve"> (Post-Quiz). </w:t>
+      </w:r>
+      <w:r>
+        <w:rPr>
+          <w:rFonts w:ascii="Consolas" w:cs="Consolas" w:eastAsia="Consolas" w:hAnsi="Consolas"/>
+          <w:color w:val="0D47A1"/>
+          <w:sz w:val="20"/>
+          <w:szCs w:val="20"/>
+        </w:rPr>
+        <w:t xml:space="preserve">QuizManager.cs</w:t>
+      </w:r>
+      <w:r>
+        <w:rPr>
+          <w:rFonts w:ascii="Arial" w:cs="Arial" w:eastAsia="Arial" w:hAnsi="Arial"/>
+          <w:sz w:val="21"/>
+          <w:szCs w:val="21"/>
+        </w:rPr>
+        <w:t xml:space="preserve"> scores it and computes the gain.</w:t>
+      </w:r>
+      <w:r>
+        <w:br/>
+      </w:r>
+      <w:r>
+        <w:rPr>
+          <w:rFonts w:ascii="Arial" w:cs="Arial" w:eastAsia="Arial" w:hAnsi="Arial"/>
+          <w:sz w:val="21"/>
+          <w:szCs w:val="21"/>
+        </w:rPr>
+        <w:t xml:space="preserve">2. </w:t>
+      </w:r>
+      <w:r>
+        <w:rPr>
+          <w:rFonts w:ascii="Consolas" w:cs="Consolas" w:eastAsia="Consolas" w:hAnsi="Consolas"/>
+          <w:color w:val="0D47A1"/>
+          <w:sz w:val="20"/>
+          <w:szCs w:val="20"/>
+        </w:rPr>
+        <w:t xml:space="preserve">ResultsDatabase.cs</w:t>
+      </w:r>
+      <w:r>
+        <w:rPr>
+          <w:rFonts w:ascii="Arial" w:cs="Arial" w:eastAsia="Arial" w:hAnsi="Arial"/>
+          <w:sz w:val="21"/>
+          <w:szCs w:val="21"/>
+        </w:rPr>
+        <w:t xml:space="preserve"> saves it to </w:t>
+      </w:r>
+      <w:r>
+        <w:rPr>
+          <w:rFonts w:ascii="Consolas" w:cs="Consolas" w:eastAsia="Consolas" w:hAnsi="Consolas"/>
+          <w:color w:val="0D47A1"/>
+          <w:sz w:val="20"/>
+          <w:szCs w:val="20"/>
+        </w:rPr>
+        <w:t xml:space="preserve">quiz_results</w:t>
+      </w:r>
+      <w:r>
+        <w:rPr>
+          <w:rFonts w:ascii="Arial" w:cs="Arial" w:eastAsia="Arial" w:hAnsi="Arial"/>
+          <w:sz w:val="21"/>
+          <w:szCs w:val="21"/>
+        </w:rPr>
+        <w:t xml:space="preserve">.</w:t>
+      </w:r>
+      <w:r>
+        <w:br/>
+      </w:r>
+      <w:r>
+        <w:rPr>
+          <w:rFonts w:ascii="Arial" w:cs="Arial" w:eastAsia="Arial" w:hAnsi="Arial"/>
+          <w:sz w:val="21"/>
+          <w:szCs w:val="21"/>
+        </w:rPr>
+        <w:t xml:space="preserve">3. On Export, </w:t>
+      </w:r>
+      <w:r>
+        <w:rPr>
+          <w:rFonts w:ascii="Consolas" w:cs="Consolas" w:eastAsia="Consolas" w:hAnsi="Consolas"/>
+          <w:color w:val="0D47A1"/>
+          <w:sz w:val="20"/>
+          <w:szCs w:val="20"/>
+        </w:rPr>
+        <w:t xml:space="preserve">QuizResultExporter.cs</w:t>
+      </w:r>
+      <w:r>
+        <w:rPr>
+          <w:rFonts w:ascii="Arial" w:cs="Arial" w:eastAsia="Arial" w:hAnsi="Arial"/>
+          <w:sz w:val="21"/>
+          <w:szCs w:val="21"/>
+        </w:rPr>
+        <w:t xml:space="preserve"> writes a CSV to shared storage for the researcher.</w:t>
+      </w:r>
+    </w:p>
+    <w:p>
+      <w:pPr>
+        <w:pStyle w:val="Heading1"/>
+        <w:keepNext/>
+        <w:pageBreakBefore/>
+        <w:spacing w:after="120" w:before="0"/>
+      </w:pPr>
+      <w:r>
+        <w:t xml:space="preserve">4. Architecture Explanation</w:t>
+      </w:r>
+    </w:p>
+    <w:p>
+      <w:pPr>
+        <w:pStyle w:val="Heading2"/>
+        <w:keepNext/>
+        <w:spacing w:after="80" w:before="200"/>
+      </w:pPr>
+      <w:r>
+        <w:t xml:space="preserve">4.1 Overall system structure</w:t>
+      </w:r>
+    </w:p>
+    <w:p>
+      <w:pPr>
+        <w:spacing w:after="120" w:before="0" w:line="276"/>
+      </w:pPr>
+      <w:r>
+        <w:rPr>
+          <w:rFonts w:ascii="Arial" w:cs="Arial" w:eastAsia="Arial" w:hAnsi="Arial"/>
+          <w:sz w:val="21"/>
+          <w:szCs w:val="21"/>
+        </w:rPr>
+        <w:t xml:space="preserve">Thermo-Tactics is a single, fully offline Unity 6 (URP 2D) application installed as one Android APK. The system boundary is the app itself. Inside it, the code is split into four layers: </w:t>
+      </w:r>
+      <w:r>
+        <w:rPr>
+          <w:rFonts w:ascii="Arial" w:cs="Arial" w:eastAsia="Arial" w:hAnsi="Arial"/>
+          <w:b/>
+          <w:bCs/>
+          <w:sz w:val="21"/>
+          <w:szCs w:val="21"/>
+        </w:rPr>
+        <w:t xml:space="preserve">User Interface</w:t>
+      </w:r>
+      <w:r>
+        <w:rPr>
+          <w:rFonts w:ascii="Arial" w:cs="Arial" w:eastAsia="Arial" w:hAnsi="Arial"/>
+          <w:sz w:val="21"/>
+          <w:szCs w:val="21"/>
+        </w:rPr>
+        <w:t xml:space="preserve">, </w:t>
+      </w:r>
+      <w:r>
+        <w:rPr>
+          <w:rFonts w:ascii="Arial" w:cs="Arial" w:eastAsia="Arial" w:hAnsi="Arial"/>
+          <w:b/>
+          <w:bCs/>
+          <w:sz w:val="21"/>
+          <w:szCs w:val="21"/>
+        </w:rPr>
+        <w:t xml:space="preserve">Core Game Logic</w:t>
+      </w:r>
+      <w:r>
+        <w:rPr>
+          <w:rFonts w:ascii="Arial" w:cs="Arial" w:eastAsia="Arial" w:hAnsi="Arial"/>
+          <w:sz w:val="21"/>
+          <w:szCs w:val="21"/>
+        </w:rPr>
+        <w:t xml:space="preserve">, </w:t>
+      </w:r>
+      <w:r>
+        <w:rPr>
+          <w:rFonts w:ascii="Arial" w:cs="Arial" w:eastAsia="Arial" w:hAnsi="Arial"/>
+          <w:b/>
+          <w:bCs/>
+          <w:sz w:val="21"/>
+          <w:szCs w:val="21"/>
+        </w:rPr>
+        <w:t xml:space="preserve">Data / Persistence</w:t>
+      </w:r>
+      <w:r>
+        <w:rPr>
+          <w:rFonts w:ascii="Arial" w:cs="Arial" w:eastAsia="Arial" w:hAnsi="Arial"/>
+          <w:sz w:val="21"/>
+          <w:szCs w:val="21"/>
+        </w:rPr>
+        <w:t xml:space="preserve">, and </w:t>
+      </w:r>
+      <w:r>
+        <w:rPr>
+          <w:rFonts w:ascii="Arial" w:cs="Arial" w:eastAsia="Arial" w:hAnsi="Arial"/>
+          <w:b/>
+          <w:bCs/>
+          <w:sz w:val="21"/>
+          <w:szCs w:val="21"/>
+        </w:rPr>
+        <w:t xml:space="preserve">Local Storage</w:t>
+      </w:r>
+      <w:r>
+        <w:rPr>
+          <w:rFonts w:ascii="Arial" w:cs="Arial" w:eastAsia="Arial" w:hAnsi="Arial"/>
+          <w:sz w:val="21"/>
+          <w:szCs w:val="21"/>
+        </w:rPr>
+        <w:t xml:space="preserve">. Each system is one script in the </w:t>
+      </w:r>
+      <w:r>
+        <w:rPr>
+          <w:rFonts w:ascii="Consolas" w:cs="Consolas" w:eastAsia="Consolas" w:hAnsi="Consolas"/>
+          <w:color w:val="0D47A1"/>
+          <w:sz w:val="20"/>
+          <w:szCs w:val="20"/>
+        </w:rPr>
+        <w:t xml:space="preserve">ThermoTactics</w:t>
+      </w:r>
+      <w:r>
+        <w:rPr>
+          <w:rFonts w:ascii="Arial" w:cs="Arial" w:eastAsia="Arial" w:hAnsi="Arial"/>
+          <w:sz w:val="21"/>
+          <w:szCs w:val="21"/>
+        </w:rPr>
+        <w:t xml:space="preserve"> namespace, under </w:t>
+      </w:r>
+      <w:r>
+        <w:rPr>
+          <w:rFonts w:ascii="Consolas" w:cs="Consolas" w:eastAsia="Consolas" w:hAnsi="Consolas"/>
+          <w:color w:val="0D47A1"/>
+          <w:sz w:val="20"/>
+          <w:szCs w:val="20"/>
+        </w:rPr>
+        <w:t xml:space="preserve">Assets/ThermoTactics/Scripts/</w:t>
+      </w:r>
+      <w:r>
+        <w:rPr>
+          <w:rFonts w:ascii="Arial" w:cs="Arial" w:eastAsia="Arial" w:hAnsi="Arial"/>
+          <w:sz w:val="21"/>
+          <w:szCs w:val="21"/>
+        </w:rPr>
+        <w:t xml:space="preserve">. </w:t>
+      </w:r>
+      <w:r>
+        <w:rPr>
+          <w:rFonts w:ascii="Consolas" w:cs="Consolas" w:eastAsia="Consolas" w:hAnsi="Consolas"/>
+          <w:color w:val="0D47A1"/>
+          <w:sz w:val="20"/>
+          <w:szCs w:val="20"/>
+        </w:rPr>
+        <w:t xml:space="preserve">GameManager.cs</w:t>
+      </w:r>
+      <w:r>
+        <w:rPr>
+          <w:rFonts w:ascii="Arial" w:cs="Arial" w:eastAsia="Arial" w:hAnsi="Arial"/>
+          <w:sz w:val="21"/>
+          <w:szCs w:val="21"/>
+        </w:rPr>
+        <w:t xml:space="preserve"> orchestrates the level, and each system owns one job. HUD values refresh through C# events; announcements and screen changes are direct calls to </w:t>
+      </w:r>
+      <w:r>
+        <w:rPr>
+          <w:rFonts w:ascii="Consolas" w:cs="Consolas" w:eastAsia="Consolas" w:hAnsi="Consolas"/>
+          <w:color w:val="0D47A1"/>
+          <w:sz w:val="20"/>
+          <w:szCs w:val="20"/>
+        </w:rPr>
+        <w:t xml:space="preserve">UIManager.cs</w:t>
+      </w:r>
+      <w:r>
+        <w:rPr>
+          <w:rFonts w:ascii="Arial" w:cs="Arial" w:eastAsia="Arial" w:hAnsi="Arial"/>
+          <w:sz w:val="21"/>
+          <w:szCs w:val="21"/>
+        </w:rPr>
+        <w:t xml:space="preserve">. There is no server side: no online database, backend, account system or cloud service. The only database is a local SQLite file inside the app.</w:t>
+      </w:r>
+    </w:p>
+    <w:p>
+      <w:pPr>
+        <w:pStyle w:val="Heading2"/>
+        <w:keepNext/>
+        <w:spacing w:after="80" w:before="200"/>
+      </w:pPr>
+      <w:r>
+        <w:t xml:space="preserve">4.2 Where user interaction occurs</w:t>
+      </w:r>
+    </w:p>
+    <w:p>
+      <w:pPr>
+        <w:spacing w:after="120" w:before="0" w:line="276"/>
+      </w:pPr>
+      <w:r>
+        <w:rPr>
+          <w:rFonts w:ascii="Arial" w:cs="Arial" w:eastAsia="Arial" w:hAnsi="Arial"/>
+          <w:sz w:val="21"/>
+          <w:szCs w:val="21"/>
+        </w:rPr>
+        <w:t xml:space="preserve">All player interaction happens in the User Interface layer:</w:t>
       </w:r>
     </w:p>
     <w:p>
@@ -6623,32 +8056,15 @@
           <w:sz w:val="21"/>
           <w:szCs w:val="21"/>
         </w:rPr>
-        <w:t xml:space="preserve">Road taps:</w:t>
-      </w:r>
-      <w:r>
-        <w:rPr>
-          <w:rFonts w:ascii="Arial" w:cs="Arial" w:eastAsia="Arial" w:hAnsi="Arial"/>
-          <w:sz w:val="21"/>
-          <w:szCs w:val="21"/>
-        </w:rPr>
-        <w:t xml:space="preserve"> taps on the road reach </w:t>
-      </w:r>
-      <w:r>
-        <w:rPr>
-          <w:rFonts w:ascii="Consolas" w:cs="Consolas" w:eastAsia="Consolas" w:hAnsi="Consolas"/>
-          <w:color w:val="0D47A1"/>
-          <w:sz w:val="20"/>
-          <w:szCs w:val="20"/>
-        </w:rPr>
-        <w:t xml:space="preserve">BoardSlot.cs</w:t>
-      </w:r>
-      <w:r>
-        <w:rPr>
-          <w:rFonts w:ascii="Arial" w:cs="Arial" w:eastAsia="Arial" w:hAnsi="Arial"/>
-          <w:sz w:val="21"/>
-          <w:szCs w:val="21"/>
-        </w:rPr>
-        <w:t xml:space="preserve"> through Unity's EventSystem, so they work with touch and mouse and are blocked when a panel covers the board.</w:t>
+        <w:t xml:space="preserve">Main Menu scene (built):</w:t>
+      </w:r>
+      <w:r>
+        <w:rPr>
+          <w:rFonts w:ascii="Arial" w:cs="Arial" w:eastAsia="Arial" w:hAnsi="Arial"/>
+          <w:sz w:val="21"/>
+          <w:szCs w:val="21"/>
+        </w:rPr>
+        <w:t xml:space="preserve"> title with the player profile form, Continue, Start, Settings and Quit; Stage Select (Baguio open, stages 2–5 locked); the Baguio level path with a details panel; Settings, Quit, Credits, "Replace saved game?" and Results dialogs.</w:t>
       </w:r>
     </w:p>
     <w:p>
@@ -6668,15 +8084,32 @@
           <w:sz w:val="21"/>
           <w:szCs w:val="21"/>
         </w:rPr>
-        <w:t xml:space="preserve">UI never changes rules:</w:t>
-      </w:r>
-      <w:r>
-        <w:rPr>
-          <w:rFonts w:ascii="Arial" w:cs="Arial" w:eastAsia="Arial" w:hAnsi="Arial"/>
-          <w:sz w:val="21"/>
-          <w:szCs w:val="21"/>
-        </w:rPr>
-        <w:t xml:space="preserve"> it sends commands and displays the state it receives.</w:t>
+        <w:t xml:space="preserve">Battle scene (built):</w:t>
+      </w:r>
+      <w:r>
+        <w:rPr>
+          <w:rFonts w:ascii="Arial" w:cs="Arial" w:eastAsia="Arial" w:hAnsi="Arial"/>
+          <w:sz w:val="21"/>
+          <w:szCs w:val="21"/>
+        </w:rPr>
+        <w:t xml:space="preserve"> </w:t>
+      </w:r>
+      <w:r>
+        <w:rPr>
+          <w:rFonts w:ascii="Consolas" w:cs="Consolas" w:eastAsia="Consolas" w:hAnsi="Consolas"/>
+          <w:color w:val="0D47A1"/>
+          <w:sz w:val="20"/>
+          <w:szCs w:val="20"/>
+        </w:rPr>
+        <w:t xml:space="preserve">UIManager.cs</w:t>
+      </w:r>
+      <w:r>
+        <w:rPr>
+          <w:rFonts w:ascii="Arial" w:cs="Arial" w:eastAsia="Arial" w:hAnsi="Arial"/>
+          <w:sz w:val="21"/>
+          <w:szCs w:val="21"/>
+        </w:rPr>
+        <w:t xml:space="preserve"> owns the HUD (level and wave, temperature bar, Oxygen, Pause), the deploy bar and End Turn, the boss panel, Pause, the End screen (Victory or Defeat) and the Results panel.</w:t>
       </w:r>
     </w:p>
     <w:p>
@@ -6696,15 +8129,32 @@
           <w:sz w:val="21"/>
           <w:szCs w:val="21"/>
         </w:rPr>
-        <w:t xml:space="preserve">Planned screens:</w:t>
-      </w:r>
-      <w:r>
-        <w:rPr>
-          <w:rFonts w:ascii="Arial" w:cs="Arial" w:eastAsia="Arial" w:hAnsi="Arial"/>
-          <w:sz w:val="21"/>
-          <w:szCs w:val="21"/>
-        </w:rPr>
-        <w:t xml:space="preserve"> Main Menu, Stage Select, Pre-Quiz, Pop-Up Modal, Post-Quiz, Climate Codex, Pause, Settings and Credits.</w:t>
+        <w:t xml:space="preserve">Road taps:</w:t>
+      </w:r>
+      <w:r>
+        <w:rPr>
+          <w:rFonts w:ascii="Arial" w:cs="Arial" w:eastAsia="Arial" w:hAnsi="Arial"/>
+          <w:sz w:val="21"/>
+          <w:szCs w:val="21"/>
+        </w:rPr>
+        <w:t xml:space="preserve"> taps on the road reach </w:t>
+      </w:r>
+      <w:r>
+        <w:rPr>
+          <w:rFonts w:ascii="Consolas" w:cs="Consolas" w:eastAsia="Consolas" w:hAnsi="Consolas"/>
+          <w:color w:val="0D47A1"/>
+          <w:sz w:val="20"/>
+          <w:szCs w:val="20"/>
+        </w:rPr>
+        <w:t xml:space="preserve">BoardSlot.cs</w:t>
+      </w:r>
+      <w:r>
+        <w:rPr>
+          <w:rFonts w:ascii="Arial" w:cs="Arial" w:eastAsia="Arial" w:hAnsi="Arial"/>
+          <w:sz w:val="21"/>
+          <w:szCs w:val="21"/>
+        </w:rPr>
+        <w:t xml:space="preserve"> through Unity's EventSystem, so they work with touch and mouse and are blocked when a panel covers the board.</w:t>
       </w:r>
     </w:p>
     <w:p>
@@ -6724,38 +8174,15 @@
           <w:sz w:val="21"/>
           <w:szCs w:val="21"/>
         </w:rPr>
-        <w:t xml:space="preserve">Researcher:</w:t>
-      </w:r>
-      <w:r>
-        <w:rPr>
-          <w:rFonts w:ascii="Arial" w:cs="Arial" w:eastAsia="Arial" w:hAnsi="Arial"/>
-          <w:sz w:val="21"/>
-          <w:szCs w:val="21"/>
-        </w:rPr>
-        <w:t xml:space="preserve"> their only interaction is outside the app, when copying the exported CSV file (planned).</w:t>
-      </w:r>
-    </w:p>
-    <w:p>
-      <w:pPr>
-        <w:pStyle w:val="Heading2"/>
-        <w:keepNext/>
-        <w:spacing w:after="80" w:before="200"/>
-      </w:pPr>
-      <w:r>
-        <w:t xml:space="preserve">4.3 Where major processing occurs</w:t>
-      </w:r>
-    </w:p>
-    <w:p>
-      <w:pPr>
-        <w:spacing w:after="120" w:before="0" w:line="276"/>
-      </w:pPr>
-      <w:r>
-        <w:rPr>
-          <w:rFonts w:ascii="Arial" w:cs="Arial" w:eastAsia="Arial" w:hAnsi="Arial"/>
-          <w:sz w:val="21"/>
-          <w:szCs w:val="21"/>
-        </w:rPr>
-        <w:t xml:space="preserve">All processing happens on the phone, in the Core Game Logic layer:</w:t>
+        <w:t xml:space="preserve">UI never changes rules:</w:t>
+      </w:r>
+      <w:r>
+        <w:rPr>
+          <w:rFonts w:ascii="Arial" w:cs="Arial" w:eastAsia="Arial" w:hAnsi="Arial"/>
+          <w:sz w:val="21"/>
+          <w:szCs w:val="21"/>
+        </w:rPr>
+        <w:t xml:space="preserve"> it sends commands and displays the state it receives.</w:t>
       </w:r>
     </w:p>
     <w:p>
@@ -6775,149 +8202,15 @@
           <w:sz w:val="21"/>
           <w:szCs w:val="21"/>
         </w:rPr>
-        <w:t xml:space="preserve">Turn and climate (built):</w:t>
-      </w:r>
-      <w:r>
-        <w:rPr>
-          <w:rFonts w:ascii="Arial" w:cs="Arial" w:eastAsia="Arial" w:hAnsi="Arial"/>
-          <w:sz w:val="21"/>
-          <w:szCs w:val="21"/>
-        </w:rPr>
-        <w:t xml:space="preserve"> </w:t>
-      </w:r>
-      <w:r>
-        <w:rPr>
-          <w:rFonts w:ascii="Consolas" w:cs="Consolas" w:eastAsia="Consolas" w:hAnsi="Consolas"/>
-          <w:color w:val="0D47A1"/>
-          <w:sz w:val="20"/>
-          <w:szCs w:val="20"/>
-        </w:rPr>
-        <w:t xml:space="preserve">TurnManager.cs</w:t>
-      </w:r>
-      <w:r>
-        <w:rPr>
-          <w:rFonts w:ascii="Arial" w:cs="Arial" w:eastAsia="Arial" w:hAnsi="Arial"/>
-          <w:sz w:val="21"/>
-          <w:szCs w:val="21"/>
-        </w:rPr>
-        <w:t xml:space="preserve"> runs each turn:</w:t>
-      </w:r>
-      <w:r>
-        <w:br/>
-      </w:r>
-      <w:r>
-        <w:rPr>
-          <w:rFonts w:ascii="Arial" w:cs="Arial" w:eastAsia="Arial" w:hAnsi="Arial"/>
-          <w:sz w:val="21"/>
-          <w:szCs w:val="21"/>
-        </w:rPr>
-        <w:t xml:space="preserve">1. Ally phase.</w:t>
-      </w:r>
-      <w:r>
-        <w:br/>
-      </w:r>
-      <w:r>
-        <w:rPr>
-          <w:rFonts w:ascii="Arial" w:cs="Arial" w:eastAsia="Arial" w:hAnsi="Arial"/>
-          <w:sz w:val="21"/>
-          <w:szCs w:val="21"/>
-        </w:rPr>
-        <w:t xml:space="preserve">2. Wave-cleared check.</w:t>
-      </w:r>
-      <w:r>
-        <w:br/>
-      </w:r>
-      <w:r>
-        <w:rPr>
-          <w:rFonts w:ascii="Arial" w:cs="Arial" w:eastAsia="Arial" w:hAnsi="Arial"/>
-          <w:sz w:val="21"/>
-          <w:szCs w:val="21"/>
-        </w:rPr>
-        <w:t xml:space="preserve">3. Enemy phase.</w:t>
-      </w:r>
-      <w:r>
-        <w:br/>
-      </w:r>
-      <w:r>
-        <w:rPr>
-          <w:rFonts w:ascii="Arial" w:cs="Arial" w:eastAsia="Arial" w:hAnsi="Arial"/>
-          <w:sz w:val="21"/>
-          <w:szCs w:val="21"/>
-        </w:rPr>
-        <w:t xml:space="preserve">4. Temperature check.</w:t>
-      </w:r>
-      <w:r>
-        <w:br/>
-      </w:r>
-      <w:r>
-        <w:rPr>
-          <w:rFonts w:ascii="Arial" w:cs="Arial" w:eastAsia="Arial" w:hAnsi="Arial"/>
-          <w:sz w:val="21"/>
-          <w:szCs w:val="21"/>
-        </w:rPr>
-        <w:t xml:space="preserve">5. Next turn.</w:t>
-      </w:r>
-      <w:r>
-        <w:br/>
-      </w:r>
-      <w:r>
-        <w:rPr>
-          <w:rFonts w:ascii="Arial" w:cs="Arial" w:eastAsia="Arial" w:hAnsi="Arial"/>
-          <w:sz w:val="21"/>
-          <w:szCs w:val="21"/>
-        </w:rPr>
-        <w:t xml:space="preserve">Around it, </w:t>
-      </w:r>
-      <w:r>
-        <w:rPr>
-          <w:rFonts w:ascii="Consolas" w:cs="Consolas" w:eastAsia="Consolas" w:hAnsi="Consolas"/>
-          <w:color w:val="0D47A1"/>
-          <w:sz w:val="20"/>
-          <w:szCs w:val="20"/>
-        </w:rPr>
-        <w:t xml:space="preserve">WaveManager.cs</w:t>
-      </w:r>
-      <w:r>
-        <w:rPr>
-          <w:rFonts w:ascii="Arial" w:cs="Arial" w:eastAsia="Arial" w:hAnsi="Arial"/>
-          <w:sz w:val="21"/>
-          <w:szCs w:val="21"/>
-        </w:rPr>
-        <w:t xml:space="preserve"> spawns 3 waves into random free enemy lanes, </w:t>
-      </w:r>
-      <w:r>
-        <w:rPr>
-          <w:rFonts w:ascii="Consolas" w:cs="Consolas" w:eastAsia="Consolas" w:hAnsi="Consolas"/>
-          <w:color w:val="0D47A1"/>
-          <w:sz w:val="20"/>
-          <w:szCs w:val="20"/>
-        </w:rPr>
-        <w:t xml:space="preserve">OxygenPointSystem.cs</w:t>
-      </w:r>
-      <w:r>
-        <w:rPr>
-          <w:rFonts w:ascii="Arial" w:cs="Arial" w:eastAsia="Arial" w:hAnsi="Arial"/>
-          <w:sz w:val="21"/>
-          <w:szCs w:val="21"/>
-        </w:rPr>
-        <w:t xml:space="preserve"> gives 5 / 7 / 10 OP per turn by wave, minus 1, 2, 4 or 8 on turns 2–5+, and </w:t>
-      </w:r>
-      <w:r>
-        <w:rPr>
-          <w:rFonts w:ascii="Consolas" w:cs="Consolas" w:eastAsia="Consolas" w:hAnsi="Consolas"/>
-          <w:color w:val="0D47A1"/>
-          <w:sz w:val="20"/>
-          <w:szCs w:val="20"/>
-        </w:rPr>
-        <w:t xml:space="preserve">TemperatureSystem.cs</w:t>
-      </w:r>
-      <w:r>
-        <w:rPr>
-          <w:rFonts w:ascii="Arial" w:cs="Arial" w:eastAsia="Arial" w:hAnsi="Arial"/>
-          <w:sz w:val="21"/>
-          <w:szCs w:val="21"/>
-        </w:rPr>
-        <w:t xml:space="preserve"> keeps the value from dropping below the starting 1.0 °C. The level is lost once it reaches 1.5 °C; it can go past 1.5 °C within one enemy phase, because the check runs after the phase.</w:t>
+        <w:t xml:space="preserve">Planned screens:</w:t>
+      </w:r>
+      <w:r>
+        <w:rPr>
+          <w:rFonts w:ascii="Arial" w:cs="Arial" w:eastAsia="Arial" w:hAnsi="Arial"/>
+          <w:sz w:val="21"/>
+          <w:szCs w:val="21"/>
+        </w:rPr>
+        <w:t xml:space="preserve"> Pre-Quiz, Pop-Up Modal, Post-Quiz and Climate Codex.</w:t>
       </w:r>
     </w:p>
     <w:p>
@@ -6937,83 +8230,38 @@
           <w:sz w:val="21"/>
           <w:szCs w:val="21"/>
         </w:rPr>
-        <w:t xml:space="preserve">Battlefield (built):</w:t>
-      </w:r>
-      <w:r>
-        <w:rPr>
-          <w:rFonts w:ascii="Arial" w:cs="Arial" w:eastAsia="Arial" w:hAnsi="Arial"/>
-          <w:sz w:val="21"/>
-          <w:szCs w:val="21"/>
-        </w:rPr>
-        <w:t xml:space="preserve"> </w:t>
-      </w:r>
-      <w:r>
-        <w:rPr>
-          <w:rFonts w:ascii="Consolas" w:cs="Consolas" w:eastAsia="Consolas" w:hAnsi="Consolas"/>
-          <w:color w:val="0D47A1"/>
-          <w:sz w:val="20"/>
-          <w:szCs w:val="20"/>
-        </w:rPr>
-        <w:t xml:space="preserve">GridManager.cs</w:t>
-      </w:r>
-      <w:r>
-        <w:rPr>
-          <w:rFonts w:ascii="Arial" w:cs="Arial" w:eastAsia="Arial" w:hAnsi="Arial"/>
-          <w:sz w:val="21"/>
-          <w:szCs w:val="21"/>
-        </w:rPr>
-        <w:t xml:space="preserve">, </w:t>
-      </w:r>
-      <w:r>
-        <w:rPr>
-          <w:rFonts w:ascii="Consolas" w:cs="Consolas" w:eastAsia="Consolas" w:hAnsi="Consolas"/>
-          <w:color w:val="0D47A1"/>
-          <w:sz w:val="20"/>
-          <w:szCs w:val="20"/>
-        </w:rPr>
-        <w:t xml:space="preserve">LaneController.cs</w:t>
-      </w:r>
-      <w:r>
-        <w:rPr>
-          <w:rFonts w:ascii="Arial" w:cs="Arial" w:eastAsia="Arial" w:hAnsi="Arial"/>
-          <w:sz w:val="21"/>
-          <w:szCs w:val="21"/>
-        </w:rPr>
-        <w:t xml:space="preserve">, </w:t>
-      </w:r>
-      <w:r>
-        <w:rPr>
-          <w:rFonts w:ascii="Consolas" w:cs="Consolas" w:eastAsia="Consolas" w:hAnsi="Consolas"/>
-          <w:color w:val="0D47A1"/>
-          <w:sz w:val="20"/>
-          <w:szCs w:val="20"/>
-        </w:rPr>
-        <w:t xml:space="preserve">DeploySystem.cs</w:t>
-      </w:r>
-      <w:r>
-        <w:rPr>
-          <w:rFonts w:ascii="Arial" w:cs="Arial" w:eastAsia="Arial" w:hAnsi="Arial"/>
-          <w:sz w:val="21"/>
-          <w:szCs w:val="21"/>
-        </w:rPr>
-        <w:t xml:space="preserve">, </w:t>
-      </w:r>
-      <w:r>
-        <w:rPr>
-          <w:rFonts w:ascii="Consolas" w:cs="Consolas" w:eastAsia="Consolas" w:hAnsi="Consolas"/>
-          <w:color w:val="0D47A1"/>
-          <w:sz w:val="20"/>
-          <w:szCs w:val="20"/>
-        </w:rPr>
-        <w:t xml:space="preserve">UnitFactory.cs</w:t>
-      </w:r>
-      <w:r>
-        <w:rPr>
-          <w:rFonts w:ascii="Arial" w:cs="Arial" w:eastAsia="Arial" w:hAnsi="Arial"/>
-          <w:sz w:val="21"/>
-          <w:szCs w:val="21"/>
-        </w:rPr>
-        <w:t xml:space="preserve"> and the unit scripts resolve placement, simultaneous lane attacks, damage, the hurt animation and death fade-out, and the climate result of each attack on the 12 slots.</w:t>
+        <w:t xml:space="preserve">Researcher:</w:t>
+      </w:r>
+      <w:r>
+        <w:rPr>
+          <w:rFonts w:ascii="Arial" w:cs="Arial" w:eastAsia="Arial" w:hAnsi="Arial"/>
+          <w:sz w:val="21"/>
+          <w:szCs w:val="21"/>
+        </w:rPr>
+        <w:t xml:space="preserve"> their only interaction is outside the app, when copying the exported CSV file (planned).</w:t>
+      </w:r>
+    </w:p>
+    <w:p>
+      <w:pPr>
+        <w:pStyle w:val="Heading2"/>
+        <w:keepNext/>
+        <w:spacing w:after="80" w:before="200"/>
+      </w:pPr>
+      <w:r>
+        <w:t xml:space="preserve">4.3 Where major processing occurs</w:t>
+      </w:r>
+    </w:p>
+    <w:p>
+      <w:pPr>
+        <w:spacing w:after="120" w:before="0" w:line="276"/>
+      </w:pPr>
+      <w:r>
+        <w:rPr>
+          <w:rFonts w:ascii="Arial" w:cs="Arial" w:eastAsia="Arial" w:hAnsi="Arial"/>
+          <w:sz w:val="21"/>
+          <w:szCs w:val="21"/>
+        </w:rPr>
+        <w:t xml:space="preserve">All processing happens on the phone, in the Core Game Logic layer:</w:t>
       </w:r>
     </w:p>
     <w:p>
@@ -7033,15 +8281,15 @@
           <w:sz w:val="21"/>
           <w:szCs w:val="21"/>
         </w:rPr>
-        <w:t xml:space="preserve">Planned:</w:t>
-      </w:r>
-      <w:r>
-        <w:rPr>
-          <w:rFonts w:ascii="Arial" w:cs="Arial" w:eastAsia="Arial" w:hAnsi="Arial"/>
-          <w:sz w:val="21"/>
-          <w:szCs w:val="21"/>
-        </w:rPr>
-        <w:t xml:space="preserve"> the </w:t>
+        <w:t xml:space="preserve">Turn and climate (built):</w:t>
+      </w:r>
+      <w:r>
+        <w:rPr>
+          <w:rFonts w:ascii="Arial" w:cs="Arial" w:eastAsia="Arial" w:hAnsi="Arial"/>
+          <w:sz w:val="21"/>
+          <w:szCs w:val="21"/>
+        </w:rPr>
+        <w:t xml:space="preserve"> </w:t>
       </w:r>
       <w:r>
         <w:rPr>
@@ -7050,15 +8298,81 @@
           <w:sz w:val="20"/>
           <w:szCs w:val="20"/>
         </w:rPr>
-        <w:t xml:space="preserve">EnemyAI.cs</w:t>
-      </w:r>
-      <w:r>
-        <w:rPr>
-          <w:rFonts w:ascii="Arial" w:cs="Arial" w:eastAsia="Arial" w:hAnsi="Arial"/>
-          <w:sz w:val="21"/>
-          <w:szCs w:val="21"/>
-        </w:rPr>
-        <w:t xml:space="preserve"> movement state machine, Burn / Cool / Shield effects, 10-wave boss levels, and education (</w:t>
+        <w:t xml:space="preserve">TurnManager.cs</w:t>
+      </w:r>
+      <w:r>
+        <w:rPr>
+          <w:rFonts w:ascii="Arial" w:cs="Arial" w:eastAsia="Arial" w:hAnsi="Arial"/>
+          <w:sz w:val="21"/>
+          <w:szCs w:val="21"/>
+        </w:rPr>
+        <w:t xml:space="preserve"> runs each turn:</w:t>
+      </w:r>
+      <w:r>
+        <w:br/>
+      </w:r>
+      <w:r>
+        <w:rPr>
+          <w:rFonts w:ascii="Arial" w:cs="Arial" w:eastAsia="Arial" w:hAnsi="Arial"/>
+          <w:sz w:val="21"/>
+          <w:szCs w:val="21"/>
+        </w:rPr>
+        <w:t xml:space="preserve">1. Ally phase.</w:t>
+      </w:r>
+      <w:r>
+        <w:br/>
+      </w:r>
+      <w:r>
+        <w:rPr>
+          <w:rFonts w:ascii="Arial" w:cs="Arial" w:eastAsia="Arial" w:hAnsi="Arial"/>
+          <w:sz w:val="21"/>
+          <w:szCs w:val="21"/>
+        </w:rPr>
+        <w:t xml:space="preserve">2. Wave-cleared check.</w:t>
+      </w:r>
+      <w:r>
+        <w:br/>
+      </w:r>
+      <w:r>
+        <w:rPr>
+          <w:rFonts w:ascii="Arial" w:cs="Arial" w:eastAsia="Arial" w:hAnsi="Arial"/>
+          <w:sz w:val="21"/>
+          <w:szCs w:val="21"/>
+        </w:rPr>
+        <w:t xml:space="preserve">3. Enemy phase.</w:t>
+      </w:r>
+      <w:r>
+        <w:br/>
+      </w:r>
+      <w:r>
+        <w:rPr>
+          <w:rFonts w:ascii="Arial" w:cs="Arial" w:eastAsia="Arial" w:hAnsi="Arial"/>
+          <w:sz w:val="21"/>
+          <w:szCs w:val="21"/>
+        </w:rPr>
+        <w:t xml:space="preserve">4. Temperature check.</w:t>
+      </w:r>
+      <w:r>
+        <w:br/>
+      </w:r>
+      <w:r>
+        <w:rPr>
+          <w:rFonts w:ascii="Arial" w:cs="Arial" w:eastAsia="Arial" w:hAnsi="Arial"/>
+          <w:sz w:val="21"/>
+          <w:szCs w:val="21"/>
+        </w:rPr>
+        <w:t xml:space="preserve">5. Next turn.</w:t>
+      </w:r>
+      <w:r>
+        <w:br/>
+      </w:r>
+      <w:r>
+        <w:rPr>
+          <w:rFonts w:ascii="Arial" w:cs="Arial" w:eastAsia="Arial" w:hAnsi="Arial"/>
+          <w:sz w:val="21"/>
+          <w:szCs w:val="21"/>
+        </w:rPr>
+        <w:t xml:space="preserve">Around it, </w:t>
       </w:r>
       <w:r>
         <w:rPr>
@@ -7067,15 +8381,15 @@
           <w:sz w:val="20"/>
           <w:szCs w:val="20"/>
         </w:rPr>
-        <w:t xml:space="preserve">QuizManager.cs</w:t>
-      </w:r>
-      <w:r>
-        <w:rPr>
-          <w:rFonts w:ascii="Arial" w:cs="Arial" w:eastAsia="Arial" w:hAnsi="Arial"/>
-          <w:sz w:val="21"/>
-          <w:szCs w:val="21"/>
-        </w:rPr>
-        <w:t xml:space="preserve">, </w:t>
+        <w:t xml:space="preserve">WaveManager.cs</w:t>
+      </w:r>
+      <w:r>
+        <w:rPr>
+          <w:rFonts w:ascii="Arial" w:cs="Arial" w:eastAsia="Arial" w:hAnsi="Arial"/>
+          <w:sz w:val="21"/>
+          <w:szCs w:val="21"/>
+        </w:rPr>
+        <w:t xml:space="preserve"> spawns the level's 3–5 waves into random free enemy lanes, </w:t>
       </w:r>
       <w:r>
         <w:rPr>
@@ -7084,15 +8398,15 @@
           <w:sz w:val="20"/>
           <w:szCs w:val="20"/>
         </w:rPr>
-        <w:t xml:space="preserve">PopupManager.cs</w:t>
-      </w:r>
-      <w:r>
-        <w:rPr>
-          <w:rFonts w:ascii="Arial" w:cs="Arial" w:eastAsia="Arial" w:hAnsi="Arial"/>
-          <w:sz w:val="21"/>
-          <w:szCs w:val="21"/>
-        </w:rPr>
-        <w:t xml:space="preserve">, </w:t>
+        <w:t xml:space="preserve">OxygenPointSystem.cs</w:t>
+      </w:r>
+      <w:r>
+        <w:rPr>
+          <w:rFonts w:ascii="Arial" w:cs="Arial" w:eastAsia="Arial" w:hAnsi="Arial"/>
+          <w:sz w:val="21"/>
+          <w:szCs w:val="21"/>
+        </w:rPr>
+        <w:t xml:space="preserve"> gives each wave's OP allowance per turn (for example 5 / 6 / 7 in Level 1), minus 1, 2, 4 or 8 on turns 2–5+ but never below 2, and </w:t>
       </w:r>
       <w:r>
         <w:rPr>
@@ -7101,38 +8415,15 @@
           <w:sz w:val="20"/>
           <w:szCs w:val="20"/>
         </w:rPr>
-        <w:t xml:space="preserve">ClimateCodex.cs</w:t>
-      </w:r>
-      <w:r>
-        <w:rPr>
-          <w:rFonts w:ascii="Arial" w:cs="Arial" w:eastAsia="Arial" w:hAnsi="Arial"/>
-          <w:sz w:val="21"/>
-          <w:szCs w:val="21"/>
-        </w:rPr>
-        <w:t xml:space="preserve">).</w:t>
-      </w:r>
-    </w:p>
-    <w:p>
-      <w:pPr>
-        <w:pStyle w:val="Heading2"/>
-        <w:keepNext/>
-        <w:spacing w:after="80" w:before="200"/>
-      </w:pPr>
-      <w:r>
-        <w:t xml:space="preserve">4.4 Where persistent data is stored</w:t>
-      </w:r>
-    </w:p>
-    <w:p>
-      <w:pPr>
-        <w:spacing w:after="120" w:before="0" w:line="276"/>
-      </w:pPr>
-      <w:r>
-        <w:rPr>
-          <w:rFonts w:ascii="Arial" w:cs="Arial" w:eastAsia="Arial" w:hAnsi="Arial"/>
-          <w:sz w:val="21"/>
-          <w:szCs w:val="21"/>
-        </w:rPr>
-        <w:t xml:space="preserve">Data is stored in four places, all on the device:</w:t>
+        <w:t xml:space="preserve">TemperatureSystem.cs</w:t>
+      </w:r>
+      <w:r>
+        <w:rPr>
+          <w:rFonts w:ascii="Arial" w:cs="Arial" w:eastAsia="Arial" w:hAnsi="Arial"/>
+          <w:sz w:val="21"/>
+          <w:szCs w:val="21"/>
+        </w:rPr>
+        <w:t xml:space="preserve"> keeps the value from dropping below the starting 1.0 °C. The level is lost once it reaches 1.5 °C; it can go past 1.5 °C within one enemy phase, because the check runs after the phase.</w:t>
       </w:r>
     </w:p>
     <w:p>
@@ -7152,26 +8443,15 @@
           <w:sz w:val="21"/>
           <w:szCs w:val="21"/>
         </w:rPr>
-        <w:t xml:space="preserve">Game content (read-only):</w:t>
-      </w:r>
-      <w:r>
-        <w:rPr>
-          <w:rFonts w:ascii="Arial" w:cs="Arial" w:eastAsia="Arial" w:hAnsi="Arial"/>
-          <w:sz w:val="21"/>
-          <w:szCs w:val="21"/>
-        </w:rPr>
-        <w:t xml:space="preserve"> ScriptableObject assets compiled into the APK.</w:t>
-      </w:r>
-      <w:r>
-        <w:br/>
-      </w:r>
-      <w:r>
-        <w:rPr>
-          <w:rFonts w:ascii="Arial" w:cs="Arial" w:eastAsia="Arial" w:hAnsi="Arial"/>
-          <w:sz w:val="21"/>
-          <w:szCs w:val="21"/>
-        </w:rPr>
-        <w:t xml:space="preserve">• Built: </w:t>
+        <w:t xml:space="preserve">Battlefield (built):</w:t>
+      </w:r>
+      <w:r>
+        <w:rPr>
+          <w:rFonts w:ascii="Arial" w:cs="Arial" w:eastAsia="Arial" w:hAnsi="Arial"/>
+          <w:sz w:val="21"/>
+          <w:szCs w:val="21"/>
+        </w:rPr>
+        <w:t xml:space="preserve"> </w:t>
       </w:r>
       <w:r>
         <w:rPr>
@@ -7180,7 +8460,7 @@
           <w:sz w:val="20"/>
           <w:szCs w:val="20"/>
         </w:rPr>
-        <w:t xml:space="preserve">LevelData</w:t>
+        <w:t xml:space="preserve">GridManager.cs</w:t>
       </w:r>
       <w:r>
         <w:rPr>
@@ -7197,7 +8477,7 @@
           <w:sz w:val="20"/>
           <w:szCs w:val="20"/>
         </w:rPr>
-        <w:t xml:space="preserve">WaveData</w:t>
+        <w:t xml:space="preserve">LaneController.cs</w:t>
       </w:r>
       <w:r>
         <w:rPr>
@@ -7214,26 +8494,15 @@
           <w:sz w:val="20"/>
           <w:szCs w:val="20"/>
         </w:rPr>
-        <w:t xml:space="preserve">UnitData</w:t>
-      </w:r>
-      <w:r>
-        <w:rPr>
-          <w:rFonts w:ascii="Arial" w:cs="Arial" w:eastAsia="Arial" w:hAnsi="Arial"/>
-          <w:sz w:val="21"/>
-          <w:szCs w:val="21"/>
-        </w:rPr>
-        <w:t xml:space="preserve"> (Baguio Level 1, 3 waves, 10 units).</w:t>
-      </w:r>
-      <w:r>
-        <w:br/>
-      </w:r>
-      <w:r>
-        <w:rPr>
-          <w:rFonts w:ascii="Arial" w:cs="Arial" w:eastAsia="Arial" w:hAnsi="Arial"/>
-          <w:sz w:val="21"/>
-          <w:szCs w:val="21"/>
-        </w:rPr>
-        <w:t xml:space="preserve">• Planned: </w:t>
+        <w:t xml:space="preserve">DeploySystem.cs</w:t>
+      </w:r>
+      <w:r>
+        <w:rPr>
+          <w:rFonts w:ascii="Arial" w:cs="Arial" w:eastAsia="Arial" w:hAnsi="Arial"/>
+          <w:sz w:val="21"/>
+          <w:szCs w:val="21"/>
+        </w:rPr>
+        <w:t xml:space="preserve">, </w:t>
       </w:r>
       <w:r>
         <w:rPr>
@@ -7242,49 +8511,15 @@
           <w:sz w:val="20"/>
           <w:szCs w:val="20"/>
         </w:rPr>
-        <w:t xml:space="preserve">StageData</w:t>
-      </w:r>
-      <w:r>
-        <w:rPr>
-          <w:rFonts w:ascii="Arial" w:cs="Arial" w:eastAsia="Arial" w:hAnsi="Arial"/>
-          <w:sz w:val="21"/>
-          <w:szCs w:val="21"/>
-        </w:rPr>
-        <w:t xml:space="preserve">, </w:t>
-      </w:r>
-      <w:r>
-        <w:rPr>
-          <w:rFonts w:ascii="Consolas" w:cs="Consolas" w:eastAsia="Consolas" w:hAnsi="Consolas"/>
-          <w:color w:val="0D47A1"/>
-          <w:sz w:val="20"/>
-          <w:szCs w:val="20"/>
-        </w:rPr>
-        <w:t xml:space="preserve">QuizData</w:t>
-      </w:r>
-      <w:r>
-        <w:rPr>
-          <w:rFonts w:ascii="Arial" w:cs="Arial" w:eastAsia="Arial" w:hAnsi="Arial"/>
-          <w:sz w:val="21"/>
-          <w:szCs w:val="21"/>
-        </w:rPr>
-        <w:t xml:space="preserve">, </w:t>
-      </w:r>
-      <w:r>
-        <w:rPr>
-          <w:rFonts w:ascii="Consolas" w:cs="Consolas" w:eastAsia="Consolas" w:hAnsi="Consolas"/>
-          <w:color w:val="0D47A1"/>
-          <w:sz w:val="20"/>
-          <w:szCs w:val="20"/>
-        </w:rPr>
-        <w:t xml:space="preserve">PopupData</w:t>
-      </w:r>
-      <w:r>
-        <w:rPr>
-          <w:rFonts w:ascii="Arial" w:cs="Arial" w:eastAsia="Arial" w:hAnsi="Arial"/>
-          <w:sz w:val="21"/>
-          <w:szCs w:val="21"/>
-        </w:rPr>
-        <w:t xml:space="preserve">.</w:t>
+        <w:t xml:space="preserve">UnitFactory.cs</w:t>
+      </w:r>
+      <w:r>
+        <w:rPr>
+          <w:rFonts w:ascii="Arial" w:cs="Arial" w:eastAsia="Arial" w:hAnsi="Arial"/>
+          <w:sz w:val="21"/>
+          <w:szCs w:val="21"/>
+        </w:rPr>
+        <w:t xml:space="preserve"> and the unit scripts resolve placement, simultaneous lane attacks, damage, the hurt animation and death fade-out, and the climate result of each attack on the 12 slots.</w:t>
       </w:r>
     </w:p>
     <w:p>
@@ -7304,15 +8539,15 @@
           <w:sz w:val="21"/>
           <w:szCs w:val="21"/>
         </w:rPr>
-        <w:t xml:space="preserve">Player data (app-private):</w:t>
-      </w:r>
-      <w:r>
-        <w:rPr>
-          <w:rFonts w:ascii="Arial" w:cs="Arial" w:eastAsia="Arial" w:hAnsi="Arial"/>
-          <w:sz w:val="21"/>
-          <w:szCs w:val="21"/>
-        </w:rPr>
-        <w:t xml:space="preserve"> the SQLite file </w:t>
+        <w:t xml:space="preserve">Boss (built):</w:t>
+      </w:r>
+      <w:r>
+        <w:rPr>
+          <w:rFonts w:ascii="Arial" w:cs="Arial" w:eastAsia="Arial" w:hAnsi="Arial"/>
+          <w:sz w:val="21"/>
+          <w:szCs w:val="21"/>
+        </w:rPr>
+        <w:t xml:space="preserve"> in Level 10, Wave 5, </w:t>
       </w:r>
       <w:r>
         <w:rPr>
@@ -7321,122 +8556,15 @@
           <w:sz w:val="20"/>
           <w:szCs w:val="20"/>
         </w:rPr>
-        <w:t xml:space="preserve">thermo_tactics.db</w:t>
-      </w:r>
-      <w:r>
-        <w:rPr>
-          <w:rFonts w:ascii="Arial" w:cs="Arial" w:eastAsia="Arial" w:hAnsi="Arial"/>
-          <w:sz w:val="21"/>
-          <w:szCs w:val="21"/>
-        </w:rPr>
-        <w:t xml:space="preserve"> in </w:t>
-      </w:r>
-      <w:r>
-        <w:rPr>
-          <w:rFonts w:ascii="Consolas" w:cs="Consolas" w:eastAsia="Consolas" w:hAnsi="Consolas"/>
-          <w:color w:val="0D47A1"/>
-          <w:sz w:val="20"/>
-          <w:szCs w:val="20"/>
-        </w:rPr>
-        <w:t xml:space="preserve">Application.persistentDataPath</w:t>
-      </w:r>
-      <w:r>
-        <w:rPr>
-          <w:rFonts w:ascii="Arial" w:cs="Arial" w:eastAsia="Arial" w:hAnsi="Arial"/>
-          <w:sz w:val="21"/>
-          <w:szCs w:val="21"/>
-        </w:rPr>
-        <w:t xml:space="preserve">. Only </w:t>
-      </w:r>
-      <w:r>
-        <w:rPr>
-          <w:rFonts w:ascii="Consolas" w:cs="Consolas" w:eastAsia="Consolas" w:hAnsi="Consolas"/>
-          <w:color w:val="0D47A1"/>
-          <w:sz w:val="20"/>
-          <w:szCs w:val="20"/>
-        </w:rPr>
-        <w:t xml:space="preserve">ResultsDatabase.cs</w:t>
-      </w:r>
-      <w:r>
-        <w:rPr>
-          <w:rFonts w:ascii="Arial" w:cs="Arial" w:eastAsia="Arial" w:hAnsi="Arial"/>
-          <w:sz w:val="21"/>
-          <w:szCs w:val="21"/>
-        </w:rPr>
-        <w:t xml:space="preserve"> opens it.</w:t>
-      </w:r>
-      <w:r>
-        <w:br/>
-      </w:r>
-      <w:r>
-        <w:rPr>
-          <w:rFonts w:ascii="Arial" w:cs="Arial" w:eastAsia="Arial" w:hAnsi="Arial"/>
-          <w:sz w:val="21"/>
-          <w:szCs w:val="21"/>
-        </w:rPr>
-        <w:t xml:space="preserve">• Built: the </w:t>
-      </w:r>
-      <w:r>
-        <w:rPr>
-          <w:rFonts w:ascii="Consolas" w:cs="Consolas" w:eastAsia="Consolas" w:hAnsi="Consolas"/>
-          <w:color w:val="0D47A1"/>
-          <w:sz w:val="20"/>
-          <w:szCs w:val="20"/>
-        </w:rPr>
-        <w:t xml:space="preserve">game_results</w:t>
-      </w:r>
-      <w:r>
-        <w:rPr>
-          <w:rFonts w:ascii="Arial" w:cs="Arial" w:eastAsia="Arial" w:hAnsi="Arial"/>
-          <w:sz w:val="21"/>
-          <w:szCs w:val="21"/>
-        </w:rPr>
-        <w:t xml:space="preserve"> table.</w:t>
-      </w:r>
-      <w:r>
-        <w:br/>
-      </w:r>
-      <w:r>
-        <w:rPr>
-          <w:rFonts w:ascii="Arial" w:cs="Arial" w:eastAsia="Arial" w:hAnsi="Arial"/>
-          <w:sz w:val="21"/>
-          <w:szCs w:val="21"/>
-        </w:rPr>
-        <w:t xml:space="preserve">• Planned: </w:t>
-      </w:r>
-      <w:r>
-        <w:rPr>
-          <w:rFonts w:ascii="Consolas" w:cs="Consolas" w:eastAsia="Consolas" w:hAnsi="Consolas"/>
-          <w:color w:val="0D47A1"/>
-          <w:sz w:val="20"/>
-          <w:szCs w:val="20"/>
-        </w:rPr>
-        <w:t xml:space="preserve">quiz_results</w:t>
-      </w:r>
-      <w:r>
-        <w:rPr>
-          <w:rFonts w:ascii="Arial" w:cs="Arial" w:eastAsia="Arial" w:hAnsi="Arial"/>
-          <w:sz w:val="21"/>
-          <w:szCs w:val="21"/>
-        </w:rPr>
-        <w:t xml:space="preserve"> and </w:t>
-      </w:r>
-      <w:r>
-        <w:rPr>
-          <w:rFonts w:ascii="Consolas" w:cs="Consolas" w:eastAsia="Consolas" w:hAnsi="Consolas"/>
-          <w:color w:val="0D47A1"/>
-          <w:sz w:val="20"/>
-          <w:szCs w:val="20"/>
-        </w:rPr>
-        <w:t xml:space="preserve">level_progress</w:t>
-      </w:r>
-      <w:r>
-        <w:rPr>
-          <w:rFonts w:ascii="Arial" w:cs="Arial" w:eastAsia="Arial" w:hAnsi="Arial"/>
-          <w:sz w:val="21"/>
-          <w:szCs w:val="21"/>
-        </w:rPr>
-        <w:t xml:space="preserve">.</w:t>
+        <w:t xml:space="preserve">BossUnit.cs</w:t>
+      </w:r>
+      <w:r>
+        <w:rPr>
+          <w:rFonts w:ascii="Arial" w:cs="Arial" w:eastAsia="Arial" w:hAnsi="Arial"/>
+          <w:sz w:val="21"/>
+          <w:szCs w:val="21"/>
+        </w:rPr>
+        <w:t xml:space="preserve"> fills all 6 enemy slots. Each turn it cleaves the lane of the strongest ally and both neighbours, or slams all 6 lanes every 3rd turn (every 2nd once enraged below 40% HP). The choice is fixed at the start of the player's turn, so the HUD warning is always true.</w:t>
       </w:r>
     </w:p>
     <w:p>
@@ -7456,15 +8584,106 @@
           <w:sz w:val="21"/>
           <w:szCs w:val="21"/>
         </w:rPr>
-        <w:t xml:space="preserve">Settings (planned):</w:t>
-      </w:r>
-      <w:r>
-        <w:rPr>
-          <w:rFonts w:ascii="Arial" w:cs="Arial" w:eastAsia="Arial" w:hAnsi="Arial"/>
-          <w:sz w:val="21"/>
-          <w:szCs w:val="21"/>
-        </w:rPr>
-        <w:t xml:space="preserve"> PlayerPrefs for volume and the pop-up "don't show again" toggle.</w:t>
+        <w:t xml:space="preserve">Planned:</w:t>
+      </w:r>
+      <w:r>
+        <w:rPr>
+          <w:rFonts w:ascii="Arial" w:cs="Arial" w:eastAsia="Arial" w:hAnsi="Arial"/>
+          <w:sz w:val="21"/>
+          <w:szCs w:val="21"/>
+        </w:rPr>
+        <w:t xml:space="preserve"> the </w:t>
+      </w:r>
+      <w:r>
+        <w:rPr>
+          <w:rFonts w:ascii="Consolas" w:cs="Consolas" w:eastAsia="Consolas" w:hAnsi="Consolas"/>
+          <w:color w:val="0D47A1"/>
+          <w:sz w:val="20"/>
+          <w:szCs w:val="20"/>
+        </w:rPr>
+        <w:t xml:space="preserve">EnemyAI.cs</w:t>
+      </w:r>
+      <w:r>
+        <w:rPr>
+          <w:rFonts w:ascii="Arial" w:cs="Arial" w:eastAsia="Arial" w:hAnsi="Arial"/>
+          <w:sz w:val="21"/>
+          <w:szCs w:val="21"/>
+        </w:rPr>
+        <w:t xml:space="preserve"> movement state machine, Burn / Cool / Shield effects, and education (</w:t>
+      </w:r>
+      <w:r>
+        <w:rPr>
+          <w:rFonts w:ascii="Consolas" w:cs="Consolas" w:eastAsia="Consolas" w:hAnsi="Consolas"/>
+          <w:color w:val="0D47A1"/>
+          <w:sz w:val="20"/>
+          <w:szCs w:val="20"/>
+        </w:rPr>
+        <w:t xml:space="preserve">QuizManager.cs</w:t>
+      </w:r>
+      <w:r>
+        <w:rPr>
+          <w:rFonts w:ascii="Arial" w:cs="Arial" w:eastAsia="Arial" w:hAnsi="Arial"/>
+          <w:sz w:val="21"/>
+          <w:szCs w:val="21"/>
+        </w:rPr>
+        <w:t xml:space="preserve">, </w:t>
+      </w:r>
+      <w:r>
+        <w:rPr>
+          <w:rFonts w:ascii="Consolas" w:cs="Consolas" w:eastAsia="Consolas" w:hAnsi="Consolas"/>
+          <w:color w:val="0D47A1"/>
+          <w:sz w:val="20"/>
+          <w:szCs w:val="20"/>
+        </w:rPr>
+        <w:t xml:space="preserve">PopupManager.cs</w:t>
+      </w:r>
+      <w:r>
+        <w:rPr>
+          <w:rFonts w:ascii="Arial" w:cs="Arial" w:eastAsia="Arial" w:hAnsi="Arial"/>
+          <w:sz w:val="21"/>
+          <w:szCs w:val="21"/>
+        </w:rPr>
+        <w:t xml:space="preserve">, </w:t>
+      </w:r>
+      <w:r>
+        <w:rPr>
+          <w:rFonts w:ascii="Consolas" w:cs="Consolas" w:eastAsia="Consolas" w:hAnsi="Consolas"/>
+          <w:color w:val="0D47A1"/>
+          <w:sz w:val="20"/>
+          <w:szCs w:val="20"/>
+        </w:rPr>
+        <w:t xml:space="preserve">ClimateCodex.cs</w:t>
+      </w:r>
+      <w:r>
+        <w:rPr>
+          <w:rFonts w:ascii="Arial" w:cs="Arial" w:eastAsia="Arial" w:hAnsi="Arial"/>
+          <w:sz w:val="21"/>
+          <w:szCs w:val="21"/>
+        </w:rPr>
+        <w:t xml:space="preserve">).</w:t>
+      </w:r>
+    </w:p>
+    <w:p>
+      <w:pPr>
+        <w:pStyle w:val="Heading2"/>
+        <w:keepNext/>
+        <w:spacing w:after="80" w:before="200"/>
+      </w:pPr>
+      <w:r>
+        <w:t xml:space="preserve">4.4 Where persistent data is stored</w:t>
+      </w:r>
+    </w:p>
+    <w:p>
+      <w:pPr>
+        <w:spacing w:after="120" w:before="0" w:line="276"/>
+      </w:pPr>
+      <w:r>
+        <w:rPr>
+          <w:rFonts w:ascii="Arial" w:cs="Arial" w:eastAsia="Arial" w:hAnsi="Arial"/>
+          <w:sz w:val="21"/>
+          <w:szCs w:val="21"/>
+        </w:rPr>
+        <w:t xml:space="preserve">Data is stored in four places, all on the device:</w:t>
       </w:r>
     </w:p>
     <w:p>
@@ -7484,15 +8703,26 @@
           <w:sz w:val="21"/>
           <w:szCs w:val="21"/>
         </w:rPr>
-        <w:t xml:space="preserve">Exported results (planned):</w:t>
-      </w:r>
-      <w:r>
-        <w:rPr>
-          <w:rFonts w:ascii="Arial" w:cs="Arial" w:eastAsia="Arial" w:hAnsi="Arial"/>
-          <w:sz w:val="21"/>
-          <w:szCs w:val="21"/>
-        </w:rPr>
-        <w:t xml:space="preserve"> </w:t>
+        <w:t xml:space="preserve">Game content (read-only):</w:t>
+      </w:r>
+      <w:r>
+        <w:rPr>
+          <w:rFonts w:ascii="Arial" w:cs="Arial" w:eastAsia="Arial" w:hAnsi="Arial"/>
+          <w:sz w:val="21"/>
+          <w:szCs w:val="21"/>
+        </w:rPr>
+        <w:t xml:space="preserve"> ScriptableObject assets compiled into the APK.</w:t>
+      </w:r>
+      <w:r>
+        <w:br/>
+      </w:r>
+      <w:r>
+        <w:rPr>
+          <w:rFonts w:ascii="Arial" w:cs="Arial" w:eastAsia="Arial" w:hAnsi="Arial"/>
+          <w:sz w:val="21"/>
+          <w:szCs w:val="21"/>
+        </w:rPr>
+        <w:t xml:space="preserve">• Built: </w:t>
       </w:r>
       <w:r>
         <w:rPr>
@@ -7501,15 +8731,15 @@
           <w:sz w:val="20"/>
           <w:szCs w:val="20"/>
         </w:rPr>
-        <w:t xml:space="preserve">QuizResultExporter.cs</w:t>
-      </w:r>
-      <w:r>
-        <w:rPr>
-          <w:rFonts w:ascii="Arial" w:cs="Arial" w:eastAsia="Arial" w:hAnsi="Arial"/>
-          <w:sz w:val="21"/>
-          <w:szCs w:val="21"/>
-        </w:rPr>
-        <w:t xml:space="preserve"> writes </w:t>
+        <w:t xml:space="preserve">StageData</w:t>
+      </w:r>
+      <w:r>
+        <w:rPr>
+          <w:rFonts w:ascii="Arial" w:cs="Arial" w:eastAsia="Arial" w:hAnsi="Arial"/>
+          <w:sz w:val="21"/>
+          <w:szCs w:val="21"/>
+        </w:rPr>
+        <w:t xml:space="preserve"> (Baguio), </w:t>
       </w:r>
       <w:r>
         <w:rPr>
@@ -7518,25 +8748,111 @@
           <w:sz w:val="20"/>
           <w:szCs w:val="20"/>
         </w:rPr>
-        <w:t xml:space="preserve">Documents/ThermoTactics/quiz_results_&lt;tester&gt;_&lt;date&gt;.csv</w:t>
-      </w:r>
-      <w:r>
-        <w:rPr>
-          <w:rFonts w:ascii="Arial" w:cs="Arial" w:eastAsia="Arial" w:hAnsi="Arial"/>
-          <w:sz w:val="21"/>
-          <w:szCs w:val="21"/>
-        </w:rPr>
-        <w:t xml:space="preserve">, with one row per stage.</w:t>
-      </w:r>
-    </w:p>
-    <w:p>
-      <w:pPr>
-        <w:pStyle w:val="Heading2"/>
-        <w:keepNext/>
-        <w:spacing w:after="80" w:before="200"/>
-      </w:pPr>
-      <w:r>
-        <w:t xml:space="preserve">4.5 How major components communicate</w:t>
+        <w:t xml:space="preserve">LevelData</w:t>
+      </w:r>
+      <w:r>
+        <w:rPr>
+          <w:rFonts w:ascii="Arial" w:cs="Arial" w:eastAsia="Arial" w:hAnsi="Arial"/>
+          <w:sz w:val="21"/>
+          <w:szCs w:val="21"/>
+        </w:rPr>
+        <w:t xml:space="preserve"> (10 levels), </w:t>
+      </w:r>
+      <w:r>
+        <w:rPr>
+          <w:rFonts w:ascii="Consolas" w:cs="Consolas" w:eastAsia="Consolas" w:hAnsi="Consolas"/>
+          <w:color w:val="0D47A1"/>
+          <w:sz w:val="20"/>
+          <w:szCs w:val="20"/>
+        </w:rPr>
+        <w:t xml:space="preserve">WaveData</w:t>
+      </w:r>
+      <w:r>
+        <w:rPr>
+          <w:rFonts w:ascii="Arial" w:cs="Arial" w:eastAsia="Arial" w:hAnsi="Arial"/>
+          <w:sz w:val="21"/>
+          <w:szCs w:val="21"/>
+        </w:rPr>
+        <w:t xml:space="preserve"> (35 waves), </w:t>
+      </w:r>
+      <w:r>
+        <w:rPr>
+          <w:rFonts w:ascii="Consolas" w:cs="Consolas" w:eastAsia="Consolas" w:hAnsi="Consolas"/>
+          <w:color w:val="0D47A1"/>
+          <w:sz w:val="20"/>
+          <w:szCs w:val="20"/>
+        </w:rPr>
+        <w:t xml:space="preserve">UnitData</w:t>
+      </w:r>
+      <w:r>
+        <w:rPr>
+          <w:rFonts w:ascii="Arial" w:cs="Arial" w:eastAsia="Arial" w:hAnsi="Arial"/>
+          <w:sz w:val="21"/>
+          <w:szCs w:val="21"/>
+        </w:rPr>
+        <w:t xml:space="preserve"> (13 units, 6 elite variants) and </w:t>
+      </w:r>
+      <w:r>
+        <w:rPr>
+          <w:rFonts w:ascii="Consolas" w:cs="Consolas" w:eastAsia="Consolas" w:hAnsi="Consolas"/>
+          <w:color w:val="0D47A1"/>
+          <w:sz w:val="20"/>
+          <w:szCs w:val="20"/>
+        </w:rPr>
+        <w:t xml:space="preserve">BossData</w:t>
+      </w:r>
+      <w:r>
+        <w:rPr>
+          <w:rFonts w:ascii="Arial" w:cs="Arial" w:eastAsia="Arial" w:hAnsi="Arial"/>
+          <w:sz w:val="21"/>
+          <w:szCs w:val="21"/>
+        </w:rPr>
+        <w:t xml:space="preserve"> (Clearcut Behemoth).</w:t>
+      </w:r>
+      <w:r>
+        <w:br/>
+      </w:r>
+      <w:r>
+        <w:rPr>
+          <w:rFonts w:ascii="Arial" w:cs="Arial" w:eastAsia="Arial" w:hAnsi="Arial"/>
+          <w:sz w:val="21"/>
+          <w:szCs w:val="21"/>
+        </w:rPr>
+        <w:t xml:space="preserve">• Planned: </w:t>
+      </w:r>
+      <w:r>
+        <w:rPr>
+          <w:rFonts w:ascii="Consolas" w:cs="Consolas" w:eastAsia="Consolas" w:hAnsi="Consolas"/>
+          <w:color w:val="0D47A1"/>
+          <w:sz w:val="20"/>
+          <w:szCs w:val="20"/>
+        </w:rPr>
+        <w:t xml:space="preserve">QuizData</w:t>
+      </w:r>
+      <w:r>
+        <w:rPr>
+          <w:rFonts w:ascii="Arial" w:cs="Arial" w:eastAsia="Arial" w:hAnsi="Arial"/>
+          <w:sz w:val="21"/>
+          <w:szCs w:val="21"/>
+        </w:rPr>
+        <w:t xml:space="preserve">, </w:t>
+      </w:r>
+      <w:r>
+        <w:rPr>
+          <w:rFonts w:ascii="Consolas" w:cs="Consolas" w:eastAsia="Consolas" w:hAnsi="Consolas"/>
+          <w:color w:val="0D47A1"/>
+          <w:sz w:val="20"/>
+          <w:szCs w:val="20"/>
+        </w:rPr>
+        <w:t xml:space="preserve">PopupData</w:t>
+      </w:r>
+      <w:r>
+        <w:rPr>
+          <w:rFonts w:ascii="Arial" w:cs="Arial" w:eastAsia="Arial" w:hAnsi="Arial"/>
+          <w:sz w:val="21"/>
+          <w:szCs w:val="21"/>
+        </w:rPr>
+        <w:t xml:space="preserve">.</w:t>
       </w:r>
     </w:p>
     <w:p>
@@ -7556,15 +8872,15 @@
           <w:sz w:val="21"/>
           <w:szCs w:val="21"/>
         </w:rPr>
-        <w:t xml:space="preserve">References:</w:t>
-      </w:r>
-      <w:r>
-        <w:rPr>
-          <w:rFonts w:ascii="Arial" w:cs="Arial" w:eastAsia="Arial" w:hAnsi="Arial"/>
-          <w:sz w:val="21"/>
-          <w:szCs w:val="21"/>
-        </w:rPr>
-        <w:t xml:space="preserve"> components hold references to each other set in the scene. </w:t>
+        <w:t xml:space="preserve">Player data (app-private):</w:t>
+      </w:r>
+      <w:r>
+        <w:rPr>
+          <w:rFonts w:ascii="Arial" w:cs="Arial" w:eastAsia="Arial" w:hAnsi="Arial"/>
+          <w:sz w:val="21"/>
+          <w:szCs w:val="21"/>
+        </w:rPr>
+        <w:t xml:space="preserve"> the SQLite file </w:t>
       </w:r>
       <w:r>
         <w:rPr>
@@ -7573,15 +8889,15 @@
           <w:sz w:val="20"/>
           <w:szCs w:val="20"/>
         </w:rPr>
-        <w:t xml:space="preserve">ThermoTacticsBuilder.cs</w:t>
-      </w:r>
-      <w:r>
-        <w:rPr>
-          <w:rFonts w:ascii="Arial" w:cs="Arial" w:eastAsia="Arial" w:hAnsi="Arial"/>
-          <w:sz w:val="21"/>
-          <w:szCs w:val="21"/>
-        </w:rPr>
-        <w:t xml:space="preserve"> wires them when it builds the level. </w:t>
+        <w:t xml:space="preserve">thermo_tactics.db</w:t>
+      </w:r>
+      <w:r>
+        <w:rPr>
+          <w:rFonts w:ascii="Arial" w:cs="Arial" w:eastAsia="Arial" w:hAnsi="Arial"/>
+          <w:sz w:val="21"/>
+          <w:szCs w:val="21"/>
+        </w:rPr>
+        <w:t xml:space="preserve"> in </w:t>
       </w:r>
       <w:r>
         <w:rPr>
@@ -7590,15 +8906,15 @@
           <w:sz w:val="20"/>
           <w:szCs w:val="20"/>
         </w:rPr>
-        <w:t xml:space="preserve">GameManager</w:t>
-      </w:r>
-      <w:r>
-        <w:rPr>
-          <w:rFonts w:ascii="Arial" w:cs="Arial" w:eastAsia="Arial" w:hAnsi="Arial"/>
-          <w:sz w:val="21"/>
-          <w:szCs w:val="21"/>
-        </w:rPr>
-        <w:t xml:space="preserve"> and </w:t>
+        <w:t xml:space="preserve">Application.persistentDataPath</w:t>
+      </w:r>
+      <w:r>
+        <w:rPr>
+          <w:rFonts w:ascii="Arial" w:cs="Arial" w:eastAsia="Arial" w:hAnsi="Arial"/>
+          <w:sz w:val="21"/>
+          <w:szCs w:val="21"/>
+        </w:rPr>
+        <w:t xml:space="preserve">. Only </w:t>
       </w:r>
       <w:r>
         <w:rPr>
@@ -7607,15 +8923,26 @@
           <w:sz w:val="20"/>
           <w:szCs w:val="20"/>
         </w:rPr>
-        <w:t xml:space="preserve">DeploySystem</w:t>
-      </w:r>
-      <w:r>
-        <w:rPr>
-          <w:rFonts w:ascii="Arial" w:cs="Arial" w:eastAsia="Arial" w:hAnsi="Arial"/>
-          <w:sz w:val="21"/>
-          <w:szCs w:val="21"/>
-        </w:rPr>
-        <w:t xml:space="preserve"> expose a single </w:t>
+        <w:t xml:space="preserve">ResultsDatabase.cs</w:t>
+      </w:r>
+      <w:r>
+        <w:rPr>
+          <w:rFonts w:ascii="Arial" w:cs="Arial" w:eastAsia="Arial" w:hAnsi="Arial"/>
+          <w:sz w:val="21"/>
+          <w:szCs w:val="21"/>
+        </w:rPr>
+        <w:t xml:space="preserve"> opens it.</w:t>
+      </w:r>
+      <w:r>
+        <w:br/>
+      </w:r>
+      <w:r>
+        <w:rPr>
+          <w:rFonts w:ascii="Arial" w:cs="Arial" w:eastAsia="Arial" w:hAnsi="Arial"/>
+          <w:sz w:val="21"/>
+          <w:szCs w:val="21"/>
+        </w:rPr>
+        <w:t xml:space="preserve">• Built: </w:t>
       </w:r>
       <w:r>
         <w:rPr>
@@ -7624,15 +8951,77 @@
           <w:sz w:val="20"/>
           <w:szCs w:val="20"/>
         </w:rPr>
-        <w:t xml:space="preserve">Instance</w:t>
-      </w:r>
-      <w:r>
-        <w:rPr>
-          <w:rFonts w:ascii="Arial" w:cs="Arial" w:eastAsia="Arial" w:hAnsi="Arial"/>
-          <w:sz w:val="21"/>
-          <w:szCs w:val="21"/>
-        </w:rPr>
-        <w:t xml:space="preserve"> for the UI.</w:t>
+        <w:t xml:space="preserve">game_results</w:t>
+      </w:r>
+      <w:r>
+        <w:rPr>
+          <w:rFonts w:ascii="Arial" w:cs="Arial" w:eastAsia="Arial" w:hAnsi="Arial"/>
+          <w:sz w:val="21"/>
+          <w:szCs w:val="21"/>
+        </w:rPr>
+        <w:t xml:space="preserve">, </w:t>
+      </w:r>
+      <w:r>
+        <w:rPr>
+          <w:rFonts w:ascii="Consolas" w:cs="Consolas" w:eastAsia="Consolas" w:hAnsi="Consolas"/>
+          <w:color w:val="0D47A1"/>
+          <w:sz w:val="20"/>
+          <w:szCs w:val="20"/>
+        </w:rPr>
+        <w:t xml:space="preserve">level_progress</w:t>
+      </w:r>
+      <w:r>
+        <w:rPr>
+          <w:rFonts w:ascii="Arial" w:cs="Arial" w:eastAsia="Arial" w:hAnsi="Arial"/>
+          <w:sz w:val="21"/>
+          <w:szCs w:val="21"/>
+        </w:rPr>
+        <w:t xml:space="preserve"> (unlocks) and </w:t>
+      </w:r>
+      <w:r>
+        <w:rPr>
+          <w:rFonts w:ascii="Consolas" w:cs="Consolas" w:eastAsia="Consolas" w:hAnsi="Consolas"/>
+          <w:color w:val="0D47A1"/>
+          <w:sz w:val="20"/>
+          <w:szCs w:val="20"/>
+        </w:rPr>
+        <w:t xml:space="preserve">saved_session</w:t>
+      </w:r>
+      <w:r>
+        <w:rPr>
+          <w:rFonts w:ascii="Arial" w:cs="Arial" w:eastAsia="Arial" w:hAnsi="Arial"/>
+          <w:sz w:val="21"/>
+          <w:szCs w:val="21"/>
+        </w:rPr>
+        <w:t xml:space="preserve"> (Continue); schema version 2.</w:t>
+      </w:r>
+      <w:r>
+        <w:br/>
+      </w:r>
+      <w:r>
+        <w:rPr>
+          <w:rFonts w:ascii="Arial" w:cs="Arial" w:eastAsia="Arial" w:hAnsi="Arial"/>
+          <w:sz w:val="21"/>
+          <w:szCs w:val="21"/>
+        </w:rPr>
+        <w:t xml:space="preserve">• Planned: </w:t>
+      </w:r>
+      <w:r>
+        <w:rPr>
+          <w:rFonts w:ascii="Consolas" w:cs="Consolas" w:eastAsia="Consolas" w:hAnsi="Consolas"/>
+          <w:color w:val="0D47A1"/>
+          <w:sz w:val="20"/>
+          <w:szCs w:val="20"/>
+        </w:rPr>
+        <w:t xml:space="preserve">quiz_results</w:t>
+      </w:r>
+      <w:r>
+        <w:rPr>
+          <w:rFonts w:ascii="Arial" w:cs="Arial" w:eastAsia="Arial" w:hAnsi="Arial"/>
+          <w:sz w:val="21"/>
+          <w:szCs w:val="21"/>
+        </w:rPr>
+        <w:t xml:space="preserve">.</w:t>
       </w:r>
     </w:p>
     <w:p>
@@ -7652,15 +9041,15 @@
           <w:sz w:val="21"/>
           <w:szCs w:val="21"/>
         </w:rPr>
-        <w:t xml:space="preserve">Downward:</w:t>
-      </w:r>
-      <w:r>
-        <w:rPr>
-          <w:rFonts w:ascii="Arial" w:cs="Arial" w:eastAsia="Arial" w:hAnsi="Arial"/>
-          <w:sz w:val="21"/>
-          <w:szCs w:val="21"/>
-        </w:rPr>
-        <w:t xml:space="preserve"> commands flow from the UI to </w:t>
+        <w:t xml:space="preserve">Settings (built):</w:t>
+      </w:r>
+      <w:r>
+        <w:rPr>
+          <w:rFonts w:ascii="Arial" w:cs="Arial" w:eastAsia="Arial" w:hAnsi="Arial"/>
+          <w:sz w:val="21"/>
+          <w:szCs w:val="21"/>
+        </w:rPr>
+        <w:t xml:space="preserve"> PlayerPrefs keys starting </w:t>
       </w:r>
       <w:r>
         <w:rPr>
@@ -7669,15 +9058,15 @@
           <w:sz w:val="20"/>
           <w:szCs w:val="20"/>
         </w:rPr>
-        <w:t xml:space="preserve">GameManager.cs</w:t>
-      </w:r>
-      <w:r>
-        <w:rPr>
-          <w:rFonts w:ascii="Arial" w:cs="Arial" w:eastAsia="Arial" w:hAnsi="Arial"/>
-          <w:sz w:val="21"/>
-          <w:szCs w:val="21"/>
-        </w:rPr>
-        <w:t xml:space="preserve">, </w:t>
+        <w:t xml:space="preserve">tt.</w:t>
+      </w:r>
+      <w:r>
+        <w:rPr>
+          <w:rFonts w:ascii="Arial" w:cs="Arial" w:eastAsia="Arial" w:hAnsi="Arial"/>
+          <w:sz w:val="21"/>
+          <w:szCs w:val="21"/>
+        </w:rPr>
+        <w:t xml:space="preserve"> (volumes, large text, high contrast, battle speed, fact pop-ups, damage numbers, boss warning, last player, tester code), read and written only by </w:t>
       </w:r>
       <w:r>
         <w:rPr>
@@ -7686,32 +9075,15 @@
           <w:sz w:val="20"/>
           <w:szCs w:val="20"/>
         </w:rPr>
-        <w:t xml:space="preserve">TurnManager.cs</w:t>
-      </w:r>
-      <w:r>
-        <w:rPr>
-          <w:rFonts w:ascii="Arial" w:cs="Arial" w:eastAsia="Arial" w:hAnsi="Arial"/>
-          <w:sz w:val="21"/>
-          <w:szCs w:val="21"/>
-        </w:rPr>
-        <w:t xml:space="preserve"> or </w:t>
-      </w:r>
-      <w:r>
-        <w:rPr>
-          <w:rFonts w:ascii="Consolas" w:cs="Consolas" w:eastAsia="Consolas" w:hAnsi="Consolas"/>
-          <w:color w:val="0D47A1"/>
-          <w:sz w:val="20"/>
-          <w:szCs w:val="20"/>
-        </w:rPr>
-        <w:t xml:space="preserve">DeploySystem.cs</w:t>
-      </w:r>
-      <w:r>
-        <w:rPr>
-          <w:rFonts w:ascii="Arial" w:cs="Arial" w:eastAsia="Arial" w:hAnsi="Arial"/>
-          <w:sz w:val="21"/>
-          <w:szCs w:val="21"/>
-        </w:rPr>
-        <w:t xml:space="preserve">, which call the responsible subsystem.</w:t>
+        <w:t xml:space="preserve">SettingsStore.cs</w:t>
+      </w:r>
+      <w:r>
+        <w:rPr>
+          <w:rFonts w:ascii="Arial" w:cs="Arial" w:eastAsia="Arial" w:hAnsi="Arial"/>
+          <w:sz w:val="21"/>
+          <w:szCs w:val="21"/>
+        </w:rPr>
+        <w:t xml:space="preserve">.</w:t>
       </w:r>
     </w:p>
     <w:p>
@@ -7731,15 +9103,15 @@
           <w:sz w:val="21"/>
           <w:szCs w:val="21"/>
         </w:rPr>
-        <w:t xml:space="preserve">Upward:</w:t>
-      </w:r>
-      <w:r>
-        <w:rPr>
-          <w:rFonts w:ascii="Arial" w:cs="Arial" w:eastAsia="Arial" w:hAnsi="Arial"/>
-          <w:sz w:val="21"/>
-          <w:szCs w:val="21"/>
-        </w:rPr>
-        <w:t xml:space="preserve"> subsystems raise events (</w:t>
+        <w:t xml:space="preserve">Exported results (planned):</w:t>
+      </w:r>
+      <w:r>
+        <w:rPr>
+          <w:rFonts w:ascii="Arial" w:cs="Arial" w:eastAsia="Arial" w:hAnsi="Arial"/>
+          <w:sz w:val="21"/>
+          <w:szCs w:val="21"/>
+        </w:rPr>
+        <w:t xml:space="preserve"> </w:t>
       </w:r>
       <w:r>
         <w:rPr>
@@ -7748,15 +9120,15 @@
           <w:sz w:val="20"/>
           <w:szCs w:val="20"/>
         </w:rPr>
-        <w:t xml:space="preserve">Changed</w:t>
-      </w:r>
-      <w:r>
-        <w:rPr>
-          <w:rFonts w:ascii="Arial" w:cs="Arial" w:eastAsia="Arial" w:hAnsi="Arial"/>
-          <w:sz w:val="21"/>
-          <w:szCs w:val="21"/>
-        </w:rPr>
-        <w:t xml:space="preserve">, </w:t>
+        <w:t xml:space="preserve">QuizResultExporter.cs</w:t>
+      </w:r>
+      <w:r>
+        <w:rPr>
+          <w:rFonts w:ascii="Arial" w:cs="Arial" w:eastAsia="Arial" w:hAnsi="Arial"/>
+          <w:sz w:val="21"/>
+          <w:szCs w:val="21"/>
+        </w:rPr>
+        <w:t xml:space="preserve"> writes </w:t>
       </w:r>
       <w:r>
         <w:rPr>
@@ -7765,83 +9137,25 @@
           <w:sz w:val="20"/>
           <w:szCs w:val="20"/>
         </w:rPr>
-        <w:t xml:space="preserve">Deployed</w:t>
-      </w:r>
-      <w:r>
-        <w:rPr>
-          <w:rFonts w:ascii="Arial" w:cs="Arial" w:eastAsia="Arial" w:hAnsi="Arial"/>
-          <w:sz w:val="21"/>
-          <w:szCs w:val="21"/>
-        </w:rPr>
-        <w:t xml:space="preserve">, </w:t>
-      </w:r>
-      <w:r>
-        <w:rPr>
-          <w:rFonts w:ascii="Consolas" w:cs="Consolas" w:eastAsia="Consolas" w:hAnsi="Consolas"/>
-          <w:color w:val="0D47A1"/>
-          <w:sz w:val="20"/>
-          <w:szCs w:val="20"/>
-        </w:rPr>
-        <w:t xml:space="preserve">SelectionChanged</w:t>
-      </w:r>
-      <w:r>
-        <w:rPr>
-          <w:rFonts w:ascii="Arial" w:cs="Arial" w:eastAsia="Arial" w:hAnsi="Arial"/>
-          <w:sz w:val="21"/>
-          <w:szCs w:val="21"/>
-        </w:rPr>
-        <w:t xml:space="preserve">) that </w:t>
-      </w:r>
-      <w:r>
-        <w:rPr>
-          <w:rFonts w:ascii="Consolas" w:cs="Consolas" w:eastAsia="Consolas" w:hAnsi="Consolas"/>
-          <w:color w:val="0D47A1"/>
-          <w:sz w:val="20"/>
-          <w:szCs w:val="20"/>
-        </w:rPr>
-        <w:t xml:space="preserve">UIManager.cs</w:t>
-      </w:r>
-      <w:r>
-        <w:rPr>
-          <w:rFonts w:ascii="Arial" w:cs="Arial" w:eastAsia="Arial" w:hAnsi="Arial"/>
-          <w:sz w:val="21"/>
-          <w:szCs w:val="21"/>
-        </w:rPr>
-        <w:t xml:space="preserve"> and </w:t>
-      </w:r>
-      <w:r>
-        <w:rPr>
-          <w:rFonts w:ascii="Consolas" w:cs="Consolas" w:eastAsia="Consolas" w:hAnsi="Consolas"/>
-          <w:color w:val="0D47A1"/>
-          <w:sz w:val="20"/>
-          <w:szCs w:val="20"/>
-        </w:rPr>
-        <w:t xml:space="preserve">GameManager.cs</w:t>
-      </w:r>
-      <w:r>
-        <w:rPr>
-          <w:rFonts w:ascii="Arial" w:cs="Arial" w:eastAsia="Arial" w:hAnsi="Arial"/>
-          <w:sz w:val="21"/>
-          <w:szCs w:val="21"/>
-        </w:rPr>
-        <w:t xml:space="preserve"> listen to for HUD values. For one-off feedback (announcements, floating numbers, the temperature flash, screen changes) the game scripts call </w:t>
-      </w:r>
-      <w:r>
-        <w:rPr>
-          <w:rFonts w:ascii="Consolas" w:cs="Consolas" w:eastAsia="Consolas" w:hAnsi="Consolas"/>
-          <w:color w:val="0D47A1"/>
-          <w:sz w:val="20"/>
-          <w:szCs w:val="20"/>
-        </w:rPr>
-        <w:t xml:space="preserve">UIManager.cs</w:t>
-      </w:r>
-      <w:r>
-        <w:rPr>
-          <w:rFonts w:ascii="Arial" w:cs="Arial" w:eastAsia="Arial" w:hAnsi="Arial"/>
-          <w:sz w:val="21"/>
-          <w:szCs w:val="21"/>
-        </w:rPr>
-        <w:t xml:space="preserve"> methods directly. Game logic never reads UI state; rules are decided only in the core scripts.</w:t>
+        <w:t xml:space="preserve">Documents/ThermoTactics/quiz_results_&lt;tester&gt;_&lt;date&gt;.csv</w:t>
+      </w:r>
+      <w:r>
+        <w:rPr>
+          <w:rFonts w:ascii="Arial" w:cs="Arial" w:eastAsia="Arial" w:hAnsi="Arial"/>
+          <w:sz w:val="21"/>
+          <w:szCs w:val="21"/>
+        </w:rPr>
+        <w:t xml:space="preserve">, with one row per stage.</w:t>
+      </w:r>
+    </w:p>
+    <w:p>
+      <w:pPr>
+        <w:pStyle w:val="Heading2"/>
+        <w:keepNext/>
+        <w:spacing w:after="80" w:before="200"/>
+      </w:pPr>
+      <w:r>
+        <w:t xml:space="preserve">4.5 How major components communicate</w:t>
       </w:r>
     </w:p>
     <w:p>
@@ -7861,15 +9175,15 @@
           <w:sz w:val="21"/>
           <w:szCs w:val="21"/>
         </w:rPr>
-        <w:t xml:space="preserve">Storage:</w:t>
-      </w:r>
-      <w:r>
-        <w:rPr>
-          <w:rFonts w:ascii="Arial" w:cs="Arial" w:eastAsia="Arial" w:hAnsi="Arial"/>
-          <w:sz w:val="21"/>
-          <w:szCs w:val="21"/>
-        </w:rPr>
-        <w:t xml:space="preserve"> all database access goes through </w:t>
+        <w:t xml:space="preserve">References:</w:t>
+      </w:r>
+      <w:r>
+        <w:rPr>
+          <w:rFonts w:ascii="Arial" w:cs="Arial" w:eastAsia="Arial" w:hAnsi="Arial"/>
+          <w:sz w:val="21"/>
+          <w:szCs w:val="21"/>
+        </w:rPr>
+        <w:t xml:space="preserve"> components hold references to each other set in the scene. The editor builders wire them when they build the two scenes. The player's choice in the Main Menu reaches the battle scene through </w:t>
       </w:r>
       <w:r>
         <w:rPr>
@@ -7878,15 +9192,15 @@
           <w:sz w:val="20"/>
           <w:szCs w:val="20"/>
         </w:rPr>
-        <w:t xml:space="preserve">ResultsDatabase.cs</w:t>
-      </w:r>
-      <w:r>
-        <w:rPr>
-          <w:rFonts w:ascii="Arial" w:cs="Arial" w:eastAsia="Arial" w:hAnsi="Arial"/>
-          <w:sz w:val="21"/>
-          <w:szCs w:val="21"/>
-        </w:rPr>
-        <w:t xml:space="preserve">, a single point of persistence. Values are bound as SQL parameters (</w:t>
+        <w:t xml:space="preserve">GameSession.cs</w:t>
+      </w:r>
+      <w:r>
+        <w:rPr>
+          <w:rFonts w:ascii="Arial" w:cs="Arial" w:eastAsia="Arial" w:hAnsi="Arial"/>
+          <w:sz w:val="21"/>
+          <w:szCs w:val="21"/>
+        </w:rPr>
+        <w:t xml:space="preserve">. </w:t>
       </w:r>
       <w:r>
         <w:rPr>
@@ -7895,71 +9209,15 @@
           <w:sz w:val="20"/>
           <w:szCs w:val="20"/>
         </w:rPr>
-        <w:t xml:space="preserve">?</w:t>
-      </w:r>
-      <w:r>
-        <w:rPr>
-          <w:rFonts w:ascii="Arial" w:cs="Arial" w:eastAsia="Arial" w:hAnsi="Arial"/>
-          <w:sz w:val="21"/>
-          <w:szCs w:val="21"/>
-        </w:rPr>
-        <w:t xml:space="preserve">), never pasted into the SQL text. Data leaves the app only through the planned export.</w:t>
-      </w:r>
-    </w:p>
-    <w:p>
-      <w:pPr>
-        <w:pStyle w:val="Heading2"/>
-        <w:keepNext/>
-        <w:spacing w:after="80" w:before="200"/>
-      </w:pPr>
-      <w:r>
-        <w:t xml:space="preserve">4.6 External services used</w:t>
-      </w:r>
-    </w:p>
-    <w:p>
-      <w:pPr>
-        <w:spacing w:after="120" w:before="0" w:line="276"/>
-      </w:pPr>
-      <w:r>
-        <w:rPr>
-          <w:rFonts w:ascii="Arial" w:cs="Arial" w:eastAsia="Arial" w:hAnsi="Arial"/>
-          <w:b/>
-          <w:bCs/>
-          <w:sz w:val="21"/>
-          <w:szCs w:val="21"/>
-        </w:rPr>
-        <w:t xml:space="preserve">None at runtime.</w:t>
-      </w:r>
-      <w:r>
-        <w:rPr>
-          <w:rFonts w:ascii="Arial" w:cs="Arial" w:eastAsia="Arial" w:hAnsi="Arial"/>
-          <w:sz w:val="21"/>
-          <w:szCs w:val="21"/>
-        </w:rPr>
-        <w:t xml:space="preserve"> The game makes no network calls, needs no internet connection, and sends no telemetry. This matches the offline, privacy-first requirement, and students can play anywhere.</w:t>
-      </w:r>
-    </w:p>
-    <w:p>
-      <w:pPr>
-        <w:spacing w:after="120" w:before="0" w:line="276"/>
-      </w:pPr>
-      <w:r>
-        <w:rPr>
-          <w:rFonts w:ascii="Arial" w:cs="Arial" w:eastAsia="Arial" w:hAnsi="Arial"/>
-          <w:b/>
-          <w:bCs/>
-          <w:sz w:val="21"/>
-          <w:szCs w:val="21"/>
-        </w:rPr>
-        <w:t xml:space="preserve">SQLite-net for Unity</w:t>
-      </w:r>
-      <w:r>
-        <w:rPr>
-          <w:rFonts w:ascii="Arial" w:cs="Arial" w:eastAsia="Arial" w:hAnsi="Arial"/>
-          <w:sz w:val="21"/>
-          <w:szCs w:val="21"/>
-        </w:rPr>
-        <w:t xml:space="preserve"> (</w:t>
+        <w:t xml:space="preserve">GameManager</w:t>
+      </w:r>
+      <w:r>
+        <w:rPr>
+          <w:rFonts w:ascii="Arial" w:cs="Arial" w:eastAsia="Arial" w:hAnsi="Arial"/>
+          <w:sz w:val="21"/>
+          <w:szCs w:val="21"/>
+        </w:rPr>
+        <w:t xml:space="preserve"> and </w:t>
       </w:r>
       <w:r>
         <w:rPr>
@@ -7968,28 +9226,32 @@
           <w:sz w:val="20"/>
           <w:szCs w:val="20"/>
         </w:rPr>
-        <w:t xml:space="preserve">com.gilzoide.sqlite-net</w:t>
-      </w:r>
-      <w:r>
-        <w:rPr>
-          <w:rFonts w:ascii="Arial" w:cs="Arial" w:eastAsia="Arial" w:hAnsi="Arial"/>
-          <w:sz w:val="21"/>
-          <w:szCs w:val="21"/>
-        </w:rPr>
-        <w:t xml:space="preserve"> 1.3.2, MIT licence) is a third-party library, but it is bundled inside the APK and runs locally, so it sits inside the system boundary.</w:t>
-      </w:r>
-    </w:p>
-    <w:p>
-      <w:pPr>
-        <w:spacing w:after="120" w:before="0" w:line="276"/>
-      </w:pPr>
-      <w:r>
-        <w:rPr>
-          <w:rFonts w:ascii="Arial" w:cs="Arial" w:eastAsia="Arial" w:hAnsi="Arial"/>
-          <w:sz w:val="21"/>
-          <w:szCs w:val="21"/>
-        </w:rPr>
-        <w:t xml:space="preserve">The following are used only while building the game and have no connection to the running app:</w:t>
+        <w:t xml:space="preserve">DeploySystem</w:t>
+      </w:r>
+      <w:r>
+        <w:rPr>
+          <w:rFonts w:ascii="Arial" w:cs="Arial" w:eastAsia="Arial" w:hAnsi="Arial"/>
+          <w:sz w:val="21"/>
+          <w:szCs w:val="21"/>
+        </w:rPr>
+        <w:t xml:space="preserve"> expose a single </w:t>
+      </w:r>
+      <w:r>
+        <w:rPr>
+          <w:rFonts w:ascii="Consolas" w:cs="Consolas" w:eastAsia="Consolas" w:hAnsi="Consolas"/>
+          <w:color w:val="0D47A1"/>
+          <w:sz w:val="20"/>
+          <w:szCs w:val="20"/>
+        </w:rPr>
+        <w:t xml:space="preserve">Instance</w:t>
+      </w:r>
+      <w:r>
+        <w:rPr>
+          <w:rFonts w:ascii="Arial" w:cs="Arial" w:eastAsia="Arial" w:hAnsi="Arial"/>
+          <w:sz w:val="21"/>
+          <w:szCs w:val="21"/>
+        </w:rPr>
+        <w:t xml:space="preserve"> for the UI.</w:t>
       </w:r>
     </w:p>
     <w:p>
@@ -8004,10 +9266,20 @@
       <w:r>
         <w:rPr>
           <w:rFonts w:ascii="Arial" w:cs="Arial" w:eastAsia="Arial" w:hAnsi="Arial"/>
-          <w:sz w:val="21"/>
-          <w:szCs w:val="21"/>
-        </w:rPr>
-        <w:t xml:space="preserve">the Unity Editor, including the </w:t>
+          <w:b/>
+          <w:bCs/>
+          <w:sz w:val="21"/>
+          <w:szCs w:val="21"/>
+        </w:rPr>
+        <w:t xml:space="preserve">Downward:</w:t>
+      </w:r>
+      <w:r>
+        <w:rPr>
+          <w:rFonts w:ascii="Arial" w:cs="Arial" w:eastAsia="Arial" w:hAnsi="Arial"/>
+          <w:sz w:val="21"/>
+          <w:szCs w:val="21"/>
+        </w:rPr>
+        <w:t xml:space="preserve"> commands flow from the UI to </w:t>
       </w:r>
       <w:r>
         <w:rPr>
@@ -8016,6 +9288,353 @@
           <w:sz w:val="20"/>
           <w:szCs w:val="20"/>
         </w:rPr>
+        <w:t xml:space="preserve">GameManager.cs</w:t>
+      </w:r>
+      <w:r>
+        <w:rPr>
+          <w:rFonts w:ascii="Arial" w:cs="Arial" w:eastAsia="Arial" w:hAnsi="Arial"/>
+          <w:sz w:val="21"/>
+          <w:szCs w:val="21"/>
+        </w:rPr>
+        <w:t xml:space="preserve">, </w:t>
+      </w:r>
+      <w:r>
+        <w:rPr>
+          <w:rFonts w:ascii="Consolas" w:cs="Consolas" w:eastAsia="Consolas" w:hAnsi="Consolas"/>
+          <w:color w:val="0D47A1"/>
+          <w:sz w:val="20"/>
+          <w:szCs w:val="20"/>
+        </w:rPr>
+        <w:t xml:space="preserve">TurnManager.cs</w:t>
+      </w:r>
+      <w:r>
+        <w:rPr>
+          <w:rFonts w:ascii="Arial" w:cs="Arial" w:eastAsia="Arial" w:hAnsi="Arial"/>
+          <w:sz w:val="21"/>
+          <w:szCs w:val="21"/>
+        </w:rPr>
+        <w:t xml:space="preserve"> or </w:t>
+      </w:r>
+      <w:r>
+        <w:rPr>
+          <w:rFonts w:ascii="Consolas" w:cs="Consolas" w:eastAsia="Consolas" w:hAnsi="Consolas"/>
+          <w:color w:val="0D47A1"/>
+          <w:sz w:val="20"/>
+          <w:szCs w:val="20"/>
+        </w:rPr>
+        <w:t xml:space="preserve">DeploySystem.cs</w:t>
+      </w:r>
+      <w:r>
+        <w:rPr>
+          <w:rFonts w:ascii="Arial" w:cs="Arial" w:eastAsia="Arial" w:hAnsi="Arial"/>
+          <w:sz w:val="21"/>
+          <w:szCs w:val="21"/>
+        </w:rPr>
+        <w:t xml:space="preserve">, which call the responsible subsystem.</w:t>
+      </w:r>
+    </w:p>
+    <w:p>
+      <w:pPr>
+        <w:pStyle w:val="ListParagraph"/>
+        <w:numPr>
+          <w:ilvl w:val="0"/>
+          <w:numId w:val="2"/>
+        </w:numPr>
+        <w:spacing w:after="60" w:line="264"/>
+      </w:pPr>
+      <w:r>
+        <w:rPr>
+          <w:rFonts w:ascii="Arial" w:cs="Arial" w:eastAsia="Arial" w:hAnsi="Arial"/>
+          <w:b/>
+          <w:bCs/>
+          <w:sz w:val="21"/>
+          <w:szCs w:val="21"/>
+        </w:rPr>
+        <w:t xml:space="preserve">Upward:</w:t>
+      </w:r>
+      <w:r>
+        <w:rPr>
+          <w:rFonts w:ascii="Arial" w:cs="Arial" w:eastAsia="Arial" w:hAnsi="Arial"/>
+          <w:sz w:val="21"/>
+          <w:szCs w:val="21"/>
+        </w:rPr>
+        <w:t xml:space="preserve"> subsystems raise events (</w:t>
+      </w:r>
+      <w:r>
+        <w:rPr>
+          <w:rFonts w:ascii="Consolas" w:cs="Consolas" w:eastAsia="Consolas" w:hAnsi="Consolas"/>
+          <w:color w:val="0D47A1"/>
+          <w:sz w:val="20"/>
+          <w:szCs w:val="20"/>
+        </w:rPr>
+        <w:t xml:space="preserve">Changed</w:t>
+      </w:r>
+      <w:r>
+        <w:rPr>
+          <w:rFonts w:ascii="Arial" w:cs="Arial" w:eastAsia="Arial" w:hAnsi="Arial"/>
+          <w:sz w:val="21"/>
+          <w:szCs w:val="21"/>
+        </w:rPr>
+        <w:t xml:space="preserve">, </w:t>
+      </w:r>
+      <w:r>
+        <w:rPr>
+          <w:rFonts w:ascii="Consolas" w:cs="Consolas" w:eastAsia="Consolas" w:hAnsi="Consolas"/>
+          <w:color w:val="0D47A1"/>
+          <w:sz w:val="20"/>
+          <w:szCs w:val="20"/>
+        </w:rPr>
+        <w:t xml:space="preserve">Deployed</w:t>
+      </w:r>
+      <w:r>
+        <w:rPr>
+          <w:rFonts w:ascii="Arial" w:cs="Arial" w:eastAsia="Arial" w:hAnsi="Arial"/>
+          <w:sz w:val="21"/>
+          <w:szCs w:val="21"/>
+        </w:rPr>
+        <w:t xml:space="preserve">, </w:t>
+      </w:r>
+      <w:r>
+        <w:rPr>
+          <w:rFonts w:ascii="Consolas" w:cs="Consolas" w:eastAsia="Consolas" w:hAnsi="Consolas"/>
+          <w:color w:val="0D47A1"/>
+          <w:sz w:val="20"/>
+          <w:szCs w:val="20"/>
+        </w:rPr>
+        <w:t xml:space="preserve">SelectionChanged</w:t>
+      </w:r>
+      <w:r>
+        <w:rPr>
+          <w:rFonts w:ascii="Arial" w:cs="Arial" w:eastAsia="Arial" w:hAnsi="Arial"/>
+          <w:sz w:val="21"/>
+          <w:szCs w:val="21"/>
+        </w:rPr>
+        <w:t xml:space="preserve">) that </w:t>
+      </w:r>
+      <w:r>
+        <w:rPr>
+          <w:rFonts w:ascii="Consolas" w:cs="Consolas" w:eastAsia="Consolas" w:hAnsi="Consolas"/>
+          <w:color w:val="0D47A1"/>
+          <w:sz w:val="20"/>
+          <w:szCs w:val="20"/>
+        </w:rPr>
+        <w:t xml:space="preserve">UIManager.cs</w:t>
+      </w:r>
+      <w:r>
+        <w:rPr>
+          <w:rFonts w:ascii="Arial" w:cs="Arial" w:eastAsia="Arial" w:hAnsi="Arial"/>
+          <w:sz w:val="21"/>
+          <w:szCs w:val="21"/>
+        </w:rPr>
+        <w:t xml:space="preserve"> and </w:t>
+      </w:r>
+      <w:r>
+        <w:rPr>
+          <w:rFonts w:ascii="Consolas" w:cs="Consolas" w:eastAsia="Consolas" w:hAnsi="Consolas"/>
+          <w:color w:val="0D47A1"/>
+          <w:sz w:val="20"/>
+          <w:szCs w:val="20"/>
+        </w:rPr>
+        <w:t xml:space="preserve">GameManager.cs</w:t>
+      </w:r>
+      <w:r>
+        <w:rPr>
+          <w:rFonts w:ascii="Arial" w:cs="Arial" w:eastAsia="Arial" w:hAnsi="Arial"/>
+          <w:sz w:val="21"/>
+          <w:szCs w:val="21"/>
+        </w:rPr>
+        <w:t xml:space="preserve"> listen to for HUD values. For one-off feedback (announcements, floating numbers, the temperature flash, screen changes) the game scripts call </w:t>
+      </w:r>
+      <w:r>
+        <w:rPr>
+          <w:rFonts w:ascii="Consolas" w:cs="Consolas" w:eastAsia="Consolas" w:hAnsi="Consolas"/>
+          <w:color w:val="0D47A1"/>
+          <w:sz w:val="20"/>
+          <w:szCs w:val="20"/>
+        </w:rPr>
+        <w:t xml:space="preserve">UIManager.cs</w:t>
+      </w:r>
+      <w:r>
+        <w:rPr>
+          <w:rFonts w:ascii="Arial" w:cs="Arial" w:eastAsia="Arial" w:hAnsi="Arial"/>
+          <w:sz w:val="21"/>
+          <w:szCs w:val="21"/>
+        </w:rPr>
+        <w:t xml:space="preserve"> methods directly. Game logic never reads UI state; rules are decided only in the core scripts.</w:t>
+      </w:r>
+    </w:p>
+    <w:p>
+      <w:pPr>
+        <w:pStyle w:val="ListParagraph"/>
+        <w:numPr>
+          <w:ilvl w:val="0"/>
+          <w:numId w:val="2"/>
+        </w:numPr>
+        <w:spacing w:after="60" w:line="264"/>
+      </w:pPr>
+      <w:r>
+        <w:rPr>
+          <w:rFonts w:ascii="Arial" w:cs="Arial" w:eastAsia="Arial" w:hAnsi="Arial"/>
+          <w:b/>
+          <w:bCs/>
+          <w:sz w:val="21"/>
+          <w:szCs w:val="21"/>
+        </w:rPr>
+        <w:t xml:space="preserve">Storage:</w:t>
+      </w:r>
+      <w:r>
+        <w:rPr>
+          <w:rFonts w:ascii="Arial" w:cs="Arial" w:eastAsia="Arial" w:hAnsi="Arial"/>
+          <w:sz w:val="21"/>
+          <w:szCs w:val="21"/>
+        </w:rPr>
+        <w:t xml:space="preserve"> all database access goes through </w:t>
+      </w:r>
+      <w:r>
+        <w:rPr>
+          <w:rFonts w:ascii="Consolas" w:cs="Consolas" w:eastAsia="Consolas" w:hAnsi="Consolas"/>
+          <w:color w:val="0D47A1"/>
+          <w:sz w:val="20"/>
+          <w:szCs w:val="20"/>
+        </w:rPr>
+        <w:t xml:space="preserve">ResultsDatabase.cs</w:t>
+      </w:r>
+      <w:r>
+        <w:rPr>
+          <w:rFonts w:ascii="Arial" w:cs="Arial" w:eastAsia="Arial" w:hAnsi="Arial"/>
+          <w:sz w:val="21"/>
+          <w:szCs w:val="21"/>
+        </w:rPr>
+        <w:t xml:space="preserve">, a single point of persistence. Values are bound as SQL parameters (</w:t>
+      </w:r>
+      <w:r>
+        <w:rPr>
+          <w:rFonts w:ascii="Consolas" w:cs="Consolas" w:eastAsia="Consolas" w:hAnsi="Consolas"/>
+          <w:color w:val="0D47A1"/>
+          <w:sz w:val="20"/>
+          <w:szCs w:val="20"/>
+        </w:rPr>
+        <w:t xml:space="preserve">?</w:t>
+      </w:r>
+      <w:r>
+        <w:rPr>
+          <w:rFonts w:ascii="Arial" w:cs="Arial" w:eastAsia="Arial" w:hAnsi="Arial"/>
+          <w:sz w:val="21"/>
+          <w:szCs w:val="21"/>
+        </w:rPr>
+        <w:t xml:space="preserve">), never pasted into the SQL text. Data leaves the app only through the planned export.</w:t>
+      </w:r>
+    </w:p>
+    <w:p>
+      <w:pPr>
+        <w:pStyle w:val="Heading2"/>
+        <w:keepNext/>
+        <w:spacing w:after="80" w:before="200"/>
+      </w:pPr>
+      <w:r>
+        <w:t xml:space="preserve">4.6 External services used</w:t>
+      </w:r>
+    </w:p>
+    <w:p>
+      <w:pPr>
+        <w:spacing w:after="120" w:before="0" w:line="276"/>
+      </w:pPr>
+      <w:r>
+        <w:rPr>
+          <w:rFonts w:ascii="Arial" w:cs="Arial" w:eastAsia="Arial" w:hAnsi="Arial"/>
+          <w:b/>
+          <w:bCs/>
+          <w:sz w:val="21"/>
+          <w:szCs w:val="21"/>
+        </w:rPr>
+        <w:t xml:space="preserve">None at runtime.</w:t>
+      </w:r>
+      <w:r>
+        <w:rPr>
+          <w:rFonts w:ascii="Arial" w:cs="Arial" w:eastAsia="Arial" w:hAnsi="Arial"/>
+          <w:sz w:val="21"/>
+          <w:szCs w:val="21"/>
+        </w:rPr>
+        <w:t xml:space="preserve"> The game makes no network calls, needs no internet connection, and sends no telemetry. This matches the offline, privacy-first requirement, and students can play anywhere.</w:t>
+      </w:r>
+    </w:p>
+    <w:p>
+      <w:pPr>
+        <w:spacing w:after="120" w:before="0" w:line="276"/>
+      </w:pPr>
+      <w:r>
+        <w:rPr>
+          <w:rFonts w:ascii="Arial" w:cs="Arial" w:eastAsia="Arial" w:hAnsi="Arial"/>
+          <w:b/>
+          <w:bCs/>
+          <w:sz w:val="21"/>
+          <w:szCs w:val="21"/>
+        </w:rPr>
+        <w:t xml:space="preserve">SQLite-net for Unity</w:t>
+      </w:r>
+      <w:r>
+        <w:rPr>
+          <w:rFonts w:ascii="Arial" w:cs="Arial" w:eastAsia="Arial" w:hAnsi="Arial"/>
+          <w:sz w:val="21"/>
+          <w:szCs w:val="21"/>
+        </w:rPr>
+        <w:t xml:space="preserve"> (</w:t>
+      </w:r>
+      <w:r>
+        <w:rPr>
+          <w:rFonts w:ascii="Consolas" w:cs="Consolas" w:eastAsia="Consolas" w:hAnsi="Consolas"/>
+          <w:color w:val="0D47A1"/>
+          <w:sz w:val="20"/>
+          <w:szCs w:val="20"/>
+        </w:rPr>
+        <w:t xml:space="preserve">com.gilzoide.sqlite-net</w:t>
+      </w:r>
+      <w:r>
+        <w:rPr>
+          <w:rFonts w:ascii="Arial" w:cs="Arial" w:eastAsia="Arial" w:hAnsi="Arial"/>
+          <w:sz w:val="21"/>
+          <w:szCs w:val="21"/>
+        </w:rPr>
+        <w:t xml:space="preserve"> 1.3.2, MIT licence) is a third-party library, but it is bundled inside the APK and runs locally, so it sits inside the system boundary.</w:t>
+      </w:r>
+    </w:p>
+    <w:p>
+      <w:pPr>
+        <w:spacing w:after="120" w:before="0" w:line="276"/>
+      </w:pPr>
+      <w:r>
+        <w:rPr>
+          <w:rFonts w:ascii="Arial" w:cs="Arial" w:eastAsia="Arial" w:hAnsi="Arial"/>
+          <w:sz w:val="21"/>
+          <w:szCs w:val="21"/>
+        </w:rPr>
+        <w:t xml:space="preserve">The following are used only while building the game and have no connection to the running app:</w:t>
+      </w:r>
+    </w:p>
+    <w:p>
+      <w:pPr>
+        <w:pStyle w:val="ListParagraph"/>
+        <w:numPr>
+          <w:ilvl w:val="0"/>
+          <w:numId w:val="2"/>
+        </w:numPr>
+        <w:spacing w:after="60" w:line="264"/>
+      </w:pPr>
+      <w:r>
+        <w:rPr>
+          <w:rFonts w:ascii="Arial" w:cs="Arial" w:eastAsia="Arial" w:hAnsi="Arial"/>
+          <w:sz w:val="21"/>
+          <w:szCs w:val="21"/>
+        </w:rPr>
+        <w:t xml:space="preserve">the Unity Editor, including the editor tools </w:t>
+      </w:r>
+      <w:r>
+        <w:rPr>
+          <w:rFonts w:ascii="Consolas" w:cs="Consolas" w:eastAsia="Consolas" w:hAnsi="Consolas"/>
+          <w:color w:val="0D47A1"/>
+          <w:sz w:val="20"/>
+          <w:szCs w:val="20"/>
+        </w:rPr>
         <w:t xml:space="preserve">ThermoTacticsBuilder.cs</w:t>
       </w:r>
       <w:r>
@@ -8024,7 +9643,33 @@
           <w:sz w:val="21"/>
           <w:szCs w:val="21"/>
         </w:rPr>
-        <w:t xml:space="preserve"> editor tool</w:t>
+        <w:t xml:space="preserve">, </w:t>
+      </w:r>
+      <w:r>
+        <w:rPr>
+          <w:rFonts w:ascii="Consolas" w:cs="Consolas" w:eastAsia="Consolas" w:hAnsi="Consolas"/>
+          <w:color w:val="0D47A1"/>
+          <w:sz w:val="20"/>
+          <w:szCs w:val="20"/>
+        </w:rPr>
+        <w:t xml:space="preserve">MenuSceneBuilder.cs</w:t>
+      </w:r>
+      <w:r>
+        <w:rPr>
+          <w:rFonts w:ascii="Arial" w:cs="Arial" w:eastAsia="Arial" w:hAnsi="Arial"/>
+          <w:sz w:val="21"/>
+          <w:szCs w:val="21"/>
+        </w:rPr>
+        <w:t xml:space="preserve"> and </w:t>
+      </w:r>
+      <w:r>
+        <w:rPr>
+          <w:rFonts w:ascii="Consolas" w:cs="Consolas" w:eastAsia="Consolas" w:hAnsi="Consolas"/>
+          <w:color w:val="0D47A1"/>
+          <w:sz w:val="20"/>
+          <w:szCs w:val="20"/>
+        </w:rPr>
+        <w:t xml:space="preserve">UiKit.cs</w:t>
       </w:r>
     </w:p>
     <w:p>
@@ -8322,7 +9967,91 @@
                 <w:sz w:val="17"/>
                 <w:szCs w:val="17"/>
               </w:rPr>
-              <w:t xml:space="preserve">UIManager.cs</w:t>
+              <w:t xml:space="preserve">MainMenuController.cs</w:t>
+            </w:r>
+            <w:r>
+              <w:rPr>
+                <w:rFonts w:ascii="Arial" w:cs="Arial" w:eastAsia="Arial" w:hAnsi="Arial"/>
+                <w:b w:val="false"/>
+                <w:bCs w:val="false"/>
+                <w:sz w:val="18"/>
+                <w:szCs w:val="18"/>
+              </w:rPr>
+              <w:t xml:space="preserve">, </w:t>
+            </w:r>
+            <w:r>
+              <w:rPr>
+                <w:rFonts w:ascii="Consolas" w:cs="Consolas" w:eastAsia="Consolas" w:hAnsi="Consolas"/>
+                <w:b w:val="false"/>
+                <w:bCs w:val="false"/>
+                <w:color w:val="0D47A1"/>
+                <w:sz w:val="17"/>
+                <w:szCs w:val="17"/>
+              </w:rPr>
+              <w:t xml:space="preserve">SettingsPanel.cs</w:t>
+            </w:r>
+            <w:r>
+              <w:rPr>
+                <w:rFonts w:ascii="Arial" w:cs="Arial" w:eastAsia="Arial" w:hAnsi="Arial"/>
+                <w:b w:val="false"/>
+                <w:bCs w:val="false"/>
+                <w:sz w:val="18"/>
+                <w:szCs w:val="18"/>
+              </w:rPr>
+              <w:t xml:space="preserve">, </w:t>
+            </w:r>
+            <w:r>
+              <w:rPr>
+                <w:rFonts w:ascii="Consolas" w:cs="Consolas" w:eastAsia="Consolas" w:hAnsi="Consolas"/>
+                <w:b w:val="false"/>
+                <w:bCs w:val="false"/>
+                <w:color w:val="0D47A1"/>
+                <w:sz w:val="17"/>
+                <w:szCs w:val="17"/>
+              </w:rPr>
+              <w:t xml:space="preserve">StageSelectPanel.cs</w:t>
+            </w:r>
+            <w:r>
+              <w:rPr>
+                <w:rFonts w:ascii="Arial" w:cs="Arial" w:eastAsia="Arial" w:hAnsi="Arial"/>
+                <w:b w:val="false"/>
+                <w:bCs w:val="false"/>
+                <w:sz w:val="18"/>
+                <w:szCs w:val="18"/>
+              </w:rPr>
+              <w:t xml:space="preserve">, </w:t>
+            </w:r>
+            <w:r>
+              <w:rPr>
+                <w:rFonts w:ascii="Consolas" w:cs="Consolas" w:eastAsia="Consolas" w:hAnsi="Consolas"/>
+                <w:b w:val="false"/>
+                <w:bCs w:val="false"/>
+                <w:color w:val="0D47A1"/>
+                <w:sz w:val="17"/>
+                <w:szCs w:val="17"/>
+              </w:rPr>
+              <w:t xml:space="preserve">LevelSelectPanel.cs</w:t>
+            </w:r>
+            <w:r>
+              <w:rPr>
+                <w:rFonts w:ascii="Arial" w:cs="Arial" w:eastAsia="Arial" w:hAnsi="Arial"/>
+                <w:b w:val="false"/>
+                <w:bCs w:val="false"/>
+                <w:sz w:val="18"/>
+                <w:szCs w:val="18"/>
+              </w:rPr>
+              <w:t xml:space="preserve">, </w:t>
+            </w:r>
+            <w:r>
+              <w:rPr>
+                <w:rFonts w:ascii="Consolas" w:cs="Consolas" w:eastAsia="Consolas" w:hAnsi="Consolas"/>
+                <w:b w:val="false"/>
+                <w:bCs w:val="false"/>
+                <w:color w:val="0D47A1"/>
+                <w:sz w:val="17"/>
+                <w:szCs w:val="17"/>
+              </w:rPr>
+              <w:t xml:space="preserve">LevelNode.cs</w:t>
             </w:r>
           </w:p>
         </w:tc>
@@ -8355,7 +10084,7 @@
                 <w:sz w:val="18"/>
                 <w:szCs w:val="18"/>
               </w:rPr>
-              <w:t xml:space="preserve">Screens and HUD; sends commands, displays state (Login, HUD, End, Results built; other screens planned)</w:t>
+              <w:t xml:space="preserve">Main Menu scene: player profile, Continue, Start, Settings, Quit, Stage Select and the level path</w:t>
             </w:r>
           </w:p>
         </w:tc>
@@ -8388,7 +10117,7 @@
                 <w:sz w:val="18"/>
                 <w:szCs w:val="18"/>
               </w:rPr>
-              <w:t xml:space="preserve">Built (partly)</w:t>
+              <w:t xml:space="preserve">Built</w:t>
             </w:r>
           </w:p>
         </w:tc>
@@ -8462,28 +10191,7 @@
                 <w:sz w:val="17"/>
                 <w:szCs w:val="17"/>
               </w:rPr>
-              <w:t xml:space="preserve">DeployCard.cs</w:t>
-            </w:r>
-            <w:r>
-              <w:rPr>
-                <w:rFonts w:ascii="Arial" w:cs="Arial" w:eastAsia="Arial" w:hAnsi="Arial"/>
-                <w:b w:val="false"/>
-                <w:bCs w:val="false"/>
-                <w:sz w:val="18"/>
-                <w:szCs w:val="18"/>
-              </w:rPr>
-              <w:t xml:space="preserve">, </w:t>
-            </w:r>
-            <w:r>
-              <w:rPr>
-                <w:rFonts w:ascii="Consolas" w:cs="Consolas" w:eastAsia="Consolas" w:hAnsi="Consolas"/>
-                <w:b w:val="false"/>
-                <w:bCs w:val="false"/>
-                <w:color w:val="0D47A1"/>
-                <w:sz w:val="17"/>
-                <w:szCs w:val="17"/>
-              </w:rPr>
-              <w:t xml:space="preserve">ResultsPanel.cs</w:t>
+              <w:t xml:space="preserve">UIManager.cs</w:t>
             </w:r>
           </w:p>
         </w:tc>
@@ -8517,7 +10225,7 @@
                 <w:sz w:val="18"/>
                 <w:szCs w:val="18"/>
               </w:rPr>
-              <w:t xml:space="preserve">Unit cards in the deploy bar; list of saved results</w:t>
+              <w:t xml:space="preserve">Battle HUD, boss panel, Pause and End screens; sends commands, displays state</w:t>
             </w:r>
           </w:p>
         </w:tc>
@@ -8623,7 +10331,49 @@
                 <w:sz w:val="17"/>
                 <w:szCs w:val="17"/>
               </w:rPr>
-              <w:t xml:space="preserve">FogScroller.cs</w:t>
+              <w:t xml:space="preserve">DeployCard.cs</w:t>
+            </w:r>
+            <w:r>
+              <w:rPr>
+                <w:rFonts w:ascii="Arial" w:cs="Arial" w:eastAsia="Arial" w:hAnsi="Arial"/>
+                <w:b w:val="false"/>
+                <w:bCs w:val="false"/>
+                <w:sz w:val="18"/>
+                <w:szCs w:val="18"/>
+              </w:rPr>
+              <w:t xml:space="preserve">, </w:t>
+            </w:r>
+            <w:r>
+              <w:rPr>
+                <w:rFonts w:ascii="Consolas" w:cs="Consolas" w:eastAsia="Consolas" w:hAnsi="Consolas"/>
+                <w:b w:val="false"/>
+                <w:bCs w:val="false"/>
+                <w:color w:val="0D47A1"/>
+                <w:sz w:val="17"/>
+                <w:szCs w:val="17"/>
+              </w:rPr>
+              <w:t xml:space="preserve">ResultsPanel.cs</w:t>
+            </w:r>
+            <w:r>
+              <w:rPr>
+                <w:rFonts w:ascii="Arial" w:cs="Arial" w:eastAsia="Arial" w:hAnsi="Arial"/>
+                <w:b w:val="false"/>
+                <w:bCs w:val="false"/>
+                <w:sz w:val="18"/>
+                <w:szCs w:val="18"/>
+              </w:rPr>
+              <w:t xml:space="preserve">, </w:t>
+            </w:r>
+            <w:r>
+              <w:rPr>
+                <w:rFonts w:ascii="Consolas" w:cs="Consolas" w:eastAsia="Consolas" w:hAnsi="Consolas"/>
+                <w:b w:val="false"/>
+                <w:bCs w:val="false"/>
+                <w:color w:val="0D47A1"/>
+                <w:sz w:val="17"/>
+                <w:szCs w:val="17"/>
+              </w:rPr>
+              <w:t xml:space="preserve">TextScaler.cs</w:t>
             </w:r>
           </w:p>
         </w:tc>
@@ -8656,7 +10406,7 @@
                 <w:sz w:val="18"/>
                 <w:szCs w:val="18"/>
               </w:rPr>
-              <w:t xml:space="preserve">Drifting Baguio fog whose density follows temperature</w:t>
+              <w:t xml:space="preserve">Unit cards in the deploy bar; list of saved results; Large text setting</w:t>
             </w:r>
           </w:p>
         </w:tc>
@@ -8763,28 +10513,7 @@
                 <w:sz w:val="17"/>
                 <w:szCs w:val="17"/>
               </w:rPr>
-              <w:t xml:space="preserve">ClimateBackground.cs</w:t>
-            </w:r>
-            <w:r>
-              <w:rPr>
-                <w:rFonts w:ascii="Arial" w:cs="Arial" w:eastAsia="Arial" w:hAnsi="Arial"/>
-                <w:b w:val="false"/>
-                <w:bCs w:val="false"/>
-                <w:sz w:val="18"/>
-                <w:szCs w:val="18"/>
-              </w:rPr>
-              <w:t xml:space="preserve">, </w:t>
-            </w:r>
-            <w:r>
-              <w:rPr>
-                <w:rFonts w:ascii="Consolas" w:cs="Consolas" w:eastAsia="Consolas" w:hAnsi="Consolas"/>
-                <w:b w:val="false"/>
-                <w:bCs w:val="false"/>
-                <w:color w:val="0D47A1"/>
-                <w:sz w:val="17"/>
-                <w:szCs w:val="17"/>
-              </w:rPr>
-              <w:t xml:space="preserve">AudioManager.cs</w:t>
+              <w:t xml:space="preserve">FogScroller.cs</w:t>
             </w:r>
           </w:p>
         </w:tc>
@@ -8818,7 +10547,7 @@
                 <w:sz w:val="18"/>
                 <w:szCs w:val="18"/>
               </w:rPr>
-              <w:t xml:space="preserve">Cool / warming / critical backgrounds; music and SFX</w:t>
+              <w:t xml:space="preserve">Drifting Baguio fog whose density follows temperature</w:t>
             </w:r>
           </w:p>
         </w:tc>
@@ -8852,7 +10581,7 @@
                 <w:sz w:val="18"/>
                 <w:szCs w:val="18"/>
               </w:rPr>
-              <w:t xml:space="preserve">Planned</w:t>
+              <w:t xml:space="preserve">Built</w:t>
             </w:r>
           </w:p>
         </w:tc>
@@ -8890,7 +10619,7 @@
                 <w:sz w:val="18"/>
                 <w:szCs w:val="18"/>
               </w:rPr>
-              <w:t xml:space="preserve">Core Logic</w:t>
+              <w:t xml:space="preserve">User Interface</w:t>
             </w:r>
           </w:p>
         </w:tc>
@@ -8924,7 +10653,28 @@
                 <w:sz w:val="17"/>
                 <w:szCs w:val="17"/>
               </w:rPr>
-              <w:t xml:space="preserve">GameManager.cs</w:t>
+              <w:t xml:space="preserve">ClimateBackground.cs</w:t>
+            </w:r>
+            <w:r>
+              <w:rPr>
+                <w:rFonts w:ascii="Arial" w:cs="Arial" w:eastAsia="Arial" w:hAnsi="Arial"/>
+                <w:b w:val="false"/>
+                <w:bCs w:val="false"/>
+                <w:sz w:val="18"/>
+                <w:szCs w:val="18"/>
+              </w:rPr>
+              <w:t xml:space="preserve">, </w:t>
+            </w:r>
+            <w:r>
+              <w:rPr>
+                <w:rFonts w:ascii="Consolas" w:cs="Consolas" w:eastAsia="Consolas" w:hAnsi="Consolas"/>
+                <w:b w:val="false"/>
+                <w:bCs w:val="false"/>
+                <w:color w:val="0D47A1"/>
+                <w:sz w:val="17"/>
+                <w:szCs w:val="17"/>
+              </w:rPr>
+              <w:t xml:space="preserve">AudioManager.cs</w:t>
             </w:r>
           </w:p>
         </w:tc>
@@ -8957,7 +10707,7 @@
                 <w:sz w:val="18"/>
                 <w:szCs w:val="18"/>
               </w:rPr>
-              <w:t xml:space="preserve">Level flow: login → play → win / loss → save result</w:t>
+              <w:t xml:space="preserve">Cool / warming / critical backgrounds; music and SFX</w:t>
             </w:r>
           </w:p>
         </w:tc>
@@ -8990,7 +10740,7 @@
                 <w:sz w:val="18"/>
                 <w:szCs w:val="18"/>
               </w:rPr>
-              <w:t xml:space="preserve">Built</w:t>
+              <w:t xml:space="preserve">Planned</w:t>
             </w:r>
           </w:p>
         </w:tc>
@@ -9064,7 +10814,28 @@
                 <w:sz w:val="17"/>
                 <w:szCs w:val="17"/>
               </w:rPr>
-              <w:t xml:space="preserve">TurnManager.cs</w:t>
+              <w:t xml:space="preserve">GameManager.cs</w:t>
+            </w:r>
+            <w:r>
+              <w:rPr>
+                <w:rFonts w:ascii="Arial" w:cs="Arial" w:eastAsia="Arial" w:hAnsi="Arial"/>
+                <w:b w:val="false"/>
+                <w:bCs w:val="false"/>
+                <w:sz w:val="18"/>
+                <w:szCs w:val="18"/>
+              </w:rPr>
+              <w:t xml:space="preserve">, </w:t>
+            </w:r>
+            <w:r>
+              <w:rPr>
+                <w:rFonts w:ascii="Consolas" w:cs="Consolas" w:eastAsia="Consolas" w:hAnsi="Consolas"/>
+                <w:b w:val="false"/>
+                <w:bCs w:val="false"/>
+                <w:color w:val="0D47A1"/>
+                <w:sz w:val="17"/>
+                <w:szCs w:val="17"/>
+              </w:rPr>
+              <w:t xml:space="preserve">GameSession.cs</w:t>
             </w:r>
           </w:p>
         </w:tc>
@@ -9098,7 +10869,7 @@
                 <w:sz w:val="18"/>
                 <w:szCs w:val="18"/>
               </w:rPr>
-              <w:t xml:space="preserve">Ally phase → wave check → enemy phase → temperature check → next turn</w:t>
+              <w:t xml:space="preserve">Level flow: start or resume → play → win / loss → save result and progress; autosave for Continue</w:t>
             </w:r>
           </w:p>
         </w:tc>
@@ -9204,7 +10975,7 @@
                 <w:sz w:val="17"/>
                 <w:szCs w:val="17"/>
               </w:rPr>
-              <w:t xml:space="preserve">WaveManager.cs</w:t>
+              <w:t xml:space="preserve">TurnManager.cs</w:t>
             </w:r>
           </w:p>
         </w:tc>
@@ -9237,7 +11008,7 @@
                 <w:sz w:val="18"/>
                 <w:szCs w:val="18"/>
               </w:rPr>
-              <w:t xml:space="preserve">Runs the level's waves (Level 1 has 3); spawns enemies; counts turns in a wave (10-wave boss levels planned)</w:t>
+              <w:t xml:space="preserve">Ally phase → wave check → enemy phase → temperature check → next turn</w:t>
             </w:r>
           </w:p>
         </w:tc>
@@ -9344,7 +11115,7 @@
                 <w:sz w:val="17"/>
                 <w:szCs w:val="17"/>
               </w:rPr>
-              <w:t xml:space="preserve">OxygenPointSystem.cs</w:t>
+              <w:t xml:space="preserve">WaveManager.cs</w:t>
             </w:r>
           </w:p>
         </w:tc>
@@ -9378,7 +11149,7 @@
                 <w:sz w:val="18"/>
                 <w:szCs w:val="18"/>
               </w:rPr>
-              <w:t xml:space="preserve">Per-turn OP allowance (5 / 7 / 10) minus the long-wave penalty</w:t>
+              <w:t xml:space="preserve">Runs the level's 3–5 waves; spawns enemies or the boss; counts turns in a wave; restores a saved wave</w:t>
             </w:r>
           </w:p>
         </w:tc>
@@ -9484,7 +11255,7 @@
                 <w:sz w:val="17"/>
                 <w:szCs w:val="17"/>
               </w:rPr>
-              <w:t xml:space="preserve">TemperatureSystem.cs</w:t>
+              <w:t xml:space="preserve">OxygenPointSystem.cs</w:t>
             </w:r>
           </w:p>
         </w:tc>
@@ -9517,7 +11288,7 @@
                 <w:sz w:val="18"/>
                 <w:szCs w:val="18"/>
               </w:rPr>
-              <w:t xml:space="preserve">Global temperature from 1.0 °C; loss when it reaches 1.5 °C</w:t>
+              <w:t xml:space="preserve">Per-turn OP allowance of the wave minus the long-wave penalty, never below 2</w:t>
             </w:r>
           </w:p>
         </w:tc>
@@ -9624,49 +11395,7 @@
                 <w:sz w:val="17"/>
                 <w:szCs w:val="17"/>
               </w:rPr>
-              <w:t xml:space="preserve">GridManager.cs</w:t>
-            </w:r>
-            <w:r>
-              <w:rPr>
-                <w:rFonts w:ascii="Arial" w:cs="Arial" w:eastAsia="Arial" w:hAnsi="Arial"/>
-                <w:b w:val="false"/>
-                <w:bCs w:val="false"/>
-                <w:sz w:val="18"/>
-                <w:szCs w:val="18"/>
-              </w:rPr>
-              <w:t xml:space="preserve">, </w:t>
-            </w:r>
-            <w:r>
-              <w:rPr>
-                <w:rFonts w:ascii="Consolas" w:cs="Consolas" w:eastAsia="Consolas" w:hAnsi="Consolas"/>
-                <w:b w:val="false"/>
-                <w:bCs w:val="false"/>
-                <w:color w:val="0D47A1"/>
-                <w:sz w:val="17"/>
-                <w:szCs w:val="17"/>
-              </w:rPr>
-              <w:t xml:space="preserve">BoardSlot.cs</w:t>
-            </w:r>
-            <w:r>
-              <w:rPr>
-                <w:rFonts w:ascii="Arial" w:cs="Arial" w:eastAsia="Arial" w:hAnsi="Arial"/>
-                <w:b w:val="false"/>
-                <w:bCs w:val="false"/>
-                <w:sz w:val="18"/>
-                <w:szCs w:val="18"/>
-              </w:rPr>
-              <w:t xml:space="preserve">, </w:t>
-            </w:r>
-            <w:r>
-              <w:rPr>
-                <w:rFonts w:ascii="Consolas" w:cs="Consolas" w:eastAsia="Consolas" w:hAnsi="Consolas"/>
-                <w:b w:val="false"/>
-                <w:bCs w:val="false"/>
-                <w:color w:val="0D47A1"/>
-                <w:sz w:val="17"/>
-                <w:szCs w:val="17"/>
-              </w:rPr>
-              <w:t xml:space="preserve">IsoBoardLayout.cs</w:t>
+              <w:t xml:space="preserve">TemperatureSystem.cs</w:t>
             </w:r>
           </w:p>
         </w:tc>
@@ -9700,7 +11429,7 @@
                 <w:sz w:val="18"/>
                 <w:szCs w:val="18"/>
               </w:rPr>
-              <w:t xml:space="preserve">12-slot occupancy; tappable slots; lane / slot ↔ screen position</w:t>
+              <w:t xml:space="preserve">Global temperature from 1.0 °C; loss when it reaches 1.5 °C</w:t>
             </w:r>
           </w:p>
         </w:tc>
@@ -9806,7 +11535,49 @@
                 <w:sz w:val="17"/>
                 <w:szCs w:val="17"/>
               </w:rPr>
-              <w:t xml:space="preserve">LaneController.cs</w:t>
+              <w:t xml:space="preserve">GridManager.cs</w:t>
+            </w:r>
+            <w:r>
+              <w:rPr>
+                <w:rFonts w:ascii="Arial" w:cs="Arial" w:eastAsia="Arial" w:hAnsi="Arial"/>
+                <w:b w:val="false"/>
+                <w:bCs w:val="false"/>
+                <w:sz w:val="18"/>
+                <w:szCs w:val="18"/>
+              </w:rPr>
+              <w:t xml:space="preserve">, </w:t>
+            </w:r>
+            <w:r>
+              <w:rPr>
+                <w:rFonts w:ascii="Consolas" w:cs="Consolas" w:eastAsia="Consolas" w:hAnsi="Consolas"/>
+                <w:b w:val="false"/>
+                <w:bCs w:val="false"/>
+                <w:color w:val="0D47A1"/>
+                <w:sz w:val="17"/>
+                <w:szCs w:val="17"/>
+              </w:rPr>
+              <w:t xml:space="preserve">BoardSlot.cs</w:t>
+            </w:r>
+            <w:r>
+              <w:rPr>
+                <w:rFonts w:ascii="Arial" w:cs="Arial" w:eastAsia="Arial" w:hAnsi="Arial"/>
+                <w:b w:val="false"/>
+                <w:bCs w:val="false"/>
+                <w:sz w:val="18"/>
+                <w:szCs w:val="18"/>
+              </w:rPr>
+              <w:t xml:space="preserve">, </w:t>
+            </w:r>
+            <w:r>
+              <w:rPr>
+                <w:rFonts w:ascii="Consolas" w:cs="Consolas" w:eastAsia="Consolas" w:hAnsi="Consolas"/>
+                <w:b w:val="false"/>
+                <w:bCs w:val="false"/>
+                <w:color w:val="0D47A1"/>
+                <w:sz w:val="17"/>
+                <w:szCs w:val="17"/>
+              </w:rPr>
+              <w:t xml:space="preserve">IsoBoardLayout.cs</w:t>
             </w:r>
           </w:p>
         </w:tc>
@@ -9839,7 +11610,7 @@
                 <w:sz w:val="18"/>
                 <w:szCs w:val="18"/>
               </w:rPr>
-              <w:t xml:space="preserve">Climate result of an attack on an undefended or empty lane</w:t>
+              <w:t xml:space="preserve">12-slot occupancy; tappable slots; lane / slot ↔ screen position</w:t>
             </w:r>
           </w:p>
         </w:tc>
@@ -9946,28 +11717,7 @@
                 <w:sz w:val="17"/>
                 <w:szCs w:val="17"/>
               </w:rPr>
-              <w:t xml:space="preserve">DeploySystem.cs</w:t>
-            </w:r>
-            <w:r>
-              <w:rPr>
-                <w:rFonts w:ascii="Arial" w:cs="Arial" w:eastAsia="Arial" w:hAnsi="Arial"/>
-                <w:b w:val="false"/>
-                <w:bCs w:val="false"/>
-                <w:sz w:val="18"/>
-                <w:szCs w:val="18"/>
-              </w:rPr>
-              <w:t xml:space="preserve">, </w:t>
-            </w:r>
-            <w:r>
-              <w:rPr>
-                <w:rFonts w:ascii="Consolas" w:cs="Consolas" w:eastAsia="Consolas" w:hAnsi="Consolas"/>
-                <w:b w:val="false"/>
-                <w:bCs w:val="false"/>
-                <w:color w:val="0D47A1"/>
-                <w:sz w:val="17"/>
-                <w:szCs w:val="17"/>
-              </w:rPr>
-              <w:t xml:space="preserve">UnitFactory.cs</w:t>
+              <w:t xml:space="preserve">LaneController.cs</w:t>
             </w:r>
           </w:p>
         </w:tc>
@@ -10001,7 +11751,7 @@
                 <w:sz w:val="18"/>
                 <w:szCs w:val="18"/>
               </w:rPr>
-              <w:t xml:space="preserve">Slot and OP checks; builds unit objects at runtime</w:t>
+              <w:t xml:space="preserve">Climate result of an attack on an undefended or empty lane</w:t>
             </w:r>
           </w:p>
         </w:tc>
@@ -10107,7 +11857,7 @@
                 <w:sz w:val="17"/>
                 <w:szCs w:val="17"/>
               </w:rPr>
-              <w:t xml:space="preserve">UnitBase.cs</w:t>
+              <w:t xml:space="preserve">DeploySystem.cs</w:t>
             </w:r>
             <w:r>
               <w:rPr>
@@ -10128,28 +11878,7 @@
                 <w:sz w:val="17"/>
                 <w:szCs w:val="17"/>
               </w:rPr>
-              <w:t xml:space="preserve">AllyUnit.cs</w:t>
-            </w:r>
-            <w:r>
-              <w:rPr>
-                <w:rFonts w:ascii="Arial" w:cs="Arial" w:eastAsia="Arial" w:hAnsi="Arial"/>
-                <w:b w:val="false"/>
-                <w:bCs w:val="false"/>
-                <w:sz w:val="18"/>
-                <w:szCs w:val="18"/>
-              </w:rPr>
-              <w:t xml:space="preserve">, </w:t>
-            </w:r>
-            <w:r>
-              <w:rPr>
-                <w:rFonts w:ascii="Consolas" w:cs="Consolas" w:eastAsia="Consolas" w:hAnsi="Consolas"/>
-                <w:b w:val="false"/>
-                <w:bCs w:val="false"/>
-                <w:color w:val="0D47A1"/>
-                <w:sz w:val="17"/>
-                <w:szCs w:val="17"/>
-              </w:rPr>
-              <w:t xml:space="preserve">EnemyUnit.cs</w:t>
+              <w:t xml:space="preserve">UnitFactory.cs</w:t>
             </w:r>
           </w:p>
         </w:tc>
@@ -10182,7 +11911,7 @@
                 <w:sz w:val="18"/>
                 <w:szCs w:val="18"/>
               </w:rPr>
-              <w:t xml:space="preserve">HP, damage, attack / hurt / death animation, lane</w:t>
+              <w:t xml:space="preserve">Slot and OP checks; builds unit objects at runtime</w:t>
             </w:r>
           </w:p>
         </w:tc>
@@ -10289,7 +12018,49 @@
                 <w:sz w:val="17"/>
                 <w:szCs w:val="17"/>
               </w:rPr>
-              <w:t xml:space="preserve">EnemyAI.cs</w:t>
+              <w:t xml:space="preserve">UnitBase.cs</w:t>
+            </w:r>
+            <w:r>
+              <w:rPr>
+                <w:rFonts w:ascii="Arial" w:cs="Arial" w:eastAsia="Arial" w:hAnsi="Arial"/>
+                <w:b w:val="false"/>
+                <w:bCs w:val="false"/>
+                <w:sz w:val="18"/>
+                <w:szCs w:val="18"/>
+              </w:rPr>
+              <w:t xml:space="preserve">, </w:t>
+            </w:r>
+            <w:r>
+              <w:rPr>
+                <w:rFonts w:ascii="Consolas" w:cs="Consolas" w:eastAsia="Consolas" w:hAnsi="Consolas"/>
+                <w:b w:val="false"/>
+                <w:bCs w:val="false"/>
+                <w:color w:val="0D47A1"/>
+                <w:sz w:val="17"/>
+                <w:szCs w:val="17"/>
+              </w:rPr>
+              <w:t xml:space="preserve">AllyUnit.cs</w:t>
+            </w:r>
+            <w:r>
+              <w:rPr>
+                <w:rFonts w:ascii="Arial" w:cs="Arial" w:eastAsia="Arial" w:hAnsi="Arial"/>
+                <w:b w:val="false"/>
+                <w:bCs w:val="false"/>
+                <w:sz w:val="18"/>
+                <w:szCs w:val="18"/>
+              </w:rPr>
+              <w:t xml:space="preserve">, </w:t>
+            </w:r>
+            <w:r>
+              <w:rPr>
+                <w:rFonts w:ascii="Consolas" w:cs="Consolas" w:eastAsia="Consolas" w:hAnsi="Consolas"/>
+                <w:b w:val="false"/>
+                <w:bCs w:val="false"/>
+                <w:color w:val="0D47A1"/>
+                <w:sz w:val="17"/>
+                <w:szCs w:val="17"/>
+              </w:rPr>
+              <w:t xml:space="preserve">EnemyUnit.cs</w:t>
             </w:r>
           </w:p>
         </w:tc>
@@ -10323,7 +12094,7 @@
                 <w:sz w:val="18"/>
                 <w:szCs w:val="18"/>
               </w:rPr>
-              <w:t xml:space="preserve">Enemy movement between free enemy slots (state machine)</w:t>
+              <w:t xml:space="preserve">HP, damage, attack / hurt / death animation, lane</w:t>
             </w:r>
           </w:p>
         </w:tc>
@@ -10357,7 +12128,7 @@
                 <w:sz w:val="18"/>
                 <w:szCs w:val="18"/>
               </w:rPr>
-              <w:t xml:space="preserve">Planned</w:t>
+              <w:t xml:space="preserve">Built</w:t>
             </w:r>
           </w:p>
         </w:tc>
@@ -10429,49 +12200,7 @@
                 <w:sz w:val="17"/>
                 <w:szCs w:val="17"/>
               </w:rPr>
-              <w:t xml:space="preserve">QuizManager.cs</w:t>
-            </w:r>
-            <w:r>
-              <w:rPr>
-                <w:rFonts w:ascii="Arial" w:cs="Arial" w:eastAsia="Arial" w:hAnsi="Arial"/>
-                <w:b w:val="false"/>
-                <w:bCs w:val="false"/>
-                <w:sz w:val="18"/>
-                <w:szCs w:val="18"/>
-              </w:rPr>
-              <w:t xml:space="preserve">, </w:t>
-            </w:r>
-            <w:r>
-              <w:rPr>
-                <w:rFonts w:ascii="Consolas" w:cs="Consolas" w:eastAsia="Consolas" w:hAnsi="Consolas"/>
-                <w:b w:val="false"/>
-                <w:bCs w:val="false"/>
-                <w:color w:val="0D47A1"/>
-                <w:sz w:val="17"/>
-                <w:szCs w:val="17"/>
-              </w:rPr>
-              <w:t xml:space="preserve">PopupManager.cs</w:t>
-            </w:r>
-            <w:r>
-              <w:rPr>
-                <w:rFonts w:ascii="Arial" w:cs="Arial" w:eastAsia="Arial" w:hAnsi="Arial"/>
-                <w:b w:val="false"/>
-                <w:bCs w:val="false"/>
-                <w:sz w:val="18"/>
-                <w:szCs w:val="18"/>
-              </w:rPr>
-              <w:t xml:space="preserve">, </w:t>
-            </w:r>
-            <w:r>
-              <w:rPr>
-                <w:rFonts w:ascii="Consolas" w:cs="Consolas" w:eastAsia="Consolas" w:hAnsi="Consolas"/>
-                <w:b w:val="false"/>
-                <w:bCs w:val="false"/>
-                <w:color w:val="0D47A1"/>
-                <w:sz w:val="17"/>
-                <w:szCs w:val="17"/>
-              </w:rPr>
-              <w:t xml:space="preserve">ClimateCodex.cs</w:t>
+              <w:t xml:space="preserve">EnemyAI.cs</w:t>
             </w:r>
           </w:p>
         </w:tc>
@@ -10504,7 +12233,7 @@
                 <w:sz w:val="18"/>
                 <w:szCs w:val="18"/>
               </w:rPr>
-              <w:t xml:space="preserve">Pre / post quizzes and gain; fact pop-ups; fact review</w:t>
+              <w:t xml:space="preserve">Enemy movement between free enemy slots (state machine)</w:t>
             </w:r>
           </w:p>
         </w:tc>
@@ -10576,7 +12305,7 @@
                 <w:sz w:val="18"/>
                 <w:szCs w:val="18"/>
               </w:rPr>
-              <w:t xml:space="preserve">Data / Persistence</w:t>
+              <w:t xml:space="preserve">Core Logic</w:t>
             </w:r>
           </w:p>
         </w:tc>
@@ -10611,49 +12340,7 @@
                 <w:sz w:val="17"/>
                 <w:szCs w:val="17"/>
               </w:rPr>
-              <w:t xml:space="preserve">LevelData.cs</w:t>
-            </w:r>
-            <w:r>
-              <w:rPr>
-                <w:rFonts w:ascii="Arial" w:cs="Arial" w:eastAsia="Arial" w:hAnsi="Arial"/>
-                <w:b w:val="false"/>
-                <w:bCs w:val="false"/>
-                <w:sz w:val="18"/>
-                <w:szCs w:val="18"/>
-              </w:rPr>
-              <w:t xml:space="preserve">, </w:t>
-            </w:r>
-            <w:r>
-              <w:rPr>
-                <w:rFonts w:ascii="Consolas" w:cs="Consolas" w:eastAsia="Consolas" w:hAnsi="Consolas"/>
-                <w:b w:val="false"/>
-                <w:bCs w:val="false"/>
-                <w:color w:val="0D47A1"/>
-                <w:sz w:val="17"/>
-                <w:szCs w:val="17"/>
-              </w:rPr>
-              <w:t xml:space="preserve">WaveData.cs</w:t>
-            </w:r>
-            <w:r>
-              <w:rPr>
-                <w:rFonts w:ascii="Arial" w:cs="Arial" w:eastAsia="Arial" w:hAnsi="Arial"/>
-                <w:b w:val="false"/>
-                <w:bCs w:val="false"/>
-                <w:sz w:val="18"/>
-                <w:szCs w:val="18"/>
-              </w:rPr>
-              <w:t xml:space="preserve">, </w:t>
-            </w:r>
-            <w:r>
-              <w:rPr>
-                <w:rFonts w:ascii="Consolas" w:cs="Consolas" w:eastAsia="Consolas" w:hAnsi="Consolas"/>
-                <w:b w:val="false"/>
-                <w:bCs w:val="false"/>
-                <w:color w:val="0D47A1"/>
-                <w:sz w:val="17"/>
-                <w:szCs w:val="17"/>
-              </w:rPr>
-              <w:t xml:space="preserve">UnitData.cs</w:t>
+              <w:t xml:space="preserve">BossUnit.cs</w:t>
             </w:r>
           </w:p>
         </w:tc>
@@ -10687,7 +12374,7 @@
                 <w:sz w:val="18"/>
                 <w:szCs w:val="18"/>
               </w:rPr>
-              <w:t xml:space="preserve">Read-only game content (ScriptableObjects)</w:t>
+              <w:t xml:space="preserve">Stage boss: fills all 6 enemy slots; cleave, telegraphed area slam, enrage at 40% HP. One boss per stage</w:t>
             </w:r>
           </w:p>
         </w:tc>
@@ -10759,7 +12446,7 @@
                 <w:sz w:val="18"/>
                 <w:szCs w:val="18"/>
               </w:rPr>
-              <w:t xml:space="preserve">Data / Persistence</w:t>
+              <w:t xml:space="preserve">Core Logic</w:t>
             </w:r>
           </w:p>
         </w:tc>
@@ -10793,7 +12480,7 @@
                 <w:sz w:val="17"/>
                 <w:szCs w:val="17"/>
               </w:rPr>
-              <w:t xml:space="preserve">StageData.cs</w:t>
+              <w:t xml:space="preserve">QuizManager.cs</w:t>
             </w:r>
             <w:r>
               <w:rPr>
@@ -10814,7 +12501,7 @@
                 <w:sz w:val="17"/>
                 <w:szCs w:val="17"/>
               </w:rPr>
-              <w:t xml:space="preserve">QuizData.cs</w:t>
+              <w:t xml:space="preserve">PopupManager.cs</w:t>
             </w:r>
             <w:r>
               <w:rPr>
@@ -10835,7 +12522,7 @@
                 <w:sz w:val="17"/>
                 <w:szCs w:val="17"/>
               </w:rPr>
-              <w:t xml:space="preserve">PopupData.cs</w:t>
+              <w:t xml:space="preserve">ClimateCodex.cs</w:t>
             </w:r>
           </w:p>
         </w:tc>
@@ -10868,7 +12555,7 @@
                 <w:sz w:val="18"/>
                 <w:szCs w:val="18"/>
               </w:rPr>
-              <w:t xml:space="preserve">Read-only stage, quiz and fact content</w:t>
+              <w:t xml:space="preserve">Pre / post quizzes and gain; fact pop-ups; fact review</w:t>
             </w:r>
           </w:p>
         </w:tc>
@@ -10975,7 +12662,91 @@
                 <w:sz w:val="17"/>
                 <w:szCs w:val="17"/>
               </w:rPr>
-              <w:t xml:space="preserve">ResultsDatabase.cs</w:t>
+              <w:t xml:space="preserve">StageData.cs</w:t>
+            </w:r>
+            <w:r>
+              <w:rPr>
+                <w:rFonts w:ascii="Arial" w:cs="Arial" w:eastAsia="Arial" w:hAnsi="Arial"/>
+                <w:b w:val="false"/>
+                <w:bCs w:val="false"/>
+                <w:sz w:val="18"/>
+                <w:szCs w:val="18"/>
+              </w:rPr>
+              <w:t xml:space="preserve">, </w:t>
+            </w:r>
+            <w:r>
+              <w:rPr>
+                <w:rFonts w:ascii="Consolas" w:cs="Consolas" w:eastAsia="Consolas" w:hAnsi="Consolas"/>
+                <w:b w:val="false"/>
+                <w:bCs w:val="false"/>
+                <w:color w:val="0D47A1"/>
+                <w:sz w:val="17"/>
+                <w:szCs w:val="17"/>
+              </w:rPr>
+              <w:t xml:space="preserve">LevelData.cs</w:t>
+            </w:r>
+            <w:r>
+              <w:rPr>
+                <w:rFonts w:ascii="Arial" w:cs="Arial" w:eastAsia="Arial" w:hAnsi="Arial"/>
+                <w:b w:val="false"/>
+                <w:bCs w:val="false"/>
+                <w:sz w:val="18"/>
+                <w:szCs w:val="18"/>
+              </w:rPr>
+              <w:t xml:space="preserve">, </w:t>
+            </w:r>
+            <w:r>
+              <w:rPr>
+                <w:rFonts w:ascii="Consolas" w:cs="Consolas" w:eastAsia="Consolas" w:hAnsi="Consolas"/>
+                <w:b w:val="false"/>
+                <w:bCs w:val="false"/>
+                <w:color w:val="0D47A1"/>
+                <w:sz w:val="17"/>
+                <w:szCs w:val="17"/>
+              </w:rPr>
+              <w:t xml:space="preserve">WaveData.cs</w:t>
+            </w:r>
+            <w:r>
+              <w:rPr>
+                <w:rFonts w:ascii="Arial" w:cs="Arial" w:eastAsia="Arial" w:hAnsi="Arial"/>
+                <w:b w:val="false"/>
+                <w:bCs w:val="false"/>
+                <w:sz w:val="18"/>
+                <w:szCs w:val="18"/>
+              </w:rPr>
+              <w:t xml:space="preserve">, </w:t>
+            </w:r>
+            <w:r>
+              <w:rPr>
+                <w:rFonts w:ascii="Consolas" w:cs="Consolas" w:eastAsia="Consolas" w:hAnsi="Consolas"/>
+                <w:b w:val="false"/>
+                <w:bCs w:val="false"/>
+                <w:color w:val="0D47A1"/>
+                <w:sz w:val="17"/>
+                <w:szCs w:val="17"/>
+              </w:rPr>
+              <w:t xml:space="preserve">UnitData.cs</w:t>
+            </w:r>
+            <w:r>
+              <w:rPr>
+                <w:rFonts w:ascii="Arial" w:cs="Arial" w:eastAsia="Arial" w:hAnsi="Arial"/>
+                <w:b w:val="false"/>
+                <w:bCs w:val="false"/>
+                <w:sz w:val="18"/>
+                <w:szCs w:val="18"/>
+              </w:rPr>
+              <w:t xml:space="preserve">, </w:t>
+            </w:r>
+            <w:r>
+              <w:rPr>
+                <w:rFonts w:ascii="Consolas" w:cs="Consolas" w:eastAsia="Consolas" w:hAnsi="Consolas"/>
+                <w:b w:val="false"/>
+                <w:bCs w:val="false"/>
+                <w:color w:val="0D47A1"/>
+                <w:sz w:val="17"/>
+                <w:szCs w:val="17"/>
+              </w:rPr>
+              <w:t xml:space="preserve">BossData.cs</w:t>
             </w:r>
           </w:p>
         </w:tc>
@@ -11009,28 +12780,7 @@
                 <w:sz w:val="18"/>
                 <w:szCs w:val="18"/>
               </w:rPr>
-              <w:t xml:space="preserve">Only script that opens </w:t>
-            </w:r>
-            <w:r>
-              <w:rPr>
-                <w:rFonts w:ascii="Consolas" w:cs="Consolas" w:eastAsia="Consolas" w:hAnsi="Consolas"/>
-                <w:b w:val="false"/>
-                <w:bCs w:val="false"/>
-                <w:color w:val="0D47A1"/>
-                <w:sz w:val="17"/>
-                <w:szCs w:val="17"/>
-              </w:rPr>
-              <w:t xml:space="preserve">thermo_tactics.db</w:t>
-            </w:r>
-            <w:r>
-              <w:rPr>
-                <w:rFonts w:ascii="Arial" w:cs="Arial" w:eastAsia="Arial" w:hAnsi="Arial"/>
-                <w:b w:val="false"/>
-                <w:bCs w:val="false"/>
-                <w:sz w:val="18"/>
-                <w:szCs w:val="18"/>
-              </w:rPr>
-              <w:t xml:space="preserve">; insert, read and delete records</w:t>
+              <w:t xml:space="preserve">Read-only game content (ScriptableObjects)</w:t>
             </w:r>
           </w:p>
         </w:tc>
@@ -11136,7 +12886,28 @@
                 <w:sz w:val="17"/>
                 <w:szCs w:val="17"/>
               </w:rPr>
-              <w:t xml:space="preserve">QuizResultExporter.cs</w:t>
+              <w:t xml:space="preserve">QuizData.cs</w:t>
+            </w:r>
+            <w:r>
+              <w:rPr>
+                <w:rFonts w:ascii="Arial" w:cs="Arial" w:eastAsia="Arial" w:hAnsi="Arial"/>
+                <w:b w:val="false"/>
+                <w:bCs w:val="false"/>
+                <w:sz w:val="18"/>
+                <w:szCs w:val="18"/>
+              </w:rPr>
+              <w:t xml:space="preserve">, </w:t>
+            </w:r>
+            <w:r>
+              <w:rPr>
+                <w:rFonts w:ascii="Consolas" w:cs="Consolas" w:eastAsia="Consolas" w:hAnsi="Consolas"/>
+                <w:b w:val="false"/>
+                <w:bCs w:val="false"/>
+                <w:color w:val="0D47A1"/>
+                <w:sz w:val="17"/>
+                <w:szCs w:val="17"/>
+              </w:rPr>
+              <w:t xml:space="preserve">PopupData.cs</w:t>
             </w:r>
           </w:p>
         </w:tc>
@@ -11169,7 +12940,7 @@
                 <w:sz w:val="18"/>
                 <w:szCs w:val="18"/>
               </w:rPr>
-              <w:t xml:space="preserve">Writes the quiz-results CSV to shared storage</w:t>
+              <w:t xml:space="preserve">Read-only quiz and fact content</w:t>
             </w:r>
           </w:p>
         </w:tc>
@@ -11241,7 +13012,7 @@
                 <w:sz w:val="18"/>
                 <w:szCs w:val="18"/>
               </w:rPr>
-              <w:t xml:space="preserve">Local Storage</w:t>
+              <w:t xml:space="preserve">Data / Persistence</w:t>
             </w:r>
           </w:p>
         </w:tc>
@@ -11276,6 +13047,51 @@
                 <w:sz w:val="17"/>
                 <w:szCs w:val="17"/>
               </w:rPr>
+              <w:t xml:space="preserve">ResultsDatabase.cs</w:t>
+            </w:r>
+          </w:p>
+        </w:tc>
+        <w:tc>
+          <w:tcPr>
+            <w:tcW w:type="dxa" w:w="4280"/>
+            <w:tcBorders>
+              <w:top w:val="single" w:color="B0BEC5" w:sz="4"/>
+              <w:left w:val="single" w:color="B0BEC5" w:sz="4"/>
+              <w:bottom w:val="single" w:color="B0BEC5" w:sz="4"/>
+              <w:right w:val="single" w:color="B0BEC5" w:sz="4"/>
+            </w:tcBorders>
+            <w:shd w:fill="F5F8FC" w:color="auto" w:val="clear"/>
+            <w:tcMar>
+              <w:top w:type="dxa" w:w="60"/>
+              <w:left w:type="dxa" w:w="100"/>
+              <w:bottom w:type="dxa" w:w="60"/>
+              <w:right w:type="dxa" w:w="100"/>
+            </w:tcMar>
+            <w:vAlign w:val="top"/>
+          </w:tcPr>
+          <w:p>
+            <w:pPr>
+              <w:spacing w:after="30" w:line="252"/>
+            </w:pPr>
+            <w:r>
+              <w:rPr>
+                <w:rFonts w:ascii="Arial" w:cs="Arial" w:eastAsia="Arial" w:hAnsi="Arial"/>
+                <w:b w:val="false"/>
+                <w:bCs w:val="false"/>
+                <w:sz w:val="18"/>
+                <w:szCs w:val="18"/>
+              </w:rPr>
+              <w:t xml:space="preserve">Only script that opens </w:t>
+            </w:r>
+            <w:r>
+              <w:rPr>
+                <w:rFonts w:ascii="Consolas" w:cs="Consolas" w:eastAsia="Consolas" w:hAnsi="Consolas"/>
+                <w:b w:val="false"/>
+                <w:bCs w:val="false"/>
+                <w:color w:val="0D47A1"/>
+                <w:sz w:val="17"/>
+                <w:szCs w:val="17"/>
+              </w:rPr>
               <w:t xml:space="preserve">thermo_tactics.db</w:t>
             </w:r>
             <w:r>
@@ -11286,13 +13102,13 @@
                 <w:sz w:val="18"/>
                 <w:szCs w:val="18"/>
               </w:rPr>
-              <w:t xml:space="preserve"> (SQLite)</w:t>
-            </w:r>
-          </w:p>
-        </w:tc>
-        <w:tc>
-          <w:tcPr>
-            <w:tcW w:type="dxa" w:w="4280"/>
+              <w:t xml:space="preserve">; results, level progress and the saved game</w:t>
+            </w:r>
+          </w:p>
+        </w:tc>
+        <w:tc>
+          <w:tcPr>
+            <w:tcW w:type="dxa" w:w="1400"/>
             <w:tcBorders>
               <w:top w:val="single" w:color="B0BEC5" w:sz="4"/>
               <w:left w:val="single" w:color="B0BEC5" w:sz="4"/>
@@ -11314,100 +13130,13 @@
             </w:pPr>
             <w:r>
               <w:rPr>
-                <w:rFonts w:ascii="Consolas" w:cs="Consolas" w:eastAsia="Consolas" w:hAnsi="Consolas"/>
-                <w:b w:val="false"/>
-                <w:bCs w:val="false"/>
-                <w:color w:val="0D47A1"/>
-                <w:sz w:val="17"/>
-                <w:szCs w:val="17"/>
-              </w:rPr>
-              <w:t xml:space="preserve">game_results</w:t>
-            </w:r>
-            <w:r>
-              <w:rPr>
-                <w:rFonts w:ascii="Arial" w:cs="Arial" w:eastAsia="Arial" w:hAnsi="Arial"/>
-                <w:b w:val="false"/>
-                <w:bCs w:val="false"/>
-                <w:sz w:val="18"/>
-                <w:szCs w:val="18"/>
-              </w:rPr>
-              <w:t xml:space="preserve"> (built); </w:t>
-            </w:r>
-            <w:r>
-              <w:rPr>
-                <w:rFonts w:ascii="Consolas" w:cs="Consolas" w:eastAsia="Consolas" w:hAnsi="Consolas"/>
-                <w:b w:val="false"/>
-                <w:bCs w:val="false"/>
-                <w:color w:val="0D47A1"/>
-                <w:sz w:val="17"/>
-                <w:szCs w:val="17"/>
-              </w:rPr>
-              <w:t xml:space="preserve">quiz_results</w:t>
-            </w:r>
-            <w:r>
-              <w:rPr>
-                <w:rFonts w:ascii="Arial" w:cs="Arial" w:eastAsia="Arial" w:hAnsi="Arial"/>
-                <w:b w:val="false"/>
-                <w:bCs w:val="false"/>
-                <w:sz w:val="18"/>
-                <w:szCs w:val="18"/>
-              </w:rPr>
-              <w:t xml:space="preserve">, </w:t>
-            </w:r>
-            <w:r>
-              <w:rPr>
-                <w:rFonts w:ascii="Consolas" w:cs="Consolas" w:eastAsia="Consolas" w:hAnsi="Consolas"/>
-                <w:b w:val="false"/>
-                <w:bCs w:val="false"/>
-                <w:color w:val="0D47A1"/>
-                <w:sz w:val="17"/>
-                <w:szCs w:val="17"/>
-              </w:rPr>
-              <w:t xml:space="preserve">level_progress</w:t>
-            </w:r>
-            <w:r>
-              <w:rPr>
-                <w:rFonts w:ascii="Arial" w:cs="Arial" w:eastAsia="Arial" w:hAnsi="Arial"/>
-                <w:b w:val="false"/>
-                <w:bCs w:val="false"/>
-                <w:sz w:val="18"/>
-                <w:szCs w:val="18"/>
-              </w:rPr>
-              <w:t xml:space="preserve"> (planned)</w:t>
-            </w:r>
-          </w:p>
-        </w:tc>
-        <w:tc>
-          <w:tcPr>
-            <w:tcW w:type="dxa" w:w="1400"/>
-            <w:tcBorders>
-              <w:top w:val="single" w:color="B0BEC5" w:sz="4"/>
-              <w:left w:val="single" w:color="B0BEC5" w:sz="4"/>
-              <w:bottom w:val="single" w:color="B0BEC5" w:sz="4"/>
-              <w:right w:val="single" w:color="B0BEC5" w:sz="4"/>
-            </w:tcBorders>
-            <w:shd w:fill="F5F8FC" w:color="auto" w:val="clear"/>
-            <w:tcMar>
-              <w:top w:type="dxa" w:w="60"/>
-              <w:left w:type="dxa" w:w="100"/>
-              <w:bottom w:type="dxa" w:w="60"/>
-              <w:right w:type="dxa" w:w="100"/>
-            </w:tcMar>
-            <w:vAlign w:val="top"/>
-          </w:tcPr>
-          <w:p>
-            <w:pPr>
-              <w:spacing w:after="30" w:line="252"/>
-            </w:pPr>
-            <w:r>
-              <w:rPr>
-                <w:rFonts w:ascii="Arial" w:cs="Arial" w:eastAsia="Arial" w:hAnsi="Arial"/>
-                <w:b w:val="false"/>
-                <w:bCs w:val="false"/>
-                <w:sz w:val="18"/>
-                <w:szCs w:val="18"/>
-              </w:rPr>
-              <w:t xml:space="preserve">Built (partly)</w:t>
+                <w:rFonts w:ascii="Arial" w:cs="Arial" w:eastAsia="Arial" w:hAnsi="Arial"/>
+                <w:b w:val="false"/>
+                <w:bCs w:val="false"/>
+                <w:sz w:val="18"/>
+                <w:szCs w:val="18"/>
+              </w:rPr>
+              <w:t xml:space="preserve">Built</w:t>
             </w:r>
           </w:p>
         </w:tc>
@@ -11445,7 +13174,7 @@
                 <w:sz w:val="18"/>
                 <w:szCs w:val="18"/>
               </w:rPr>
-              <w:t xml:space="preserve">Local Storage</w:t>
+              <w:t xml:space="preserve">Data / Persistence</w:t>
             </w:r>
           </w:p>
         </w:tc>
@@ -11472,13 +13201,14 @@
             </w:pPr>
             <w:r>
               <w:rPr>
-                <w:rFonts w:ascii="Arial" w:cs="Arial" w:eastAsia="Arial" w:hAnsi="Arial"/>
-                <w:b w:val="false"/>
-                <w:bCs w:val="false"/>
-                <w:sz w:val="18"/>
-                <w:szCs w:val="18"/>
-              </w:rPr>
-              <w:t xml:space="preserve">PlayerPrefs</w:t>
+                <w:rFonts w:ascii="Consolas" w:cs="Consolas" w:eastAsia="Consolas" w:hAnsi="Consolas"/>
+                <w:b w:val="false"/>
+                <w:bCs w:val="false"/>
+                <w:color w:val="0D47A1"/>
+                <w:sz w:val="17"/>
+                <w:szCs w:val="17"/>
+              </w:rPr>
+              <w:t xml:space="preserve">SessionSnapshot.cs</w:t>
             </w:r>
           </w:p>
         </w:tc>
@@ -11511,7 +13241,7 @@
                 <w:sz w:val="18"/>
                 <w:szCs w:val="18"/>
               </w:rPr>
-              <w:t xml:space="preserve">Volume and pop-up toggle</w:t>
+              <w:t xml:space="preserve">The saved game behind Continue: stage, level, wave, turn, Oxygen, temperature and every unit on the board</w:t>
             </w:r>
           </w:p>
         </w:tc>
@@ -11544,7 +13274,7 @@
                 <w:sz w:val="18"/>
                 <w:szCs w:val="18"/>
               </w:rPr>
-              <w:t xml:space="preserve">Planned</w:t>
+              <w:t xml:space="preserve">Built</w:t>
             </w:r>
           </w:p>
         </w:tc>
@@ -11583,7 +13313,7 @@
                 <w:sz w:val="18"/>
                 <w:szCs w:val="18"/>
               </w:rPr>
-              <w:t xml:space="preserve">Editor tool (not in APK)</w:t>
+              <w:t xml:space="preserve">Data / Persistence</w:t>
             </w:r>
           </w:p>
         </w:tc>
@@ -11618,8 +13348,574 @@
                 <w:sz w:val="17"/>
                 <w:szCs w:val="17"/>
               </w:rPr>
+              <w:t xml:space="preserve">QuizResultExporter.cs</w:t>
+            </w:r>
+          </w:p>
+        </w:tc>
+        <w:tc>
+          <w:tcPr>
+            <w:tcW w:type="dxa" w:w="4280"/>
+            <w:tcBorders>
+              <w:top w:val="single" w:color="B0BEC5" w:sz="4"/>
+              <w:left w:val="single" w:color="B0BEC5" w:sz="4"/>
+              <w:bottom w:val="single" w:color="B0BEC5" w:sz="4"/>
+              <w:right w:val="single" w:color="B0BEC5" w:sz="4"/>
+            </w:tcBorders>
+            <w:shd w:fill="F5F8FC" w:color="auto" w:val="clear"/>
+            <w:tcMar>
+              <w:top w:type="dxa" w:w="60"/>
+              <w:left w:type="dxa" w:w="100"/>
+              <w:bottom w:type="dxa" w:w="60"/>
+              <w:right w:type="dxa" w:w="100"/>
+            </w:tcMar>
+            <w:vAlign w:val="top"/>
+          </w:tcPr>
+          <w:p>
+            <w:pPr>
+              <w:spacing w:after="30" w:line="252"/>
+            </w:pPr>
+            <w:r>
+              <w:rPr>
+                <w:rFonts w:ascii="Arial" w:cs="Arial" w:eastAsia="Arial" w:hAnsi="Arial"/>
+                <w:b w:val="false"/>
+                <w:bCs w:val="false"/>
+                <w:sz w:val="18"/>
+                <w:szCs w:val="18"/>
+              </w:rPr>
+              <w:t xml:space="preserve">Writes the quiz-results CSV to shared storage</w:t>
+            </w:r>
+          </w:p>
+        </w:tc>
+        <w:tc>
+          <w:tcPr>
+            <w:tcW w:type="dxa" w:w="1400"/>
+            <w:tcBorders>
+              <w:top w:val="single" w:color="B0BEC5" w:sz="4"/>
+              <w:left w:val="single" w:color="B0BEC5" w:sz="4"/>
+              <w:bottom w:val="single" w:color="B0BEC5" w:sz="4"/>
+              <w:right w:val="single" w:color="B0BEC5" w:sz="4"/>
+            </w:tcBorders>
+            <w:shd w:fill="F5F8FC" w:color="auto" w:val="clear"/>
+            <w:tcMar>
+              <w:top w:type="dxa" w:w="60"/>
+              <w:left w:type="dxa" w:w="100"/>
+              <w:bottom w:type="dxa" w:w="60"/>
+              <w:right w:type="dxa" w:w="100"/>
+            </w:tcMar>
+            <w:vAlign w:val="top"/>
+          </w:tcPr>
+          <w:p>
+            <w:pPr>
+              <w:spacing w:after="30" w:line="252"/>
+            </w:pPr>
+            <w:r>
+              <w:rPr>
+                <w:rFonts w:ascii="Arial" w:cs="Arial" w:eastAsia="Arial" w:hAnsi="Arial"/>
+                <w:b w:val="false"/>
+                <w:bCs w:val="false"/>
+                <w:sz w:val="18"/>
+                <w:szCs w:val="18"/>
+              </w:rPr>
+              <w:t xml:space="preserve">Planned</w:t>
+            </w:r>
+          </w:p>
+        </w:tc>
+      </w:tr>
+      <w:tr>
+        <w:trPr>
+          <w:cantSplit/>
+        </w:trPr>
+        <w:tc>
+          <w:tcPr>
+            <w:tcW w:type="dxa" w:w="1500"/>
+            <w:tcBorders>
+              <w:top w:val="single" w:color="B0BEC5" w:sz="4"/>
+              <w:left w:val="single" w:color="B0BEC5" w:sz="4"/>
+              <w:bottom w:val="single" w:color="B0BEC5" w:sz="4"/>
+              <w:right w:val="single" w:color="B0BEC5" w:sz="4"/>
+            </w:tcBorders>
+            <w:tcMar>
+              <w:top w:type="dxa" w:w="60"/>
+              <w:left w:type="dxa" w:w="100"/>
+              <w:bottom w:type="dxa" w:w="60"/>
+              <w:right w:type="dxa" w:w="100"/>
+            </w:tcMar>
+            <w:vAlign w:val="top"/>
+          </w:tcPr>
+          <w:p>
+            <w:pPr>
+              <w:spacing w:after="30" w:line="252"/>
+            </w:pPr>
+            <w:r>
+              <w:rPr>
+                <w:rFonts w:ascii="Arial" w:cs="Arial" w:eastAsia="Arial" w:hAnsi="Arial"/>
+                <w:b w:val="false"/>
+                <w:bCs w:val="false"/>
+                <w:sz w:val="18"/>
+                <w:szCs w:val="18"/>
+              </w:rPr>
+              <w:t xml:space="preserve">Local Storage</w:t>
+            </w:r>
+          </w:p>
+        </w:tc>
+        <w:tc>
+          <w:tcPr>
+            <w:tcW w:type="dxa" w:w="2900"/>
+            <w:tcBorders>
+              <w:top w:val="single" w:color="B0BEC5" w:sz="4"/>
+              <w:left w:val="single" w:color="B0BEC5" w:sz="4"/>
+              <w:bottom w:val="single" w:color="B0BEC5" w:sz="4"/>
+              <w:right w:val="single" w:color="B0BEC5" w:sz="4"/>
+            </w:tcBorders>
+            <w:tcMar>
+              <w:top w:type="dxa" w:w="60"/>
+              <w:left w:type="dxa" w:w="100"/>
+              <w:bottom w:type="dxa" w:w="60"/>
+              <w:right w:type="dxa" w:w="100"/>
+            </w:tcMar>
+            <w:vAlign w:val="top"/>
+          </w:tcPr>
+          <w:p>
+            <w:pPr>
+              <w:spacing w:after="30" w:line="252"/>
+            </w:pPr>
+            <w:r>
+              <w:rPr>
+                <w:rFonts w:ascii="Consolas" w:cs="Consolas" w:eastAsia="Consolas" w:hAnsi="Consolas"/>
+                <w:b w:val="false"/>
+                <w:bCs w:val="false"/>
+                <w:color w:val="0D47A1"/>
+                <w:sz w:val="17"/>
+                <w:szCs w:val="17"/>
+              </w:rPr>
+              <w:t xml:space="preserve">thermo_tactics.db</w:t>
+            </w:r>
+            <w:r>
+              <w:rPr>
+                <w:rFonts w:ascii="Arial" w:cs="Arial" w:eastAsia="Arial" w:hAnsi="Arial"/>
+                <w:b w:val="false"/>
+                <w:bCs w:val="false"/>
+                <w:sz w:val="18"/>
+                <w:szCs w:val="18"/>
+              </w:rPr>
+              <w:t xml:space="preserve"> (SQLite)</w:t>
+            </w:r>
+          </w:p>
+        </w:tc>
+        <w:tc>
+          <w:tcPr>
+            <w:tcW w:type="dxa" w:w="4280"/>
+            <w:tcBorders>
+              <w:top w:val="single" w:color="B0BEC5" w:sz="4"/>
+              <w:left w:val="single" w:color="B0BEC5" w:sz="4"/>
+              <w:bottom w:val="single" w:color="B0BEC5" w:sz="4"/>
+              <w:right w:val="single" w:color="B0BEC5" w:sz="4"/>
+            </w:tcBorders>
+            <w:tcMar>
+              <w:top w:type="dxa" w:w="60"/>
+              <w:left w:type="dxa" w:w="100"/>
+              <w:bottom w:type="dxa" w:w="60"/>
+              <w:right w:type="dxa" w:w="100"/>
+            </w:tcMar>
+            <w:vAlign w:val="top"/>
+          </w:tcPr>
+          <w:p>
+            <w:pPr>
+              <w:spacing w:after="30" w:line="252"/>
+            </w:pPr>
+            <w:r>
+              <w:rPr>
+                <w:rFonts w:ascii="Consolas" w:cs="Consolas" w:eastAsia="Consolas" w:hAnsi="Consolas"/>
+                <w:b w:val="false"/>
+                <w:bCs w:val="false"/>
+                <w:color w:val="0D47A1"/>
+                <w:sz w:val="17"/>
+                <w:szCs w:val="17"/>
+              </w:rPr>
+              <w:t xml:space="preserve">game_results</w:t>
+            </w:r>
+            <w:r>
+              <w:rPr>
+                <w:rFonts w:ascii="Arial" w:cs="Arial" w:eastAsia="Arial" w:hAnsi="Arial"/>
+                <w:b w:val="false"/>
+                <w:bCs w:val="false"/>
+                <w:sz w:val="18"/>
+                <w:szCs w:val="18"/>
+              </w:rPr>
+              <w:t xml:space="preserve">, </w:t>
+            </w:r>
+            <w:r>
+              <w:rPr>
+                <w:rFonts w:ascii="Consolas" w:cs="Consolas" w:eastAsia="Consolas" w:hAnsi="Consolas"/>
+                <w:b w:val="false"/>
+                <w:bCs w:val="false"/>
+                <w:color w:val="0D47A1"/>
+                <w:sz w:val="17"/>
+                <w:szCs w:val="17"/>
+              </w:rPr>
+              <w:t xml:space="preserve">level_progress</w:t>
+            </w:r>
+            <w:r>
+              <w:rPr>
+                <w:rFonts w:ascii="Arial" w:cs="Arial" w:eastAsia="Arial" w:hAnsi="Arial"/>
+                <w:b w:val="false"/>
+                <w:bCs w:val="false"/>
+                <w:sz w:val="18"/>
+                <w:szCs w:val="18"/>
+              </w:rPr>
+              <w:t xml:space="preserve">, </w:t>
+            </w:r>
+            <w:r>
+              <w:rPr>
+                <w:rFonts w:ascii="Consolas" w:cs="Consolas" w:eastAsia="Consolas" w:hAnsi="Consolas"/>
+                <w:b w:val="false"/>
+                <w:bCs w:val="false"/>
+                <w:color w:val="0D47A1"/>
+                <w:sz w:val="17"/>
+                <w:szCs w:val="17"/>
+              </w:rPr>
+              <w:t xml:space="preserve">saved_session</w:t>
+            </w:r>
+            <w:r>
+              <w:rPr>
+                <w:rFonts w:ascii="Arial" w:cs="Arial" w:eastAsia="Arial" w:hAnsi="Arial"/>
+                <w:b w:val="false"/>
+                <w:bCs w:val="false"/>
+                <w:sz w:val="18"/>
+                <w:szCs w:val="18"/>
+              </w:rPr>
+              <w:t xml:space="preserve"> (built); </w:t>
+            </w:r>
+            <w:r>
+              <w:rPr>
+                <w:rFonts w:ascii="Consolas" w:cs="Consolas" w:eastAsia="Consolas" w:hAnsi="Consolas"/>
+                <w:b w:val="false"/>
+                <w:bCs w:val="false"/>
+                <w:color w:val="0D47A1"/>
+                <w:sz w:val="17"/>
+                <w:szCs w:val="17"/>
+              </w:rPr>
+              <w:t xml:space="preserve">quiz_results</w:t>
+            </w:r>
+            <w:r>
+              <w:rPr>
+                <w:rFonts w:ascii="Arial" w:cs="Arial" w:eastAsia="Arial" w:hAnsi="Arial"/>
+                <w:b w:val="false"/>
+                <w:bCs w:val="false"/>
+                <w:sz w:val="18"/>
+                <w:szCs w:val="18"/>
+              </w:rPr>
+              <w:t xml:space="preserve"> (planned)</w:t>
+            </w:r>
+          </w:p>
+        </w:tc>
+        <w:tc>
+          <w:tcPr>
+            <w:tcW w:type="dxa" w:w="1400"/>
+            <w:tcBorders>
+              <w:top w:val="single" w:color="B0BEC5" w:sz="4"/>
+              <w:left w:val="single" w:color="B0BEC5" w:sz="4"/>
+              <w:bottom w:val="single" w:color="B0BEC5" w:sz="4"/>
+              <w:right w:val="single" w:color="B0BEC5" w:sz="4"/>
+            </w:tcBorders>
+            <w:tcMar>
+              <w:top w:type="dxa" w:w="60"/>
+              <w:left w:type="dxa" w:w="100"/>
+              <w:bottom w:type="dxa" w:w="60"/>
+              <w:right w:type="dxa" w:w="100"/>
+            </w:tcMar>
+            <w:vAlign w:val="top"/>
+          </w:tcPr>
+          <w:p>
+            <w:pPr>
+              <w:spacing w:after="30" w:line="252"/>
+            </w:pPr>
+            <w:r>
+              <w:rPr>
+                <w:rFonts w:ascii="Arial" w:cs="Arial" w:eastAsia="Arial" w:hAnsi="Arial"/>
+                <w:b w:val="false"/>
+                <w:bCs w:val="false"/>
+                <w:sz w:val="18"/>
+                <w:szCs w:val="18"/>
+              </w:rPr>
+              <w:t xml:space="preserve">Built (partly)</w:t>
+            </w:r>
+          </w:p>
+        </w:tc>
+      </w:tr>
+      <w:tr>
+        <w:trPr>
+          <w:cantSplit/>
+        </w:trPr>
+        <w:tc>
+          <w:tcPr>
+            <w:tcW w:type="dxa" w:w="1500"/>
+            <w:tcBorders>
+              <w:top w:val="single" w:color="B0BEC5" w:sz="4"/>
+              <w:left w:val="single" w:color="B0BEC5" w:sz="4"/>
+              <w:bottom w:val="single" w:color="B0BEC5" w:sz="4"/>
+              <w:right w:val="single" w:color="B0BEC5" w:sz="4"/>
+            </w:tcBorders>
+            <w:shd w:fill="F5F8FC" w:color="auto" w:val="clear"/>
+            <w:tcMar>
+              <w:top w:type="dxa" w:w="60"/>
+              <w:left w:type="dxa" w:w="100"/>
+              <w:bottom w:type="dxa" w:w="60"/>
+              <w:right w:type="dxa" w:w="100"/>
+            </w:tcMar>
+            <w:vAlign w:val="top"/>
+          </w:tcPr>
+          <w:p>
+            <w:pPr>
+              <w:spacing w:after="30" w:line="252"/>
+            </w:pPr>
+            <w:r>
+              <w:rPr>
+                <w:rFonts w:ascii="Arial" w:cs="Arial" w:eastAsia="Arial" w:hAnsi="Arial"/>
+                <w:b w:val="false"/>
+                <w:bCs w:val="false"/>
+                <w:sz w:val="18"/>
+                <w:szCs w:val="18"/>
+              </w:rPr>
+              <w:t xml:space="preserve">Local Storage</w:t>
+            </w:r>
+          </w:p>
+        </w:tc>
+        <w:tc>
+          <w:tcPr>
+            <w:tcW w:type="dxa" w:w="2900"/>
+            <w:tcBorders>
+              <w:top w:val="single" w:color="B0BEC5" w:sz="4"/>
+              <w:left w:val="single" w:color="B0BEC5" w:sz="4"/>
+              <w:bottom w:val="single" w:color="B0BEC5" w:sz="4"/>
+              <w:right w:val="single" w:color="B0BEC5" w:sz="4"/>
+            </w:tcBorders>
+            <w:shd w:fill="F5F8FC" w:color="auto" w:val="clear"/>
+            <w:tcMar>
+              <w:top w:type="dxa" w:w="60"/>
+              <w:left w:type="dxa" w:w="100"/>
+              <w:bottom w:type="dxa" w:w="60"/>
+              <w:right w:type="dxa" w:w="100"/>
+            </w:tcMar>
+            <w:vAlign w:val="top"/>
+          </w:tcPr>
+          <w:p>
+            <w:pPr>
+              <w:spacing w:after="30" w:line="252"/>
+            </w:pPr>
+            <w:r>
+              <w:rPr>
+                <w:rFonts w:ascii="Arial" w:cs="Arial" w:eastAsia="Arial" w:hAnsi="Arial"/>
+                <w:b w:val="false"/>
+                <w:bCs w:val="false"/>
+                <w:sz w:val="18"/>
+                <w:szCs w:val="18"/>
+              </w:rPr>
+              <w:t xml:space="preserve">PlayerPrefs (</w:t>
+            </w:r>
+            <w:r>
+              <w:rPr>
+                <w:rFonts w:ascii="Consolas" w:cs="Consolas" w:eastAsia="Consolas" w:hAnsi="Consolas"/>
+                <w:b w:val="false"/>
+                <w:bCs w:val="false"/>
+                <w:color w:val="0D47A1"/>
+                <w:sz w:val="17"/>
+                <w:szCs w:val="17"/>
+              </w:rPr>
+              <w:t xml:space="preserve">SettingsStore.cs</w:t>
+            </w:r>
+            <w:r>
+              <w:rPr>
+                <w:rFonts w:ascii="Arial" w:cs="Arial" w:eastAsia="Arial" w:hAnsi="Arial"/>
+                <w:b w:val="false"/>
+                <w:bCs w:val="false"/>
+                <w:sz w:val="18"/>
+                <w:szCs w:val="18"/>
+              </w:rPr>
+              <w:t xml:space="preserve">)</w:t>
+            </w:r>
+          </w:p>
+        </w:tc>
+        <w:tc>
+          <w:tcPr>
+            <w:tcW w:type="dxa" w:w="4280"/>
+            <w:tcBorders>
+              <w:top w:val="single" w:color="B0BEC5" w:sz="4"/>
+              <w:left w:val="single" w:color="B0BEC5" w:sz="4"/>
+              <w:bottom w:val="single" w:color="B0BEC5" w:sz="4"/>
+              <w:right w:val="single" w:color="B0BEC5" w:sz="4"/>
+            </w:tcBorders>
+            <w:shd w:fill="F5F8FC" w:color="auto" w:val="clear"/>
+            <w:tcMar>
+              <w:top w:type="dxa" w:w="60"/>
+              <w:left w:type="dxa" w:w="100"/>
+              <w:bottom w:type="dxa" w:w="60"/>
+              <w:right w:type="dxa" w:w="100"/>
+            </w:tcMar>
+            <w:vAlign w:val="top"/>
+          </w:tcPr>
+          <w:p>
+            <w:pPr>
+              <w:spacing w:after="30" w:line="252"/>
+            </w:pPr>
+            <w:r>
+              <w:rPr>
+                <w:rFonts w:ascii="Arial" w:cs="Arial" w:eastAsia="Arial" w:hAnsi="Arial"/>
+                <w:b w:val="false"/>
+                <w:bCs w:val="false"/>
+                <w:sz w:val="18"/>
+                <w:szCs w:val="18"/>
+              </w:rPr>
+              <w:t xml:space="preserve">Settings and the last player name</w:t>
+            </w:r>
+          </w:p>
+        </w:tc>
+        <w:tc>
+          <w:tcPr>
+            <w:tcW w:type="dxa" w:w="1400"/>
+            <w:tcBorders>
+              <w:top w:val="single" w:color="B0BEC5" w:sz="4"/>
+              <w:left w:val="single" w:color="B0BEC5" w:sz="4"/>
+              <w:bottom w:val="single" w:color="B0BEC5" w:sz="4"/>
+              <w:right w:val="single" w:color="B0BEC5" w:sz="4"/>
+            </w:tcBorders>
+            <w:shd w:fill="F5F8FC" w:color="auto" w:val="clear"/>
+            <w:tcMar>
+              <w:top w:type="dxa" w:w="60"/>
+              <w:left w:type="dxa" w:w="100"/>
+              <w:bottom w:type="dxa" w:w="60"/>
+              <w:right w:type="dxa" w:w="100"/>
+            </w:tcMar>
+            <w:vAlign w:val="top"/>
+          </w:tcPr>
+          <w:p>
+            <w:pPr>
+              <w:spacing w:after="30" w:line="252"/>
+            </w:pPr>
+            <w:r>
+              <w:rPr>
+                <w:rFonts w:ascii="Arial" w:cs="Arial" w:eastAsia="Arial" w:hAnsi="Arial"/>
+                <w:b w:val="false"/>
+                <w:bCs w:val="false"/>
+                <w:sz w:val="18"/>
+                <w:szCs w:val="18"/>
+              </w:rPr>
+              <w:t xml:space="preserve">Built</w:t>
+            </w:r>
+          </w:p>
+        </w:tc>
+      </w:tr>
+      <w:tr>
+        <w:trPr>
+          <w:cantSplit/>
+        </w:trPr>
+        <w:tc>
+          <w:tcPr>
+            <w:tcW w:type="dxa" w:w="1500"/>
+            <w:tcBorders>
+              <w:top w:val="single" w:color="B0BEC5" w:sz="4"/>
+              <w:left w:val="single" w:color="B0BEC5" w:sz="4"/>
+              <w:bottom w:val="single" w:color="B0BEC5" w:sz="4"/>
+              <w:right w:val="single" w:color="B0BEC5" w:sz="4"/>
+            </w:tcBorders>
+            <w:tcMar>
+              <w:top w:type="dxa" w:w="60"/>
+              <w:left w:type="dxa" w:w="100"/>
+              <w:bottom w:type="dxa" w:w="60"/>
+              <w:right w:type="dxa" w:w="100"/>
+            </w:tcMar>
+            <w:vAlign w:val="top"/>
+          </w:tcPr>
+          <w:p>
+            <w:pPr>
+              <w:spacing w:after="30" w:line="252"/>
+            </w:pPr>
+            <w:r>
+              <w:rPr>
+                <w:rFonts w:ascii="Arial" w:cs="Arial" w:eastAsia="Arial" w:hAnsi="Arial"/>
+                <w:b w:val="false"/>
+                <w:bCs w:val="false"/>
+                <w:sz w:val="18"/>
+                <w:szCs w:val="18"/>
+              </w:rPr>
+              <w:t xml:space="preserve">Editor tools (not in APK)</w:t>
+            </w:r>
+          </w:p>
+        </w:tc>
+        <w:tc>
+          <w:tcPr>
+            <w:tcW w:type="dxa" w:w="2900"/>
+            <w:tcBorders>
+              <w:top w:val="single" w:color="B0BEC5" w:sz="4"/>
+              <w:left w:val="single" w:color="B0BEC5" w:sz="4"/>
+              <w:bottom w:val="single" w:color="B0BEC5" w:sz="4"/>
+              <w:right w:val="single" w:color="B0BEC5" w:sz="4"/>
+            </w:tcBorders>
+            <w:tcMar>
+              <w:top w:type="dxa" w:w="60"/>
+              <w:left w:type="dxa" w:w="100"/>
+              <w:bottom w:type="dxa" w:w="60"/>
+              <w:right w:type="dxa" w:w="100"/>
+            </w:tcMar>
+            <w:vAlign w:val="top"/>
+          </w:tcPr>
+          <w:p>
+            <w:pPr>
+              <w:spacing w:after="30" w:line="252"/>
+            </w:pPr>
+            <w:r>
+              <w:rPr>
+                <w:rFonts w:ascii="Consolas" w:cs="Consolas" w:eastAsia="Consolas" w:hAnsi="Consolas"/>
+                <w:b w:val="false"/>
+                <w:bCs w:val="false"/>
+                <w:color w:val="0D47A1"/>
+                <w:sz w:val="17"/>
+                <w:szCs w:val="17"/>
+              </w:rPr>
               <w:t xml:space="preserve">ThermoTacticsBuilder.cs</w:t>
             </w:r>
+            <w:r>
+              <w:rPr>
+                <w:rFonts w:ascii="Arial" w:cs="Arial" w:eastAsia="Arial" w:hAnsi="Arial"/>
+                <w:b w:val="false"/>
+                <w:bCs w:val="false"/>
+                <w:sz w:val="18"/>
+                <w:szCs w:val="18"/>
+              </w:rPr>
+              <w:t xml:space="preserve">, </w:t>
+            </w:r>
+            <w:r>
+              <w:rPr>
+                <w:rFonts w:ascii="Consolas" w:cs="Consolas" w:eastAsia="Consolas" w:hAnsi="Consolas"/>
+                <w:b w:val="false"/>
+                <w:bCs w:val="false"/>
+                <w:color w:val="0D47A1"/>
+                <w:sz w:val="17"/>
+                <w:szCs w:val="17"/>
+              </w:rPr>
+              <w:t xml:space="preserve">MenuSceneBuilder.cs</w:t>
+            </w:r>
+            <w:r>
+              <w:rPr>
+                <w:rFonts w:ascii="Arial" w:cs="Arial" w:eastAsia="Arial" w:hAnsi="Arial"/>
+                <w:b w:val="false"/>
+                <w:bCs w:val="false"/>
+                <w:sz w:val="18"/>
+                <w:szCs w:val="18"/>
+              </w:rPr>
+              <w:t xml:space="preserve">, </w:t>
+            </w:r>
+            <w:r>
+              <w:rPr>
+                <w:rFonts w:ascii="Consolas" w:cs="Consolas" w:eastAsia="Consolas" w:hAnsi="Consolas"/>
+                <w:b w:val="false"/>
+                <w:bCs w:val="false"/>
+                <w:color w:val="0D47A1"/>
+                <w:sz w:val="17"/>
+                <w:szCs w:val="17"/>
+              </w:rPr>
+              <w:t xml:space="preserve">UiKit.cs</w:t>
+            </w:r>
           </w:p>
         </w:tc>
         <w:tc>
@@ -11631,28 +13927,27 @@
               <w:bottom w:val="single" w:color="B0BEC5" w:sz="4"/>
               <w:right w:val="single" w:color="B0BEC5" w:sz="4"/>
             </w:tcBorders>
-            <w:shd w:fill="F5F8FC" w:color="auto" w:val="clear"/>
-            <w:tcMar>
-              <w:top w:type="dxa" w:w="60"/>
-              <w:left w:type="dxa" w:w="100"/>
-              <w:bottom w:type="dxa" w:w="60"/>
-              <w:right w:type="dxa" w:w="100"/>
-            </w:tcMar>
-            <w:vAlign w:val="top"/>
-          </w:tcPr>
-          <w:p>
-            <w:pPr>
-              <w:spacing w:after="30" w:line="252"/>
-            </w:pPr>
-            <w:r>
-              <w:rPr>
-                <w:rFonts w:ascii="Arial" w:cs="Arial" w:eastAsia="Arial" w:hAnsi="Arial"/>
-                <w:b w:val="false"/>
-                <w:bCs w:val="false"/>
-                <w:sz w:val="18"/>
-                <w:szCs w:val="18"/>
-              </w:rPr>
-              <w:t xml:space="preserve">Imports art, builds animations, data and the Baguio scene, and wires references</w:t>
+            <w:tcMar>
+              <w:top w:type="dxa" w:w="60"/>
+              <w:left w:type="dxa" w:w="100"/>
+              <w:bottom w:type="dxa" w:w="60"/>
+              <w:right w:type="dxa" w:w="100"/>
+            </w:tcMar>
+            <w:vAlign w:val="top"/>
+          </w:tcPr>
+          <w:p>
+            <w:pPr>
+              <w:spacing w:after="30" w:line="252"/>
+            </w:pPr>
+            <w:r>
+              <w:rPr>
+                <w:rFonts w:ascii="Arial" w:cs="Arial" w:eastAsia="Arial" w:hAnsi="Arial"/>
+                <w:b w:val="false"/>
+                <w:bCs w:val="false"/>
+                <w:sz w:val="18"/>
+                <w:szCs w:val="18"/>
+              </w:rPr>
+              <w:t xml:space="preserve">Import art; build animations, the 10 levels, the boss, the Main Menu and battle scenes; wire references</w:t>
             </w:r>
           </w:p>
         </w:tc>
@@ -11665,7 +13960,6 @@
               <w:bottom w:val="single" w:color="B0BEC5" w:sz="4"/>
               <w:right w:val="single" w:color="B0BEC5" w:sz="4"/>
             </w:tcBorders>
-            <w:shd w:fill="F5F8FC" w:color="auto" w:val="clear"/>
             <w:tcMar>
               <w:top w:type="dxa" w:w="60"/>
               <w:left w:type="dxa" w:w="100"/>

--- a/Docs/Thermo-Tactics_Part1_Final_System_Architecture.docx
+++ b/Docs/Thermo-Tactics_Part1_Final_System_Architecture.docx
@@ -80,7 +80,7 @@
           <w:sz w:val="21"/>
           <w:szCs w:val="21"/>
         </w:rPr>
-        <w:t xml:space="preserve"> (34 runtime C# scripts plus three editor scripts, revised 13 October 2026). All of Stage 1 (Baguio) is playable from a Main Menu: 10 levels in order with unlocking, 13 animated unit types plus 6 elite variants, the Clearcut Behemoth boss in Level 10, Oxygen Points, the 1.5 °C loss rule, Settings, and save and Continue. Everything is stored in a local </w:t>
+        <w:t xml:space="preserve"> (39 runtime C# scripts, two editor-only test scripts and four editor scripts, revised 13 October 2026). All of Stage 1 (Baguio) is playable from a Main Menu: 10 levels in order with unlocking and 1–3 stars, 13 animated unit types plus 6 elite variants, the Clearcut Behemoth boss in Level 10, a camera that follows each lane as the turn resolves, Oxygen Points, the 1.5 °C loss rule, Settings, and save and Continue. Everything is stored in a local </w:t>
       </w:r>
       <w:r>
         <w:rPr>
@@ -1366,7 +1366,7 @@
                 <w:sz w:val="18"/>
                 <w:szCs w:val="18"/>
               </w:rPr>
-              <w:t xml:space="preserve"> (schema version 2).</w:t>
+              <w:t xml:space="preserve"> (schema version 3; version 3 added the best stars per level and the peak temperature in the saved game).</w:t>
             </w:r>
           </w:p>
           <w:p>
@@ -2486,7 +2486,28 @@
                 <w:sz w:val="18"/>
                 <w:szCs w:val="18"/>
               </w:rPr>
-              <w:t xml:space="preserve">. Battle scene: </w:t>
+              <w:t xml:space="preserve">. The title has a living background (</w:t>
+            </w:r>
+            <w:r>
+              <w:rPr>
+                <w:rFonts w:ascii="Consolas" w:cs="Consolas" w:eastAsia="Consolas" w:hAnsi="Consolas"/>
+                <w:b w:val="false"/>
+                <w:bCs w:val="false"/>
+                <w:color w:val="0D47A1"/>
+                <w:sz w:val="17"/>
+                <w:szCs w:val="17"/>
+              </w:rPr>
+              <w:t xml:space="preserve">MenuAmbience.cs</w:t>
+            </w:r>
+            <w:r>
+              <w:rPr>
+                <w:rFonts w:ascii="Arial" w:cs="Arial" w:eastAsia="Arial" w:hAnsi="Arial"/>
+                <w:b w:val="false"/>
+                <w:bCs w:val="false"/>
+                <w:sz w:val="18"/>
+                <w:szCs w:val="18"/>
+              </w:rPr>
+              <w:t xml:space="preserve">) and a Baguio progress strip with stars. Battle scene: </w:t>
             </w:r>
             <w:r>
               <w:rPr>
@@ -2507,7 +2528,7 @@
                 <w:sz w:val="18"/>
                 <w:szCs w:val="18"/>
               </w:rPr>
-              <w:t xml:space="preserve"> (HUD, boss panel, Pause, End), </w:t>
+              <w:t xml:space="preserve"> (HUD, lane banner, boss panel, Pause, Level Complete / Level Failed, Stage Complete), </w:t>
             </w:r>
             <w:r>
               <w:rPr>
@@ -2550,6 +2571,48 @@
                 <w:szCs w:val="18"/>
               </w:rPr>
               <w:t xml:space="preserve">. </w:t>
+            </w:r>
+            <w:r>
+              <w:rPr>
+                <w:rFonts w:ascii="Consolas" w:cs="Consolas" w:eastAsia="Consolas" w:hAnsi="Consolas"/>
+                <w:b w:val="false"/>
+                <w:bCs w:val="false"/>
+                <w:color w:val="0D47A1"/>
+                <w:sz w:val="17"/>
+                <w:szCs w:val="17"/>
+              </w:rPr>
+              <w:t xml:space="preserve">ButtonFx.cs</w:t>
+            </w:r>
+            <w:r>
+              <w:rPr>
+                <w:rFonts w:ascii="Arial" w:cs="Arial" w:eastAsia="Arial" w:hAnsi="Arial"/>
+                <w:b w:val="false"/>
+                <w:bCs w:val="false"/>
+                <w:sz w:val="18"/>
+                <w:szCs w:val="18"/>
+              </w:rPr>
+              <w:t xml:space="preserve"> and </w:t>
+            </w:r>
+            <w:r>
+              <w:rPr>
+                <w:rFonts w:ascii="Consolas" w:cs="Consolas" w:eastAsia="Consolas" w:hAnsi="Consolas"/>
+                <w:b w:val="false"/>
+                <w:bCs w:val="false"/>
+                <w:color w:val="0D47A1"/>
+                <w:sz w:val="17"/>
+                <w:szCs w:val="17"/>
+              </w:rPr>
+              <w:t xml:space="preserve">PanelFx.cs</w:t>
+            </w:r>
+            <w:r>
+              <w:rPr>
+                <w:rFonts w:ascii="Arial" w:cs="Arial" w:eastAsia="Arial" w:hAnsi="Arial"/>
+                <w:b w:val="false"/>
+                <w:bCs w:val="false"/>
+                <w:sz w:val="18"/>
+                <w:szCs w:val="18"/>
+              </w:rPr>
+              <w:t xml:space="preserve"> animate buttons and screens; </w:t>
             </w:r>
             <w:r>
               <w:rPr>
@@ -4083,6 +4146,321 @@
                 <w:szCs w:val="18"/>
               </w:rPr>
               <w:t xml:space="preserve"> stores raw scores and shows gain as "N/A" when pre = 0. The study's ≥ 30% target is computed from group average scores in the exported CSV.</w:t>
+            </w:r>
+          </w:p>
+        </w:tc>
+      </w:tr>
+      <w:tr>
+        <w:trPr>
+          <w:cantSplit/>
+        </w:trPr>
+        <w:tc>
+          <w:tcPr>
+            <w:tcW w:type="dxa" w:w="500"/>
+            <w:tcBorders>
+              <w:top w:val="single" w:color="B0BEC5" w:sz="4"/>
+              <w:left w:val="single" w:color="B0BEC5" w:sz="4"/>
+              <w:bottom w:val="single" w:color="B0BEC5" w:sz="4"/>
+              <w:right w:val="single" w:color="B0BEC5" w:sz="4"/>
+            </w:tcBorders>
+            <w:tcMar>
+              <w:top w:type="dxa" w:w="60"/>
+              <w:left w:type="dxa" w:w="100"/>
+              <w:bottom w:type="dxa" w:w="60"/>
+              <w:right w:type="dxa" w:w="100"/>
+            </w:tcMar>
+            <w:vAlign w:val="top"/>
+          </w:tcPr>
+          <w:p>
+            <w:pPr>
+              <w:spacing w:after="30" w:line="252"/>
+            </w:pPr>
+            <w:r>
+              <w:rPr>
+                <w:rFonts w:ascii="Arial" w:cs="Arial" w:eastAsia="Arial" w:hAnsi="Arial"/>
+                <w:b w:val="false"/>
+                <w:bCs w:val="false"/>
+                <w:sz w:val="18"/>
+                <w:szCs w:val="18"/>
+              </w:rPr>
+              <w:t xml:space="preserve">19</w:t>
+            </w:r>
+          </w:p>
+        </w:tc>
+        <w:tc>
+          <w:tcPr>
+            <w:tcW w:type="dxa" w:w="3700"/>
+            <w:tcBorders>
+              <w:top w:val="single" w:color="B0BEC5" w:sz="4"/>
+              <w:left w:val="single" w:color="B0BEC5" w:sz="4"/>
+              <w:bottom w:val="single" w:color="B0BEC5" w:sz="4"/>
+              <w:right w:val="single" w:color="B0BEC5" w:sz="4"/>
+            </w:tcBorders>
+            <w:tcMar>
+              <w:top w:type="dxa" w:w="60"/>
+              <w:left w:type="dxa" w:w="100"/>
+              <w:bottom w:type="dxa" w:w="60"/>
+              <w:right w:type="dxa" w:w="100"/>
+            </w:tcMar>
+            <w:vAlign w:val="top"/>
+          </w:tcPr>
+          <w:p>
+            <w:pPr>
+              <w:spacing w:after="30" w:line="252"/>
+            </w:pPr>
+            <w:r>
+              <w:rPr>
+                <w:rFonts w:ascii="Arial" w:cs="Arial" w:eastAsia="Arial" w:hAnsi="Arial"/>
+                <w:b w:val="false"/>
+                <w:bCs w:val="false"/>
+                <w:sz w:val="18"/>
+                <w:szCs w:val="18"/>
+              </w:rPr>
+              <w:t xml:space="preserve">All lanes attacked at the same moment, so the player could not see what happened in each lane.</w:t>
+            </w:r>
+          </w:p>
+        </w:tc>
+        <w:tc>
+          <w:tcPr>
+            <w:tcW w:type="dxa" w:w="5880"/>
+            <w:tcBorders>
+              <w:top w:val="single" w:color="B0BEC5" w:sz="4"/>
+              <w:left w:val="single" w:color="B0BEC5" w:sz="4"/>
+              <w:bottom w:val="single" w:color="B0BEC5" w:sz="4"/>
+              <w:right w:val="single" w:color="B0BEC5" w:sz="4"/>
+            </w:tcBorders>
+            <w:tcMar>
+              <w:top w:type="dxa" w:w="60"/>
+              <w:left w:type="dxa" w:w="100"/>
+              <w:bottom w:type="dxa" w:w="60"/>
+              <w:right w:type="dxa" w:w="100"/>
+            </w:tcMar>
+            <w:vAlign w:val="top"/>
+          </w:tcPr>
+          <w:p>
+            <w:pPr>
+              <w:spacing w:after="30" w:line="252"/>
+            </w:pPr>
+            <w:r>
+              <w:rPr>
+                <w:rFonts w:ascii="Arial" w:cs="Arial" w:eastAsia="Arial" w:hAnsi="Arial"/>
+                <w:b/>
+                <w:bCs/>
+                <w:sz w:val="18"/>
+                <w:szCs w:val="18"/>
+              </w:rPr>
+              <w:t xml:space="preserve">Built.</w:t>
+            </w:r>
+            <w:r>
+              <w:rPr>
+                <w:rFonts w:ascii="Arial" w:cs="Arial" w:eastAsia="Arial" w:hAnsi="Arial"/>
+                <w:b w:val="false"/>
+                <w:bCs w:val="false"/>
+                <w:sz w:val="18"/>
+                <w:szCs w:val="18"/>
+              </w:rPr>
+              <w:t xml:space="preserve"> </w:t>
+            </w:r>
+            <w:r>
+              <w:rPr>
+                <w:rFonts w:ascii="Consolas" w:cs="Consolas" w:eastAsia="Consolas" w:hAnsi="Consolas"/>
+                <w:b w:val="false"/>
+                <w:bCs w:val="false"/>
+                <w:color w:val="0D47A1"/>
+                <w:sz w:val="17"/>
+                <w:szCs w:val="17"/>
+              </w:rPr>
+              <w:t xml:space="preserve">TurnManager.cs</w:t>
+            </w:r>
+            <w:r>
+              <w:rPr>
+                <w:rFonts w:ascii="Arial" w:cs="Arial" w:eastAsia="Arial" w:hAnsi="Arial"/>
+                <w:b w:val="false"/>
+                <w:bCs w:val="false"/>
+                <w:sz w:val="18"/>
+                <w:szCs w:val="18"/>
+              </w:rPr>
+              <w:t xml:space="preserve"> resolves the turn lane by lane (1 to 6). </w:t>
+            </w:r>
+            <w:r>
+              <w:rPr>
+                <w:rFonts w:ascii="Consolas" w:cs="Consolas" w:eastAsia="Consolas" w:hAnsi="Consolas"/>
+                <w:b w:val="false"/>
+                <w:bCs w:val="false"/>
+                <w:color w:val="0D47A1"/>
+                <w:sz w:val="17"/>
+                <w:szCs w:val="17"/>
+              </w:rPr>
+              <w:t xml:space="preserve">BattleCamera.cs</w:t>
+            </w:r>
+            <w:r>
+              <w:rPr>
+                <w:rFonts w:ascii="Arial" w:cs="Arial" w:eastAsia="Arial" w:hAnsi="Arial"/>
+                <w:b w:val="false"/>
+                <w:bCs w:val="false"/>
+                <w:sz w:val="18"/>
+                <w:szCs w:val="18"/>
+              </w:rPr>
+              <w:t xml:space="preserve"> zooms in on each lane: the ally attacks (an enemy, or the empty slot to cool the planet), then the enemy, if still standing, attacks (the ally, or the undefended lane to heat it). A lane with no units is shown briefly and skipped. A banner names the lane and its result. Settings can turn the zoom off. A balance simulation showed win rates change by less than 1%.</w:t>
+            </w:r>
+          </w:p>
+        </w:tc>
+      </w:tr>
+      <w:tr>
+        <w:trPr>
+          <w:cantSplit/>
+        </w:trPr>
+        <w:tc>
+          <w:tcPr>
+            <w:tcW w:type="dxa" w:w="500"/>
+            <w:tcBorders>
+              <w:top w:val="single" w:color="B0BEC5" w:sz="4"/>
+              <w:left w:val="single" w:color="B0BEC5" w:sz="4"/>
+              <w:bottom w:val="single" w:color="B0BEC5" w:sz="4"/>
+              <w:right w:val="single" w:color="B0BEC5" w:sz="4"/>
+            </w:tcBorders>
+            <w:shd w:fill="F5F8FC" w:color="auto" w:val="clear"/>
+            <w:tcMar>
+              <w:top w:type="dxa" w:w="60"/>
+              <w:left w:type="dxa" w:w="100"/>
+              <w:bottom w:type="dxa" w:w="60"/>
+              <w:right w:type="dxa" w:w="100"/>
+            </w:tcMar>
+            <w:vAlign w:val="top"/>
+          </w:tcPr>
+          <w:p>
+            <w:pPr>
+              <w:spacing w:after="30" w:line="252"/>
+            </w:pPr>
+            <w:r>
+              <w:rPr>
+                <w:rFonts w:ascii="Arial" w:cs="Arial" w:eastAsia="Arial" w:hAnsi="Arial"/>
+                <w:b w:val="false"/>
+                <w:bCs w:val="false"/>
+                <w:sz w:val="18"/>
+                <w:szCs w:val="18"/>
+              </w:rPr>
+              <w:t xml:space="preserve">20</w:t>
+            </w:r>
+          </w:p>
+        </w:tc>
+        <w:tc>
+          <w:tcPr>
+            <w:tcW w:type="dxa" w:w="3700"/>
+            <w:tcBorders>
+              <w:top w:val="single" w:color="B0BEC5" w:sz="4"/>
+              <w:left w:val="single" w:color="B0BEC5" w:sz="4"/>
+              <w:bottom w:val="single" w:color="B0BEC5" w:sz="4"/>
+              <w:right w:val="single" w:color="B0BEC5" w:sz="4"/>
+            </w:tcBorders>
+            <w:shd w:fill="F5F8FC" w:color="auto" w:val="clear"/>
+            <w:tcMar>
+              <w:top w:type="dxa" w:w="60"/>
+              <w:left w:type="dxa" w:w="100"/>
+              <w:bottom w:type="dxa" w:w="60"/>
+              <w:right w:type="dxa" w:w="100"/>
+            </w:tcMar>
+            <w:vAlign w:val="top"/>
+          </w:tcPr>
+          <w:p>
+            <w:pPr>
+              <w:spacing w:after="30" w:line="252"/>
+            </w:pPr>
+            <w:r>
+              <w:rPr>
+                <w:rFonts w:ascii="Arial" w:cs="Arial" w:eastAsia="Arial" w:hAnsi="Arial"/>
+                <w:b w:val="false"/>
+                <w:bCs w:val="false"/>
+                <w:sz w:val="18"/>
+                <w:szCs w:val="18"/>
+              </w:rPr>
+              <w:t xml:space="preserve">A level gave no reward beyond unlocking the next one.</w:t>
+            </w:r>
+          </w:p>
+        </w:tc>
+        <w:tc>
+          <w:tcPr>
+            <w:tcW w:type="dxa" w:w="5880"/>
+            <w:tcBorders>
+              <w:top w:val="single" w:color="B0BEC5" w:sz="4"/>
+              <w:left w:val="single" w:color="B0BEC5" w:sz="4"/>
+              <w:bottom w:val="single" w:color="B0BEC5" w:sz="4"/>
+              <w:right w:val="single" w:color="B0BEC5" w:sz="4"/>
+            </w:tcBorders>
+            <w:shd w:fill="F5F8FC" w:color="auto" w:val="clear"/>
+            <w:tcMar>
+              <w:top w:type="dxa" w:w="60"/>
+              <w:left w:type="dxa" w:w="100"/>
+              <w:bottom w:type="dxa" w:w="60"/>
+              <w:right w:type="dxa" w:w="100"/>
+            </w:tcMar>
+            <w:vAlign w:val="top"/>
+          </w:tcPr>
+          <w:p>
+            <w:pPr>
+              <w:spacing w:after="30" w:line="252"/>
+            </w:pPr>
+            <w:r>
+              <w:rPr>
+                <w:rFonts w:ascii="Arial" w:cs="Arial" w:eastAsia="Arial" w:hAnsi="Arial"/>
+                <w:b/>
+                <w:bCs/>
+                <w:sz w:val="18"/>
+                <w:szCs w:val="18"/>
+              </w:rPr>
+              <w:t xml:space="preserve">Built.</w:t>
+            </w:r>
+            <w:r>
+              <w:rPr>
+                <w:rFonts w:ascii="Arial" w:cs="Arial" w:eastAsia="Arial" w:hAnsi="Arial"/>
+                <w:b w:val="false"/>
+                <w:bCs w:val="false"/>
+                <w:sz w:val="18"/>
+                <w:szCs w:val="18"/>
+              </w:rPr>
+              <w:t xml:space="preserve"> 1–3 stars per win, rated by the highest temperature reached during the level (3 stars at or below 1.20 °C, 2 at or below 1.35 °C; </w:t>
+            </w:r>
+            <w:r>
+              <w:rPr>
+                <w:rFonts w:ascii="Consolas" w:cs="Consolas" w:eastAsia="Consolas" w:hAnsi="Consolas"/>
+                <w:b w:val="false"/>
+                <w:bCs w:val="false"/>
+                <w:color w:val="0D47A1"/>
+                <w:sz w:val="17"/>
+                <w:szCs w:val="17"/>
+              </w:rPr>
+              <w:t xml:space="preserve">StarRating.cs</w:t>
+            </w:r>
+            <w:r>
+              <w:rPr>
+                <w:rFonts w:ascii="Arial" w:cs="Arial" w:eastAsia="Arial" w:hAnsi="Arial"/>
+                <w:b w:val="false"/>
+                <w:bCs w:val="false"/>
+                <w:sz w:val="18"/>
+                <w:szCs w:val="18"/>
+              </w:rPr>
+              <w:t xml:space="preserve">). The final temperature is not used because allies cool the planet back down by the end. The best stars are kept in </w:t>
+            </w:r>
+            <w:r>
+              <w:rPr>
+                <w:rFonts w:ascii="Consolas" w:cs="Consolas" w:eastAsia="Consolas" w:hAnsi="Consolas"/>
+                <w:b w:val="false"/>
+                <w:bCs w:val="false"/>
+                <w:color w:val="0D47A1"/>
+                <w:sz w:val="17"/>
+                <w:szCs w:val="17"/>
+              </w:rPr>
+              <w:t xml:space="preserve">level_progress.best_stars</w:t>
+            </w:r>
+            <w:r>
+              <w:rPr>
+                <w:rFonts w:ascii="Arial" w:cs="Arial" w:eastAsia="Arial" w:hAnsi="Arial"/>
+                <w:b w:val="false"/>
+                <w:bCs w:val="false"/>
+                <w:sz w:val="18"/>
+                <w:szCs w:val="18"/>
+              </w:rPr>
+              <w:t xml:space="preserve">. The end screens offer Retry, Next Level, Level Select and Stage Select; winning Level 10 shows a Stage Complete screen with the stage's star total.</w:t>
             </w:r>
           </w:p>
         </w:tc>
@@ -5244,7 +5622,7 @@
                 <w:sz w:val="18"/>
                 <w:szCs w:val="18"/>
               </w:rPr>
-              <w:t xml:space="preserve">HUD, idle / attack / hurt animations, fog, Victory / Defeat screen, Results list</w:t>
+              <w:t xml:space="preserve">HUD, lane camera and lane banner, idle / attack / hurt animations, fog, Level Complete / Failed and Stage Complete screens with stars, Results list</w:t>
             </w:r>
           </w:p>
         </w:tc>
@@ -7295,7 +7673,7 @@
           <w:sz w:val="21"/>
           <w:szCs w:val="21"/>
         </w:rPr>
-        <w:t xml:space="preserve"> runs the ally phase: every ally attacks the enemy in its lane, or cools an empty lane through </w:t>
+        <w:t xml:space="preserve"> goes through lanes 1 to 6; </w:t>
       </w:r>
       <w:r>
         <w:rPr>
@@ -7304,15 +7682,15 @@
           <w:sz w:val="20"/>
           <w:szCs w:val="20"/>
         </w:rPr>
-        <w:t xml:space="preserve">LaneController.cs</w:t>
-      </w:r>
-      <w:r>
-        <w:rPr>
-          <w:rFonts w:ascii="Arial" w:cs="Arial" w:eastAsia="Arial" w:hAnsi="Arial"/>
-          <w:sz w:val="21"/>
-          <w:szCs w:val="21"/>
-        </w:rPr>
-        <w:t xml:space="preserve">.</w:t>
+        <w:t xml:space="preserve">BattleCamera.cs</w:t>
+      </w:r>
+      <w:r>
+        <w:rPr>
+          <w:rFonts w:ascii="Arial" w:cs="Arial" w:eastAsia="Arial" w:hAnsi="Arial"/>
+          <w:sz w:val="21"/>
+          <w:szCs w:val="21"/>
+        </w:rPr>
+        <w:t xml:space="preserve"> zooms in on each one.</w:t>
       </w:r>
       <w:r>
         <w:br/>
@@ -7323,29 +7701,7 @@
           <w:sz w:val="21"/>
           <w:szCs w:val="21"/>
         </w:rPr>
-        <w:t xml:space="preserve">2. If the wave is cleared, the enemy phase is skipped: after a short pause the next wave spawns at turn 1, or the level is won.</w:t>
-      </w:r>
-      <w:r>
-        <w:br/>
-      </w:r>
-      <w:r>
-        <w:rPr>
-          <w:rFonts w:ascii="Arial" w:cs="Arial" w:eastAsia="Arial" w:hAnsi="Arial"/>
-          <w:sz w:val="21"/>
-          <w:szCs w:val="21"/>
-        </w:rPr>
-        <w:t xml:space="preserve">3. Otherwise the enemy phase runs: an undefended lane heats by 0.10 °C.</w:t>
-      </w:r>
-      <w:r>
-        <w:br/>
-      </w:r>
-      <w:r>
-        <w:rPr>
-          <w:rFonts w:ascii="Arial" w:cs="Arial" w:eastAsia="Arial" w:hAnsi="Arial"/>
-          <w:sz w:val="21"/>
-          <w:szCs w:val="21"/>
-        </w:rPr>
-        <w:t xml:space="preserve">4. </w:t>
+        <w:t xml:space="preserve">2. In each lane the ally attacks the enemy, or cools the empty slot through </w:t>
       </w:r>
       <w:r>
         <w:rPr>
@@ -7354,15 +7710,15 @@
           <w:sz w:val="20"/>
           <w:szCs w:val="20"/>
         </w:rPr>
-        <w:t xml:space="preserve">TemperatureSystem.HasReachedThreshold</w:t>
-      </w:r>
-      <w:r>
-        <w:rPr>
-          <w:rFonts w:ascii="Arial" w:cs="Arial" w:eastAsia="Arial" w:hAnsi="Arial"/>
-          <w:sz w:val="21"/>
-          <w:szCs w:val="21"/>
-        </w:rPr>
-        <w:t xml:space="preserve"> is checked; reaching 1.5 °C means a loss.</w:t>
+        <w:t xml:space="preserve">LaneController.cs</w:t>
+      </w:r>
+      <w:r>
+        <w:rPr>
+          <w:rFonts w:ascii="Arial" w:cs="Arial" w:eastAsia="Arial" w:hAnsi="Arial"/>
+          <w:sz w:val="21"/>
+          <w:szCs w:val="21"/>
+        </w:rPr>
+        <w:t xml:space="preserve"> (once per turn); then the enemy, if still standing, attacks the ally or heats the undefended lane by 0.10 °C. Reaching 1.5 °C ends the level at once.</w:t>
       </w:r>
       <w:r>
         <w:br/>
@@ -7373,7 +7729,29 @@
           <w:sz w:val="21"/>
           <w:szCs w:val="21"/>
         </w:rPr>
-        <w:t xml:space="preserve">5. If not, the next turn starts with the OP penalty.</w:t>
+        <w:t xml:space="preserve">3. In the boss wave, allies hit the boss lane by lane, then the boss makes its one move (cleave or slam).</w:t>
+      </w:r>
+      <w:r>
+        <w:br/>
+      </w:r>
+      <w:r>
+        <w:rPr>
+          <w:rFonts w:ascii="Arial" w:cs="Arial" w:eastAsia="Arial" w:hAnsi="Arial"/>
+          <w:sz w:val="21"/>
+          <w:szCs w:val="21"/>
+        </w:rPr>
+        <w:t xml:space="preserve">4. The camera returns to the full board. If the wave is cleared, the next wave spawns at turn 1 or the level is won.</w:t>
+      </w:r>
+      <w:r>
+        <w:br/>
+      </w:r>
+      <w:r>
+        <w:rPr>
+          <w:rFonts w:ascii="Arial" w:cs="Arial" w:eastAsia="Arial" w:hAnsi="Arial"/>
+          <w:sz w:val="21"/>
+          <w:szCs w:val="21"/>
+        </w:rPr>
+        <w:t xml:space="preserve">5. Otherwise the next turn starts with the OP penalty.</w:t>
       </w:r>
     </w:p>
     <w:p>
@@ -8109,7 +8487,7 @@
           <w:sz w:val="21"/>
           <w:szCs w:val="21"/>
         </w:rPr>
-        <w:t xml:space="preserve"> owns the HUD (level and wave, temperature bar, Oxygen, Pause), the deploy bar and End Turn, the boss panel, Pause, the End screen (Victory or Defeat) and the Results panel.</w:t>
+        <w:t xml:space="preserve"> owns the HUD (level and wave, temperature bar, Oxygen, Pause), the deploy bar and End Turn, the lane banner during End Turn, the boss panel, Pause, the Level Complete / Level Failed screen (stars, Retry, Next Level, Level Select, Stage Select), the Stage Complete screen and the Results panel.</w:t>
       </w:r>
     </w:p>
     <w:p>
@@ -8519,7 +8897,7 @@
           <w:sz w:val="21"/>
           <w:szCs w:val="21"/>
         </w:rPr>
-        <w:t xml:space="preserve"> and the unit scripts resolve placement, simultaneous lane attacks, damage, the hurt animation and death fade-out, and the climate result of each attack on the 12 slots.</w:t>
+        <w:t xml:space="preserve"> and the unit scripts resolve placement, lane-by-lane attacks, damage, the hurt animation and death fade-out, and the climate result of each attack on the 12 slots.</w:t>
       </w:r>
     </w:p>
     <w:p>
@@ -8976,7 +9354,7 @@
           <w:sz w:val="21"/>
           <w:szCs w:val="21"/>
         </w:rPr>
-        <w:t xml:space="preserve"> (unlocks) and </w:t>
+        <w:t xml:space="preserve"> (unlocks and best stars) and </w:t>
       </w:r>
       <w:r>
         <w:rPr>
@@ -8993,7 +9371,7 @@
           <w:sz w:val="21"/>
           <w:szCs w:val="21"/>
         </w:rPr>
-        <w:t xml:space="preserve"> (Continue); schema version 2.</w:t>
+        <w:t xml:space="preserve"> (Continue); schema version 3.</w:t>
       </w:r>
       <w:r>
         <w:br/>
@@ -10225,7 +10603,7 @@
                 <w:sz w:val="18"/>
                 <w:szCs w:val="18"/>
               </w:rPr>
-              <w:t xml:space="preserve">Battle HUD, boss panel, Pause and End screens; sends commands, displays state</w:t>
+              <w:t xml:space="preserve">Battle HUD, lane banner, boss panel, Pause, Level Complete / Failed and Stage Complete screens; sends commands, displays state</w:t>
             </w:r>
           </w:p>
         </w:tc>
@@ -10513,7 +10891,49 @@
                 <w:sz w:val="17"/>
                 <w:szCs w:val="17"/>
               </w:rPr>
-              <w:t xml:space="preserve">FogScroller.cs</w:t>
+              <w:t xml:space="preserve">MenuAmbience.cs</w:t>
+            </w:r>
+            <w:r>
+              <w:rPr>
+                <w:rFonts w:ascii="Arial" w:cs="Arial" w:eastAsia="Arial" w:hAnsi="Arial"/>
+                <w:b w:val="false"/>
+                <w:bCs w:val="false"/>
+                <w:sz w:val="18"/>
+                <w:szCs w:val="18"/>
+              </w:rPr>
+              <w:t xml:space="preserve">, </w:t>
+            </w:r>
+            <w:r>
+              <w:rPr>
+                <w:rFonts w:ascii="Consolas" w:cs="Consolas" w:eastAsia="Consolas" w:hAnsi="Consolas"/>
+                <w:b w:val="false"/>
+                <w:bCs w:val="false"/>
+                <w:color w:val="0D47A1"/>
+                <w:sz w:val="17"/>
+                <w:szCs w:val="17"/>
+              </w:rPr>
+              <w:t xml:space="preserve">ButtonFx.cs</w:t>
+            </w:r>
+            <w:r>
+              <w:rPr>
+                <w:rFonts w:ascii="Arial" w:cs="Arial" w:eastAsia="Arial" w:hAnsi="Arial"/>
+                <w:b w:val="false"/>
+                <w:bCs w:val="false"/>
+                <w:sz w:val="18"/>
+                <w:szCs w:val="18"/>
+              </w:rPr>
+              <w:t xml:space="preserve">, </w:t>
+            </w:r>
+            <w:r>
+              <w:rPr>
+                <w:rFonts w:ascii="Consolas" w:cs="Consolas" w:eastAsia="Consolas" w:hAnsi="Consolas"/>
+                <w:b w:val="false"/>
+                <w:bCs w:val="false"/>
+                <w:color w:val="0D47A1"/>
+                <w:sz w:val="17"/>
+                <w:szCs w:val="17"/>
+              </w:rPr>
+              <w:t xml:space="preserve">PanelFx.cs</w:t>
             </w:r>
           </w:p>
         </w:tc>
@@ -10547,7 +10967,7 @@
                 <w:sz w:val="18"/>
                 <w:szCs w:val="18"/>
               </w:rPr>
-              <w:t xml:space="preserve">Drifting Baguio fog whose density follows temperature</w:t>
+              <w:t xml:space="preserve">Living title background (pan, fog, pollen); button hover / press; screens fade in</w:t>
             </w:r>
           </w:p>
         </w:tc>
@@ -10653,28 +11073,7 @@
                 <w:sz w:val="17"/>
                 <w:szCs w:val="17"/>
               </w:rPr>
-              <w:t xml:space="preserve">ClimateBackground.cs</w:t>
-            </w:r>
-            <w:r>
-              <w:rPr>
-                <w:rFonts w:ascii="Arial" w:cs="Arial" w:eastAsia="Arial" w:hAnsi="Arial"/>
-                <w:b w:val="false"/>
-                <w:bCs w:val="false"/>
-                <w:sz w:val="18"/>
-                <w:szCs w:val="18"/>
-              </w:rPr>
-              <w:t xml:space="preserve">, </w:t>
-            </w:r>
-            <w:r>
-              <w:rPr>
-                <w:rFonts w:ascii="Consolas" w:cs="Consolas" w:eastAsia="Consolas" w:hAnsi="Consolas"/>
-                <w:b w:val="false"/>
-                <w:bCs w:val="false"/>
-                <w:color w:val="0D47A1"/>
-                <w:sz w:val="17"/>
-                <w:szCs w:val="17"/>
-              </w:rPr>
-              <w:t xml:space="preserve">AudioManager.cs</w:t>
+              <w:t xml:space="preserve">BattleCamera.cs</w:t>
             </w:r>
           </w:p>
         </w:tc>
@@ -10707,7 +11106,7 @@
                 <w:sz w:val="18"/>
                 <w:szCs w:val="18"/>
               </w:rPr>
-              <w:t xml:space="preserve">Cool / warming / critical backgrounds; music and SFX</w:t>
+              <w:t xml:space="preserve">Zooms in on each lane while End Turn resolves; widens for the boss cleave</w:t>
             </w:r>
           </w:p>
         </w:tc>
@@ -10740,7 +11139,7 @@
                 <w:sz w:val="18"/>
                 <w:szCs w:val="18"/>
               </w:rPr>
-              <w:t xml:space="preserve">Planned</w:t>
+              <w:t xml:space="preserve">Built</w:t>
             </w:r>
           </w:p>
         </w:tc>
@@ -10779,7 +11178,7 @@
                 <w:sz w:val="18"/>
                 <w:szCs w:val="18"/>
               </w:rPr>
-              <w:t xml:space="preserve">Core Logic</w:t>
+              <w:t xml:space="preserve">User Interface</w:t>
             </w:r>
           </w:p>
         </w:tc>
@@ -10814,28 +11213,7 @@
                 <w:sz w:val="17"/>
                 <w:szCs w:val="17"/>
               </w:rPr>
-              <w:t xml:space="preserve">GameManager.cs</w:t>
-            </w:r>
-            <w:r>
-              <w:rPr>
-                <w:rFonts w:ascii="Arial" w:cs="Arial" w:eastAsia="Arial" w:hAnsi="Arial"/>
-                <w:b w:val="false"/>
-                <w:bCs w:val="false"/>
-                <w:sz w:val="18"/>
-                <w:szCs w:val="18"/>
-              </w:rPr>
-              <w:t xml:space="preserve">, </w:t>
-            </w:r>
-            <w:r>
-              <w:rPr>
-                <w:rFonts w:ascii="Consolas" w:cs="Consolas" w:eastAsia="Consolas" w:hAnsi="Consolas"/>
-                <w:b w:val="false"/>
-                <w:bCs w:val="false"/>
-                <w:color w:val="0D47A1"/>
-                <w:sz w:val="17"/>
-                <w:szCs w:val="17"/>
-              </w:rPr>
-              <w:t xml:space="preserve">GameSession.cs</w:t>
+              <w:t xml:space="preserve">FogScroller.cs</w:t>
             </w:r>
           </w:p>
         </w:tc>
@@ -10869,7 +11247,7 @@
                 <w:sz w:val="18"/>
                 <w:szCs w:val="18"/>
               </w:rPr>
-              <w:t xml:space="preserve">Level flow: start or resume → play → win / loss → save result and progress; autosave for Continue</w:t>
+              <w:t xml:space="preserve">Drifting Baguio fog whose density follows temperature</w:t>
             </w:r>
           </w:p>
         </w:tc>
@@ -10941,7 +11319,7 @@
                 <w:sz w:val="18"/>
                 <w:szCs w:val="18"/>
               </w:rPr>
-              <w:t xml:space="preserve">Core Logic</w:t>
+              <w:t xml:space="preserve">User Interface</w:t>
             </w:r>
           </w:p>
         </w:tc>
@@ -10975,7 +11353,28 @@
                 <w:sz w:val="17"/>
                 <w:szCs w:val="17"/>
               </w:rPr>
-              <w:t xml:space="preserve">TurnManager.cs</w:t>
+              <w:t xml:space="preserve">ClimateBackground.cs</w:t>
+            </w:r>
+            <w:r>
+              <w:rPr>
+                <w:rFonts w:ascii="Arial" w:cs="Arial" w:eastAsia="Arial" w:hAnsi="Arial"/>
+                <w:b w:val="false"/>
+                <w:bCs w:val="false"/>
+                <w:sz w:val="18"/>
+                <w:szCs w:val="18"/>
+              </w:rPr>
+              <w:t xml:space="preserve">, </w:t>
+            </w:r>
+            <w:r>
+              <w:rPr>
+                <w:rFonts w:ascii="Consolas" w:cs="Consolas" w:eastAsia="Consolas" w:hAnsi="Consolas"/>
+                <w:b w:val="false"/>
+                <w:bCs w:val="false"/>
+                <w:color w:val="0D47A1"/>
+                <w:sz w:val="17"/>
+                <w:szCs w:val="17"/>
+              </w:rPr>
+              <w:t xml:space="preserve">AudioManager.cs</w:t>
             </w:r>
           </w:p>
         </w:tc>
@@ -11008,7 +11407,7 @@
                 <w:sz w:val="18"/>
                 <w:szCs w:val="18"/>
               </w:rPr>
-              <w:t xml:space="preserve">Ally phase → wave check → enemy phase → temperature check → next turn</w:t>
+              <w:t xml:space="preserve">Cool / warming / critical backgrounds; music and SFX</w:t>
             </w:r>
           </w:p>
         </w:tc>
@@ -11041,7 +11440,7 @@
                 <w:sz w:val="18"/>
                 <w:szCs w:val="18"/>
               </w:rPr>
-              <w:t xml:space="preserve">Built</w:t>
+              <w:t xml:space="preserve">Planned</w:t>
             </w:r>
           </w:p>
         </w:tc>
@@ -11115,7 +11514,28 @@
                 <w:sz w:val="17"/>
                 <w:szCs w:val="17"/>
               </w:rPr>
-              <w:t xml:space="preserve">WaveManager.cs</w:t>
+              <w:t xml:space="preserve">GameManager.cs</w:t>
+            </w:r>
+            <w:r>
+              <w:rPr>
+                <w:rFonts w:ascii="Arial" w:cs="Arial" w:eastAsia="Arial" w:hAnsi="Arial"/>
+                <w:b w:val="false"/>
+                <w:bCs w:val="false"/>
+                <w:sz w:val="18"/>
+                <w:szCs w:val="18"/>
+              </w:rPr>
+              <w:t xml:space="preserve">, </w:t>
+            </w:r>
+            <w:r>
+              <w:rPr>
+                <w:rFonts w:ascii="Consolas" w:cs="Consolas" w:eastAsia="Consolas" w:hAnsi="Consolas"/>
+                <w:b w:val="false"/>
+                <w:bCs w:val="false"/>
+                <w:color w:val="0D47A1"/>
+                <w:sz w:val="17"/>
+                <w:szCs w:val="17"/>
+              </w:rPr>
+              <w:t xml:space="preserve">GameSession.cs</w:t>
             </w:r>
           </w:p>
         </w:tc>
@@ -11149,7 +11569,7 @@
                 <w:sz w:val="18"/>
                 <w:szCs w:val="18"/>
               </w:rPr>
-              <w:t xml:space="preserve">Runs the level's 3–5 waves; spawns enemies or the boss; counts turns in a wave; restores a saved wave</w:t>
+              <w:t xml:space="preserve">Level flow: start or resume → play → win / loss → save result and progress; autosave for Continue</w:t>
             </w:r>
           </w:p>
         </w:tc>
@@ -11255,7 +11675,7 @@
                 <w:sz w:val="17"/>
                 <w:szCs w:val="17"/>
               </w:rPr>
-              <w:t xml:space="preserve">OxygenPointSystem.cs</w:t>
+              <w:t xml:space="preserve">TurnManager.cs</w:t>
             </w:r>
           </w:p>
         </w:tc>
@@ -11288,7 +11708,7 @@
                 <w:sz w:val="18"/>
                 <w:szCs w:val="18"/>
               </w:rPr>
-              <w:t xml:space="preserve">Per-turn OP allowance of the wave minus the long-wave penalty, never below 2</w:t>
+              <w:t xml:space="preserve">Lane by lane: ally attack → enemy attack (boss: one move after all lanes) → wave and temperature checks → next turn</w:t>
             </w:r>
           </w:p>
         </w:tc>
@@ -11395,7 +11815,7 @@
                 <w:sz w:val="17"/>
                 <w:szCs w:val="17"/>
               </w:rPr>
-              <w:t xml:space="preserve">TemperatureSystem.cs</w:t>
+              <w:t xml:space="preserve">StarRating.cs</w:t>
             </w:r>
           </w:p>
         </w:tc>
@@ -11429,7 +11849,7 @@
                 <w:sz w:val="18"/>
                 <w:szCs w:val="18"/>
               </w:rPr>
-              <w:t xml:space="preserve">Global temperature from 1.0 °C; loss when it reaches 1.5 °C</w:t>
+              <w:t xml:space="preserve">1–3 stars from the highest temperature reached (≤ 1.20 °C: 3, ≤ 1.35 °C: 2)</w:t>
             </w:r>
           </w:p>
         </w:tc>
@@ -11535,49 +11955,7 @@
                 <w:sz w:val="17"/>
                 <w:szCs w:val="17"/>
               </w:rPr>
-              <w:t xml:space="preserve">GridManager.cs</w:t>
-            </w:r>
-            <w:r>
-              <w:rPr>
-                <w:rFonts w:ascii="Arial" w:cs="Arial" w:eastAsia="Arial" w:hAnsi="Arial"/>
-                <w:b w:val="false"/>
-                <w:bCs w:val="false"/>
-                <w:sz w:val="18"/>
-                <w:szCs w:val="18"/>
-              </w:rPr>
-              <w:t xml:space="preserve">, </w:t>
-            </w:r>
-            <w:r>
-              <w:rPr>
-                <w:rFonts w:ascii="Consolas" w:cs="Consolas" w:eastAsia="Consolas" w:hAnsi="Consolas"/>
-                <w:b w:val="false"/>
-                <w:bCs w:val="false"/>
-                <w:color w:val="0D47A1"/>
-                <w:sz w:val="17"/>
-                <w:szCs w:val="17"/>
-              </w:rPr>
-              <w:t xml:space="preserve">BoardSlot.cs</w:t>
-            </w:r>
-            <w:r>
-              <w:rPr>
-                <w:rFonts w:ascii="Arial" w:cs="Arial" w:eastAsia="Arial" w:hAnsi="Arial"/>
-                <w:b w:val="false"/>
-                <w:bCs w:val="false"/>
-                <w:sz w:val="18"/>
-                <w:szCs w:val="18"/>
-              </w:rPr>
-              <w:t xml:space="preserve">, </w:t>
-            </w:r>
-            <w:r>
-              <w:rPr>
-                <w:rFonts w:ascii="Consolas" w:cs="Consolas" w:eastAsia="Consolas" w:hAnsi="Consolas"/>
-                <w:b w:val="false"/>
-                <w:bCs w:val="false"/>
-                <w:color w:val="0D47A1"/>
-                <w:sz w:val="17"/>
-                <w:szCs w:val="17"/>
-              </w:rPr>
-              <w:t xml:space="preserve">IsoBoardLayout.cs</w:t>
+              <w:t xml:space="preserve">WaveManager.cs</w:t>
             </w:r>
           </w:p>
         </w:tc>
@@ -11610,7 +11988,7 @@
                 <w:sz w:val="18"/>
                 <w:szCs w:val="18"/>
               </w:rPr>
-              <w:t xml:space="preserve">12-slot occupancy; tappable slots; lane / slot ↔ screen position</w:t>
+              <w:t xml:space="preserve">Runs the level's 3–5 waves; spawns enemies or the boss; counts turns in a wave; restores a saved wave</w:t>
             </w:r>
           </w:p>
         </w:tc>
@@ -11717,7 +12095,7 @@
                 <w:sz w:val="17"/>
                 <w:szCs w:val="17"/>
               </w:rPr>
-              <w:t xml:space="preserve">LaneController.cs</w:t>
+              <w:t xml:space="preserve">OxygenPointSystem.cs</w:t>
             </w:r>
           </w:p>
         </w:tc>
@@ -11751,7 +12129,7 @@
                 <w:sz w:val="18"/>
                 <w:szCs w:val="18"/>
               </w:rPr>
-              <w:t xml:space="preserve">Climate result of an attack on an undefended or empty lane</w:t>
+              <w:t xml:space="preserve">Per-turn OP allowance of the wave minus the long-wave penalty, never below 2</w:t>
             </w:r>
           </w:p>
         </w:tc>
@@ -11857,28 +12235,7 @@
                 <w:sz w:val="17"/>
                 <w:szCs w:val="17"/>
               </w:rPr>
-              <w:t xml:space="preserve">DeploySystem.cs</w:t>
-            </w:r>
-            <w:r>
-              <w:rPr>
-                <w:rFonts w:ascii="Arial" w:cs="Arial" w:eastAsia="Arial" w:hAnsi="Arial"/>
-                <w:b w:val="false"/>
-                <w:bCs w:val="false"/>
-                <w:sz w:val="18"/>
-                <w:szCs w:val="18"/>
-              </w:rPr>
-              <w:t xml:space="preserve">, </w:t>
-            </w:r>
-            <w:r>
-              <w:rPr>
-                <w:rFonts w:ascii="Consolas" w:cs="Consolas" w:eastAsia="Consolas" w:hAnsi="Consolas"/>
-                <w:b w:val="false"/>
-                <w:bCs w:val="false"/>
-                <w:color w:val="0D47A1"/>
-                <w:sz w:val="17"/>
-                <w:szCs w:val="17"/>
-              </w:rPr>
-              <w:t xml:space="preserve">UnitFactory.cs</w:t>
+              <w:t xml:space="preserve">TemperatureSystem.cs</w:t>
             </w:r>
           </w:p>
         </w:tc>
@@ -11911,7 +12268,7 @@
                 <w:sz w:val="18"/>
                 <w:szCs w:val="18"/>
               </w:rPr>
-              <w:t xml:space="preserve">Slot and OP checks; builds unit objects at runtime</w:t>
+              <w:t xml:space="preserve">Global temperature from 1.0 °C; loss when it reaches 1.5 °C; tracks the peak for stars</w:t>
             </w:r>
           </w:p>
         </w:tc>
@@ -12018,7 +12375,7 @@
                 <w:sz w:val="17"/>
                 <w:szCs w:val="17"/>
               </w:rPr>
-              <w:t xml:space="preserve">UnitBase.cs</w:t>
+              <w:t xml:space="preserve">GridManager.cs</w:t>
             </w:r>
             <w:r>
               <w:rPr>
@@ -12039,7 +12396,7 @@
                 <w:sz w:val="17"/>
                 <w:szCs w:val="17"/>
               </w:rPr>
-              <w:t xml:space="preserve">AllyUnit.cs</w:t>
+              <w:t xml:space="preserve">BoardSlot.cs</w:t>
             </w:r>
             <w:r>
               <w:rPr>
@@ -12060,7 +12417,7 @@
                 <w:sz w:val="17"/>
                 <w:szCs w:val="17"/>
               </w:rPr>
-              <w:t xml:space="preserve">EnemyUnit.cs</w:t>
+              <w:t xml:space="preserve">IsoBoardLayout.cs</w:t>
             </w:r>
           </w:p>
         </w:tc>
@@ -12094,7 +12451,7 @@
                 <w:sz w:val="18"/>
                 <w:szCs w:val="18"/>
               </w:rPr>
-              <w:t xml:space="preserve">HP, damage, attack / hurt / death animation, lane</w:t>
+              <w:t xml:space="preserve">12-slot occupancy; tappable slots; lane / slot ↔ screen position</w:t>
             </w:r>
           </w:p>
         </w:tc>
@@ -12200,7 +12557,7 @@
                 <w:sz w:val="17"/>
                 <w:szCs w:val="17"/>
               </w:rPr>
-              <w:t xml:space="preserve">EnemyAI.cs</w:t>
+              <w:t xml:space="preserve">LaneController.cs</w:t>
             </w:r>
           </w:p>
         </w:tc>
@@ -12233,7 +12590,7 @@
                 <w:sz w:val="18"/>
                 <w:szCs w:val="18"/>
               </w:rPr>
-              <w:t xml:space="preserve">Enemy movement between free enemy slots (state machine)</w:t>
+              <w:t xml:space="preserve">Climate result of an attack on an undefended or empty lane</w:t>
             </w:r>
           </w:p>
         </w:tc>
@@ -12266,7 +12623,7 @@
                 <w:sz w:val="18"/>
                 <w:szCs w:val="18"/>
               </w:rPr>
-              <w:t xml:space="preserve">Planned</w:t>
+              <w:t xml:space="preserve">Built</w:t>
             </w:r>
           </w:p>
         </w:tc>
@@ -12340,7 +12697,28 @@
                 <w:sz w:val="17"/>
                 <w:szCs w:val="17"/>
               </w:rPr>
-              <w:t xml:space="preserve">BossUnit.cs</w:t>
+              <w:t xml:space="preserve">DeploySystem.cs</w:t>
+            </w:r>
+            <w:r>
+              <w:rPr>
+                <w:rFonts w:ascii="Arial" w:cs="Arial" w:eastAsia="Arial" w:hAnsi="Arial"/>
+                <w:b w:val="false"/>
+                <w:bCs w:val="false"/>
+                <w:sz w:val="18"/>
+                <w:szCs w:val="18"/>
+              </w:rPr>
+              <w:t xml:space="preserve">, </w:t>
+            </w:r>
+            <w:r>
+              <w:rPr>
+                <w:rFonts w:ascii="Consolas" w:cs="Consolas" w:eastAsia="Consolas" w:hAnsi="Consolas"/>
+                <w:b w:val="false"/>
+                <w:bCs w:val="false"/>
+                <w:color w:val="0D47A1"/>
+                <w:sz w:val="17"/>
+                <w:szCs w:val="17"/>
+              </w:rPr>
+              <w:t xml:space="preserve">UnitFactory.cs</w:t>
             </w:r>
           </w:p>
         </w:tc>
@@ -12374,7 +12752,7 @@
                 <w:sz w:val="18"/>
                 <w:szCs w:val="18"/>
               </w:rPr>
-              <w:t xml:space="preserve">Stage boss: fills all 6 enemy slots; cleave, telegraphed area slam, enrage at 40% HP. One boss per stage</w:t>
+              <w:t xml:space="preserve">Slot and OP checks; builds unit objects at runtime</w:t>
             </w:r>
           </w:p>
         </w:tc>
@@ -12480,7 +12858,7 @@
                 <w:sz w:val="17"/>
                 <w:szCs w:val="17"/>
               </w:rPr>
-              <w:t xml:space="preserve">QuizManager.cs</w:t>
+              <w:t xml:space="preserve">UnitBase.cs</w:t>
             </w:r>
             <w:r>
               <w:rPr>
@@ -12501,7 +12879,7 @@
                 <w:sz w:val="17"/>
                 <w:szCs w:val="17"/>
               </w:rPr>
-              <w:t xml:space="preserve">PopupManager.cs</w:t>
+              <w:t xml:space="preserve">AllyUnit.cs</w:t>
             </w:r>
             <w:r>
               <w:rPr>
@@ -12522,7 +12900,7 @@
                 <w:sz w:val="17"/>
                 <w:szCs w:val="17"/>
               </w:rPr>
-              <w:t xml:space="preserve">ClimateCodex.cs</w:t>
+              <w:t xml:space="preserve">EnemyUnit.cs</w:t>
             </w:r>
           </w:p>
         </w:tc>
@@ -12555,7 +12933,7 @@
                 <w:sz w:val="18"/>
                 <w:szCs w:val="18"/>
               </w:rPr>
-              <w:t xml:space="preserve">Pre / post quizzes and gain; fact pop-ups; fact review</w:t>
+              <w:t xml:space="preserve">HP, damage, attack / hurt / death animation, lane</w:t>
             </w:r>
           </w:p>
         </w:tc>
@@ -12588,7 +12966,7 @@
                 <w:sz w:val="18"/>
                 <w:szCs w:val="18"/>
               </w:rPr>
-              <w:t xml:space="preserve">Planned</w:t>
+              <w:t xml:space="preserve">Built</w:t>
             </w:r>
           </w:p>
         </w:tc>
@@ -12627,7 +13005,7 @@
                 <w:sz w:val="18"/>
                 <w:szCs w:val="18"/>
               </w:rPr>
-              <w:t xml:space="preserve">Data / Persistence</w:t>
+              <w:t xml:space="preserve">Core Logic</w:t>
             </w:r>
           </w:p>
         </w:tc>
@@ -12662,91 +13040,7 @@
                 <w:sz w:val="17"/>
                 <w:szCs w:val="17"/>
               </w:rPr>
-              <w:t xml:space="preserve">StageData.cs</w:t>
-            </w:r>
-            <w:r>
-              <w:rPr>
-                <w:rFonts w:ascii="Arial" w:cs="Arial" w:eastAsia="Arial" w:hAnsi="Arial"/>
-                <w:b w:val="false"/>
-                <w:bCs w:val="false"/>
-                <w:sz w:val="18"/>
-                <w:szCs w:val="18"/>
-              </w:rPr>
-              <w:t xml:space="preserve">, </w:t>
-            </w:r>
-            <w:r>
-              <w:rPr>
-                <w:rFonts w:ascii="Consolas" w:cs="Consolas" w:eastAsia="Consolas" w:hAnsi="Consolas"/>
-                <w:b w:val="false"/>
-                <w:bCs w:val="false"/>
-                <w:color w:val="0D47A1"/>
-                <w:sz w:val="17"/>
-                <w:szCs w:val="17"/>
-              </w:rPr>
-              <w:t xml:space="preserve">LevelData.cs</w:t>
-            </w:r>
-            <w:r>
-              <w:rPr>
-                <w:rFonts w:ascii="Arial" w:cs="Arial" w:eastAsia="Arial" w:hAnsi="Arial"/>
-                <w:b w:val="false"/>
-                <w:bCs w:val="false"/>
-                <w:sz w:val="18"/>
-                <w:szCs w:val="18"/>
-              </w:rPr>
-              <w:t xml:space="preserve">, </w:t>
-            </w:r>
-            <w:r>
-              <w:rPr>
-                <w:rFonts w:ascii="Consolas" w:cs="Consolas" w:eastAsia="Consolas" w:hAnsi="Consolas"/>
-                <w:b w:val="false"/>
-                <w:bCs w:val="false"/>
-                <w:color w:val="0D47A1"/>
-                <w:sz w:val="17"/>
-                <w:szCs w:val="17"/>
-              </w:rPr>
-              <w:t xml:space="preserve">WaveData.cs</w:t>
-            </w:r>
-            <w:r>
-              <w:rPr>
-                <w:rFonts w:ascii="Arial" w:cs="Arial" w:eastAsia="Arial" w:hAnsi="Arial"/>
-                <w:b w:val="false"/>
-                <w:bCs w:val="false"/>
-                <w:sz w:val="18"/>
-                <w:szCs w:val="18"/>
-              </w:rPr>
-              <w:t xml:space="preserve">, </w:t>
-            </w:r>
-            <w:r>
-              <w:rPr>
-                <w:rFonts w:ascii="Consolas" w:cs="Consolas" w:eastAsia="Consolas" w:hAnsi="Consolas"/>
-                <w:b w:val="false"/>
-                <w:bCs w:val="false"/>
-                <w:color w:val="0D47A1"/>
-                <w:sz w:val="17"/>
-                <w:szCs w:val="17"/>
-              </w:rPr>
-              <w:t xml:space="preserve">UnitData.cs</w:t>
-            </w:r>
-            <w:r>
-              <w:rPr>
-                <w:rFonts w:ascii="Arial" w:cs="Arial" w:eastAsia="Arial" w:hAnsi="Arial"/>
-                <w:b w:val="false"/>
-                <w:bCs w:val="false"/>
-                <w:sz w:val="18"/>
-                <w:szCs w:val="18"/>
-              </w:rPr>
-              <w:t xml:space="preserve">, </w:t>
-            </w:r>
-            <w:r>
-              <w:rPr>
-                <w:rFonts w:ascii="Consolas" w:cs="Consolas" w:eastAsia="Consolas" w:hAnsi="Consolas"/>
-                <w:b w:val="false"/>
-                <w:bCs w:val="false"/>
-                <w:color w:val="0D47A1"/>
-                <w:sz w:val="17"/>
-                <w:szCs w:val="17"/>
-              </w:rPr>
-              <w:t xml:space="preserve">BossData.cs</w:t>
+              <w:t xml:space="preserve">EnemyAI.cs</w:t>
             </w:r>
           </w:p>
         </w:tc>
@@ -12780,7 +13074,7 @@
                 <w:sz w:val="18"/>
                 <w:szCs w:val="18"/>
               </w:rPr>
-              <w:t xml:space="preserve">Read-only game content (ScriptableObjects)</w:t>
+              <w:t xml:space="preserve">Enemy movement between free enemy slots (state machine)</w:t>
             </w:r>
           </w:p>
         </w:tc>
@@ -12814,7 +13108,7 @@
                 <w:sz w:val="18"/>
                 <w:szCs w:val="18"/>
               </w:rPr>
-              <w:t xml:space="preserve">Built</w:t>
+              <w:t xml:space="preserve">Planned</w:t>
             </w:r>
           </w:p>
         </w:tc>
@@ -12852,7 +13146,7 @@
                 <w:sz w:val="18"/>
                 <w:szCs w:val="18"/>
               </w:rPr>
-              <w:t xml:space="preserve">Data / Persistence</w:t>
+              <w:t xml:space="preserve">Core Logic</w:t>
             </w:r>
           </w:p>
         </w:tc>
@@ -12886,28 +13180,7 @@
                 <w:sz w:val="17"/>
                 <w:szCs w:val="17"/>
               </w:rPr>
-              <w:t xml:space="preserve">QuizData.cs</w:t>
-            </w:r>
-            <w:r>
-              <w:rPr>
-                <w:rFonts w:ascii="Arial" w:cs="Arial" w:eastAsia="Arial" w:hAnsi="Arial"/>
-                <w:b w:val="false"/>
-                <w:bCs w:val="false"/>
-                <w:sz w:val="18"/>
-                <w:szCs w:val="18"/>
-              </w:rPr>
-              <w:t xml:space="preserve">, </w:t>
-            </w:r>
-            <w:r>
-              <w:rPr>
-                <w:rFonts w:ascii="Consolas" w:cs="Consolas" w:eastAsia="Consolas" w:hAnsi="Consolas"/>
-                <w:b w:val="false"/>
-                <w:bCs w:val="false"/>
-                <w:color w:val="0D47A1"/>
-                <w:sz w:val="17"/>
-                <w:szCs w:val="17"/>
-              </w:rPr>
-              <w:t xml:space="preserve">PopupData.cs</w:t>
+              <w:t xml:space="preserve">BossUnit.cs</w:t>
             </w:r>
           </w:p>
         </w:tc>
@@ -12940,7 +13213,7 @@
                 <w:sz w:val="18"/>
                 <w:szCs w:val="18"/>
               </w:rPr>
-              <w:t xml:space="preserve">Read-only quiz and fact content</w:t>
+              <w:t xml:space="preserve">Stage boss: fills all 6 enemy slots; cleave, telegraphed area slam, enrage at 40% HP. One boss per stage</w:t>
             </w:r>
           </w:p>
         </w:tc>
@@ -12973,7 +13246,7 @@
                 <w:sz w:val="18"/>
                 <w:szCs w:val="18"/>
               </w:rPr>
-              <w:t xml:space="preserve">Planned</w:t>
+              <w:t xml:space="preserve">Built</w:t>
             </w:r>
           </w:p>
         </w:tc>
@@ -13012,7 +13285,7 @@
                 <w:sz w:val="18"/>
                 <w:szCs w:val="18"/>
               </w:rPr>
-              <w:t xml:space="preserve">Data / Persistence</w:t>
+              <w:t xml:space="preserve">Core Logic</w:t>
             </w:r>
           </w:p>
         </w:tc>
@@ -13047,7 +13320,49 @@
                 <w:sz w:val="17"/>
                 <w:szCs w:val="17"/>
               </w:rPr>
-              <w:t xml:space="preserve">ResultsDatabase.cs</w:t>
+              <w:t xml:space="preserve">QuizManager.cs</w:t>
+            </w:r>
+            <w:r>
+              <w:rPr>
+                <w:rFonts w:ascii="Arial" w:cs="Arial" w:eastAsia="Arial" w:hAnsi="Arial"/>
+                <w:b w:val="false"/>
+                <w:bCs w:val="false"/>
+                <w:sz w:val="18"/>
+                <w:szCs w:val="18"/>
+              </w:rPr>
+              <w:t xml:space="preserve">, </w:t>
+            </w:r>
+            <w:r>
+              <w:rPr>
+                <w:rFonts w:ascii="Consolas" w:cs="Consolas" w:eastAsia="Consolas" w:hAnsi="Consolas"/>
+                <w:b w:val="false"/>
+                <w:bCs w:val="false"/>
+                <w:color w:val="0D47A1"/>
+                <w:sz w:val="17"/>
+                <w:szCs w:val="17"/>
+              </w:rPr>
+              <w:t xml:space="preserve">PopupManager.cs</w:t>
+            </w:r>
+            <w:r>
+              <w:rPr>
+                <w:rFonts w:ascii="Arial" w:cs="Arial" w:eastAsia="Arial" w:hAnsi="Arial"/>
+                <w:b w:val="false"/>
+                <w:bCs w:val="false"/>
+                <w:sz w:val="18"/>
+                <w:szCs w:val="18"/>
+              </w:rPr>
+              <w:t xml:space="preserve">, </w:t>
+            </w:r>
+            <w:r>
+              <w:rPr>
+                <w:rFonts w:ascii="Consolas" w:cs="Consolas" w:eastAsia="Consolas" w:hAnsi="Consolas"/>
+                <w:b w:val="false"/>
+                <w:bCs w:val="false"/>
+                <w:color w:val="0D47A1"/>
+                <w:sz w:val="17"/>
+                <w:szCs w:val="17"/>
+              </w:rPr>
+              <w:t xml:space="preserve">ClimateCodex.cs</w:t>
             </w:r>
           </w:p>
         </w:tc>
@@ -13081,28 +13396,7 @@
                 <w:sz w:val="18"/>
                 <w:szCs w:val="18"/>
               </w:rPr>
-              <w:t xml:space="preserve">Only script that opens </w:t>
-            </w:r>
-            <w:r>
-              <w:rPr>
-                <w:rFonts w:ascii="Consolas" w:cs="Consolas" w:eastAsia="Consolas" w:hAnsi="Consolas"/>
-                <w:b w:val="false"/>
-                <w:bCs w:val="false"/>
-                <w:color w:val="0D47A1"/>
-                <w:sz w:val="17"/>
-                <w:szCs w:val="17"/>
-              </w:rPr>
-              <w:t xml:space="preserve">thermo_tactics.db</w:t>
-            </w:r>
-            <w:r>
-              <w:rPr>
-                <w:rFonts w:ascii="Arial" w:cs="Arial" w:eastAsia="Arial" w:hAnsi="Arial"/>
-                <w:b w:val="false"/>
-                <w:bCs w:val="false"/>
-                <w:sz w:val="18"/>
-                <w:szCs w:val="18"/>
-              </w:rPr>
-              <w:t xml:space="preserve">; results, level progress and the saved game</w:t>
+              <w:t xml:space="preserve">Pre / post quizzes and gain; fact pop-ups; fact review</w:t>
             </w:r>
           </w:p>
         </w:tc>
@@ -13136,7 +13430,7 @@
                 <w:sz w:val="18"/>
                 <w:szCs w:val="18"/>
               </w:rPr>
-              <w:t xml:space="preserve">Built</w:t>
+              <w:t xml:space="preserve">Planned</w:t>
             </w:r>
           </w:p>
         </w:tc>
@@ -13208,7 +13502,91 @@
                 <w:sz w:val="17"/>
                 <w:szCs w:val="17"/>
               </w:rPr>
-              <w:t xml:space="preserve">SessionSnapshot.cs</w:t>
+              <w:t xml:space="preserve">StageData.cs</w:t>
+            </w:r>
+            <w:r>
+              <w:rPr>
+                <w:rFonts w:ascii="Arial" w:cs="Arial" w:eastAsia="Arial" w:hAnsi="Arial"/>
+                <w:b w:val="false"/>
+                <w:bCs w:val="false"/>
+                <w:sz w:val="18"/>
+                <w:szCs w:val="18"/>
+              </w:rPr>
+              <w:t xml:space="preserve">, </w:t>
+            </w:r>
+            <w:r>
+              <w:rPr>
+                <w:rFonts w:ascii="Consolas" w:cs="Consolas" w:eastAsia="Consolas" w:hAnsi="Consolas"/>
+                <w:b w:val="false"/>
+                <w:bCs w:val="false"/>
+                <w:color w:val="0D47A1"/>
+                <w:sz w:val="17"/>
+                <w:szCs w:val="17"/>
+              </w:rPr>
+              <w:t xml:space="preserve">LevelData.cs</w:t>
+            </w:r>
+            <w:r>
+              <w:rPr>
+                <w:rFonts w:ascii="Arial" w:cs="Arial" w:eastAsia="Arial" w:hAnsi="Arial"/>
+                <w:b w:val="false"/>
+                <w:bCs w:val="false"/>
+                <w:sz w:val="18"/>
+                <w:szCs w:val="18"/>
+              </w:rPr>
+              <w:t xml:space="preserve">, </w:t>
+            </w:r>
+            <w:r>
+              <w:rPr>
+                <w:rFonts w:ascii="Consolas" w:cs="Consolas" w:eastAsia="Consolas" w:hAnsi="Consolas"/>
+                <w:b w:val="false"/>
+                <w:bCs w:val="false"/>
+                <w:color w:val="0D47A1"/>
+                <w:sz w:val="17"/>
+                <w:szCs w:val="17"/>
+              </w:rPr>
+              <w:t xml:space="preserve">WaveData.cs</w:t>
+            </w:r>
+            <w:r>
+              <w:rPr>
+                <w:rFonts w:ascii="Arial" w:cs="Arial" w:eastAsia="Arial" w:hAnsi="Arial"/>
+                <w:b w:val="false"/>
+                <w:bCs w:val="false"/>
+                <w:sz w:val="18"/>
+                <w:szCs w:val="18"/>
+              </w:rPr>
+              <w:t xml:space="preserve">, </w:t>
+            </w:r>
+            <w:r>
+              <w:rPr>
+                <w:rFonts w:ascii="Consolas" w:cs="Consolas" w:eastAsia="Consolas" w:hAnsi="Consolas"/>
+                <w:b w:val="false"/>
+                <w:bCs w:val="false"/>
+                <w:color w:val="0D47A1"/>
+                <w:sz w:val="17"/>
+                <w:szCs w:val="17"/>
+              </w:rPr>
+              <w:t xml:space="preserve">UnitData.cs</w:t>
+            </w:r>
+            <w:r>
+              <w:rPr>
+                <w:rFonts w:ascii="Arial" w:cs="Arial" w:eastAsia="Arial" w:hAnsi="Arial"/>
+                <w:b w:val="false"/>
+                <w:bCs w:val="false"/>
+                <w:sz w:val="18"/>
+                <w:szCs w:val="18"/>
+              </w:rPr>
+              <w:t xml:space="preserve">, </w:t>
+            </w:r>
+            <w:r>
+              <w:rPr>
+                <w:rFonts w:ascii="Consolas" w:cs="Consolas" w:eastAsia="Consolas" w:hAnsi="Consolas"/>
+                <w:b w:val="false"/>
+                <w:bCs w:val="false"/>
+                <w:color w:val="0D47A1"/>
+                <w:sz w:val="17"/>
+                <w:szCs w:val="17"/>
+              </w:rPr>
+              <w:t xml:space="preserve">BossData.cs</w:t>
             </w:r>
           </w:p>
         </w:tc>
@@ -13241,7 +13619,7 @@
                 <w:sz w:val="18"/>
                 <w:szCs w:val="18"/>
               </w:rPr>
-              <w:t xml:space="preserve">The saved game behind Continue: stage, level, wave, turn, Oxygen, temperature and every unit on the board</w:t>
+              <w:t xml:space="preserve">Read-only game content (ScriptableObjects)</w:t>
             </w:r>
           </w:p>
         </w:tc>
@@ -13348,7 +13726,28 @@
                 <w:sz w:val="17"/>
                 <w:szCs w:val="17"/>
               </w:rPr>
-              <w:t xml:space="preserve">QuizResultExporter.cs</w:t>
+              <w:t xml:space="preserve">QuizData.cs</w:t>
+            </w:r>
+            <w:r>
+              <w:rPr>
+                <w:rFonts w:ascii="Arial" w:cs="Arial" w:eastAsia="Arial" w:hAnsi="Arial"/>
+                <w:b w:val="false"/>
+                <w:bCs w:val="false"/>
+                <w:sz w:val="18"/>
+                <w:szCs w:val="18"/>
+              </w:rPr>
+              <w:t xml:space="preserve">, </w:t>
+            </w:r>
+            <w:r>
+              <w:rPr>
+                <w:rFonts w:ascii="Consolas" w:cs="Consolas" w:eastAsia="Consolas" w:hAnsi="Consolas"/>
+                <w:b w:val="false"/>
+                <w:bCs w:val="false"/>
+                <w:color w:val="0D47A1"/>
+                <w:sz w:val="17"/>
+                <w:szCs w:val="17"/>
+              </w:rPr>
+              <w:t xml:space="preserve">PopupData.cs</w:t>
             </w:r>
           </w:p>
         </w:tc>
@@ -13382,7 +13781,7 @@
                 <w:sz w:val="18"/>
                 <w:szCs w:val="18"/>
               </w:rPr>
-              <w:t xml:space="preserve">Writes the quiz-results CSV to shared storage</w:t>
+              <w:t xml:space="preserve">Read-only quiz and fact content</w:t>
             </w:r>
           </w:p>
         </w:tc>
@@ -13454,7 +13853,7 @@
                 <w:sz w:val="18"/>
                 <w:szCs w:val="18"/>
               </w:rPr>
-              <w:t xml:space="preserve">Local Storage</w:t>
+              <w:t xml:space="preserve">Data / Persistence</w:t>
             </w:r>
           </w:p>
         </w:tc>
@@ -13488,6 +13887,50 @@
                 <w:sz w:val="17"/>
                 <w:szCs w:val="17"/>
               </w:rPr>
+              <w:t xml:space="preserve">ResultsDatabase.cs</w:t>
+            </w:r>
+          </w:p>
+        </w:tc>
+        <w:tc>
+          <w:tcPr>
+            <w:tcW w:type="dxa" w:w="4280"/>
+            <w:tcBorders>
+              <w:top w:val="single" w:color="B0BEC5" w:sz="4"/>
+              <w:left w:val="single" w:color="B0BEC5" w:sz="4"/>
+              <w:bottom w:val="single" w:color="B0BEC5" w:sz="4"/>
+              <w:right w:val="single" w:color="B0BEC5" w:sz="4"/>
+            </w:tcBorders>
+            <w:tcMar>
+              <w:top w:type="dxa" w:w="60"/>
+              <w:left w:type="dxa" w:w="100"/>
+              <w:bottom w:type="dxa" w:w="60"/>
+              <w:right w:type="dxa" w:w="100"/>
+            </w:tcMar>
+            <w:vAlign w:val="top"/>
+          </w:tcPr>
+          <w:p>
+            <w:pPr>
+              <w:spacing w:after="30" w:line="252"/>
+            </w:pPr>
+            <w:r>
+              <w:rPr>
+                <w:rFonts w:ascii="Arial" w:cs="Arial" w:eastAsia="Arial" w:hAnsi="Arial"/>
+                <w:b w:val="false"/>
+                <w:bCs w:val="false"/>
+                <w:sz w:val="18"/>
+                <w:szCs w:val="18"/>
+              </w:rPr>
+              <w:t xml:space="preserve">Only script that opens </w:t>
+            </w:r>
+            <w:r>
+              <w:rPr>
+                <w:rFonts w:ascii="Consolas" w:cs="Consolas" w:eastAsia="Consolas" w:hAnsi="Consolas"/>
+                <w:b w:val="false"/>
+                <w:bCs w:val="false"/>
+                <w:color w:val="0D47A1"/>
+                <w:sz w:val="17"/>
+                <w:szCs w:val="17"/>
+              </w:rPr>
               <w:t xml:space="preserve">thermo_tactics.db</w:t>
             </w:r>
             <w:r>
@@ -13498,114 +13941,7 @@
                 <w:sz w:val="18"/>
                 <w:szCs w:val="18"/>
               </w:rPr>
-              <w:t xml:space="preserve"> (SQLite)</w:t>
-            </w:r>
-          </w:p>
-        </w:tc>
-        <w:tc>
-          <w:tcPr>
-            <w:tcW w:type="dxa" w:w="4280"/>
-            <w:tcBorders>
-              <w:top w:val="single" w:color="B0BEC5" w:sz="4"/>
-              <w:left w:val="single" w:color="B0BEC5" w:sz="4"/>
-              <w:bottom w:val="single" w:color="B0BEC5" w:sz="4"/>
-              <w:right w:val="single" w:color="B0BEC5" w:sz="4"/>
-            </w:tcBorders>
-            <w:tcMar>
-              <w:top w:type="dxa" w:w="60"/>
-              <w:left w:type="dxa" w:w="100"/>
-              <w:bottom w:type="dxa" w:w="60"/>
-              <w:right w:type="dxa" w:w="100"/>
-            </w:tcMar>
-            <w:vAlign w:val="top"/>
-          </w:tcPr>
-          <w:p>
-            <w:pPr>
-              <w:spacing w:after="30" w:line="252"/>
-            </w:pPr>
-            <w:r>
-              <w:rPr>
-                <w:rFonts w:ascii="Consolas" w:cs="Consolas" w:eastAsia="Consolas" w:hAnsi="Consolas"/>
-                <w:b w:val="false"/>
-                <w:bCs w:val="false"/>
-                <w:color w:val="0D47A1"/>
-                <w:sz w:val="17"/>
-                <w:szCs w:val="17"/>
-              </w:rPr>
-              <w:t xml:space="preserve">game_results</w:t>
-            </w:r>
-            <w:r>
-              <w:rPr>
-                <w:rFonts w:ascii="Arial" w:cs="Arial" w:eastAsia="Arial" w:hAnsi="Arial"/>
-                <w:b w:val="false"/>
-                <w:bCs w:val="false"/>
-                <w:sz w:val="18"/>
-                <w:szCs w:val="18"/>
-              </w:rPr>
-              <w:t xml:space="preserve">, </w:t>
-            </w:r>
-            <w:r>
-              <w:rPr>
-                <w:rFonts w:ascii="Consolas" w:cs="Consolas" w:eastAsia="Consolas" w:hAnsi="Consolas"/>
-                <w:b w:val="false"/>
-                <w:bCs w:val="false"/>
-                <w:color w:val="0D47A1"/>
-                <w:sz w:val="17"/>
-                <w:szCs w:val="17"/>
-              </w:rPr>
-              <w:t xml:space="preserve">level_progress</w:t>
-            </w:r>
-            <w:r>
-              <w:rPr>
-                <w:rFonts w:ascii="Arial" w:cs="Arial" w:eastAsia="Arial" w:hAnsi="Arial"/>
-                <w:b w:val="false"/>
-                <w:bCs w:val="false"/>
-                <w:sz w:val="18"/>
-                <w:szCs w:val="18"/>
-              </w:rPr>
-              <w:t xml:space="preserve">, </w:t>
-            </w:r>
-            <w:r>
-              <w:rPr>
-                <w:rFonts w:ascii="Consolas" w:cs="Consolas" w:eastAsia="Consolas" w:hAnsi="Consolas"/>
-                <w:b w:val="false"/>
-                <w:bCs w:val="false"/>
-                <w:color w:val="0D47A1"/>
-                <w:sz w:val="17"/>
-                <w:szCs w:val="17"/>
-              </w:rPr>
-              <w:t xml:space="preserve">saved_session</w:t>
-            </w:r>
-            <w:r>
-              <w:rPr>
-                <w:rFonts w:ascii="Arial" w:cs="Arial" w:eastAsia="Arial" w:hAnsi="Arial"/>
-                <w:b w:val="false"/>
-                <w:bCs w:val="false"/>
-                <w:sz w:val="18"/>
-                <w:szCs w:val="18"/>
-              </w:rPr>
-              <w:t xml:space="preserve"> (built); </w:t>
-            </w:r>
-            <w:r>
-              <w:rPr>
-                <w:rFonts w:ascii="Consolas" w:cs="Consolas" w:eastAsia="Consolas" w:hAnsi="Consolas"/>
-                <w:b w:val="false"/>
-                <w:bCs w:val="false"/>
-                <w:color w:val="0D47A1"/>
-                <w:sz w:val="17"/>
-                <w:szCs w:val="17"/>
-              </w:rPr>
-              <w:t xml:space="preserve">quiz_results</w:t>
-            </w:r>
-            <w:r>
-              <w:rPr>
-                <w:rFonts w:ascii="Arial" w:cs="Arial" w:eastAsia="Arial" w:hAnsi="Arial"/>
-                <w:b w:val="false"/>
-                <w:bCs w:val="false"/>
-                <w:sz w:val="18"/>
-                <w:szCs w:val="18"/>
-              </w:rPr>
-              <w:t xml:space="preserve"> (planned)</w:t>
+              <w:t xml:space="preserve">; results, level progress and the saved game</w:t>
             </w:r>
           </w:p>
         </w:tc>
@@ -13638,7 +13974,7 @@
                 <w:sz w:val="18"/>
                 <w:szCs w:val="18"/>
               </w:rPr>
-              <w:t xml:space="preserve">Built (partly)</w:t>
+              <w:t xml:space="preserve">Built</w:t>
             </w:r>
           </w:p>
         </w:tc>
@@ -13677,7 +14013,7 @@
                 <w:sz w:val="18"/>
                 <w:szCs w:val="18"/>
               </w:rPr>
-              <w:t xml:space="preserve">Local Storage</w:t>
+              <w:t xml:space="preserve">Data / Persistence</w:t>
             </w:r>
           </w:p>
         </w:tc>
@@ -13705,34 +14041,14 @@
             </w:pPr>
             <w:r>
               <w:rPr>
-                <w:rFonts w:ascii="Arial" w:cs="Arial" w:eastAsia="Arial" w:hAnsi="Arial"/>
-                <w:b w:val="false"/>
-                <w:bCs w:val="false"/>
-                <w:sz w:val="18"/>
-                <w:szCs w:val="18"/>
-              </w:rPr>
-              <w:t xml:space="preserve">PlayerPrefs (</w:t>
-            </w:r>
-            <w:r>
-              <w:rPr>
-                <w:rFonts w:ascii="Consolas" w:cs="Consolas" w:eastAsia="Consolas" w:hAnsi="Consolas"/>
-                <w:b w:val="false"/>
-                <w:bCs w:val="false"/>
-                <w:color w:val="0D47A1"/>
-                <w:sz w:val="17"/>
-                <w:szCs w:val="17"/>
-              </w:rPr>
-              <w:t xml:space="preserve">SettingsStore.cs</w:t>
-            </w:r>
-            <w:r>
-              <w:rPr>
-                <w:rFonts w:ascii="Arial" w:cs="Arial" w:eastAsia="Arial" w:hAnsi="Arial"/>
-                <w:b w:val="false"/>
-                <w:bCs w:val="false"/>
-                <w:sz w:val="18"/>
-                <w:szCs w:val="18"/>
-              </w:rPr>
-              <w:t xml:space="preserve">)</w:t>
+                <w:rFonts w:ascii="Consolas" w:cs="Consolas" w:eastAsia="Consolas" w:hAnsi="Consolas"/>
+                <w:b w:val="false"/>
+                <w:bCs w:val="false"/>
+                <w:color w:val="0D47A1"/>
+                <w:sz w:val="17"/>
+                <w:szCs w:val="17"/>
+              </w:rPr>
+              <w:t xml:space="preserve">SessionSnapshot.cs</w:t>
             </w:r>
           </w:p>
         </w:tc>
@@ -13766,7 +14082,7 @@
                 <w:sz w:val="18"/>
                 <w:szCs w:val="18"/>
               </w:rPr>
-              <w:t xml:space="preserve">Settings and the last player name</w:t>
+              <w:t xml:space="preserve">The saved game behind Continue: stage, level, wave, turn, Oxygen, temperature and every unit on the board</w:t>
             </w:r>
           </w:p>
         </w:tc>
@@ -13838,6 +14154,529 @@
                 <w:sz w:val="18"/>
                 <w:szCs w:val="18"/>
               </w:rPr>
+              <w:t xml:space="preserve">Data / Persistence</w:t>
+            </w:r>
+          </w:p>
+        </w:tc>
+        <w:tc>
+          <w:tcPr>
+            <w:tcW w:type="dxa" w:w="2900"/>
+            <w:tcBorders>
+              <w:top w:val="single" w:color="B0BEC5" w:sz="4"/>
+              <w:left w:val="single" w:color="B0BEC5" w:sz="4"/>
+              <w:bottom w:val="single" w:color="B0BEC5" w:sz="4"/>
+              <w:right w:val="single" w:color="B0BEC5" w:sz="4"/>
+            </w:tcBorders>
+            <w:tcMar>
+              <w:top w:type="dxa" w:w="60"/>
+              <w:left w:type="dxa" w:w="100"/>
+              <w:bottom w:type="dxa" w:w="60"/>
+              <w:right w:type="dxa" w:w="100"/>
+            </w:tcMar>
+            <w:vAlign w:val="top"/>
+          </w:tcPr>
+          <w:p>
+            <w:pPr>
+              <w:spacing w:after="30" w:line="252"/>
+            </w:pPr>
+            <w:r>
+              <w:rPr>
+                <w:rFonts w:ascii="Consolas" w:cs="Consolas" w:eastAsia="Consolas" w:hAnsi="Consolas"/>
+                <w:b w:val="false"/>
+                <w:bCs w:val="false"/>
+                <w:color w:val="0D47A1"/>
+                <w:sz w:val="17"/>
+                <w:szCs w:val="17"/>
+              </w:rPr>
+              <w:t xml:space="preserve">QuizResultExporter.cs</w:t>
+            </w:r>
+          </w:p>
+        </w:tc>
+        <w:tc>
+          <w:tcPr>
+            <w:tcW w:type="dxa" w:w="4280"/>
+            <w:tcBorders>
+              <w:top w:val="single" w:color="B0BEC5" w:sz="4"/>
+              <w:left w:val="single" w:color="B0BEC5" w:sz="4"/>
+              <w:bottom w:val="single" w:color="B0BEC5" w:sz="4"/>
+              <w:right w:val="single" w:color="B0BEC5" w:sz="4"/>
+            </w:tcBorders>
+            <w:tcMar>
+              <w:top w:type="dxa" w:w="60"/>
+              <w:left w:type="dxa" w:w="100"/>
+              <w:bottom w:type="dxa" w:w="60"/>
+              <w:right w:type="dxa" w:w="100"/>
+            </w:tcMar>
+            <w:vAlign w:val="top"/>
+          </w:tcPr>
+          <w:p>
+            <w:pPr>
+              <w:spacing w:after="30" w:line="252"/>
+            </w:pPr>
+            <w:r>
+              <w:rPr>
+                <w:rFonts w:ascii="Arial" w:cs="Arial" w:eastAsia="Arial" w:hAnsi="Arial"/>
+                <w:b w:val="false"/>
+                <w:bCs w:val="false"/>
+                <w:sz w:val="18"/>
+                <w:szCs w:val="18"/>
+              </w:rPr>
+              <w:t xml:space="preserve">Writes the quiz-results CSV to shared storage</w:t>
+            </w:r>
+          </w:p>
+        </w:tc>
+        <w:tc>
+          <w:tcPr>
+            <w:tcW w:type="dxa" w:w="1400"/>
+            <w:tcBorders>
+              <w:top w:val="single" w:color="B0BEC5" w:sz="4"/>
+              <w:left w:val="single" w:color="B0BEC5" w:sz="4"/>
+              <w:bottom w:val="single" w:color="B0BEC5" w:sz="4"/>
+              <w:right w:val="single" w:color="B0BEC5" w:sz="4"/>
+            </w:tcBorders>
+            <w:tcMar>
+              <w:top w:type="dxa" w:w="60"/>
+              <w:left w:type="dxa" w:w="100"/>
+              <w:bottom w:type="dxa" w:w="60"/>
+              <w:right w:type="dxa" w:w="100"/>
+            </w:tcMar>
+            <w:vAlign w:val="top"/>
+          </w:tcPr>
+          <w:p>
+            <w:pPr>
+              <w:spacing w:after="30" w:line="252"/>
+            </w:pPr>
+            <w:r>
+              <w:rPr>
+                <w:rFonts w:ascii="Arial" w:cs="Arial" w:eastAsia="Arial" w:hAnsi="Arial"/>
+                <w:b w:val="false"/>
+                <w:bCs w:val="false"/>
+                <w:sz w:val="18"/>
+                <w:szCs w:val="18"/>
+              </w:rPr>
+              <w:t xml:space="preserve">Planned</w:t>
+            </w:r>
+          </w:p>
+        </w:tc>
+      </w:tr>
+      <w:tr>
+        <w:trPr>
+          <w:cantSplit/>
+        </w:trPr>
+        <w:tc>
+          <w:tcPr>
+            <w:tcW w:type="dxa" w:w="1500"/>
+            <w:tcBorders>
+              <w:top w:val="single" w:color="B0BEC5" w:sz="4"/>
+              <w:left w:val="single" w:color="B0BEC5" w:sz="4"/>
+              <w:bottom w:val="single" w:color="B0BEC5" w:sz="4"/>
+              <w:right w:val="single" w:color="B0BEC5" w:sz="4"/>
+            </w:tcBorders>
+            <w:shd w:fill="F5F8FC" w:color="auto" w:val="clear"/>
+            <w:tcMar>
+              <w:top w:type="dxa" w:w="60"/>
+              <w:left w:type="dxa" w:w="100"/>
+              <w:bottom w:type="dxa" w:w="60"/>
+              <w:right w:type="dxa" w:w="100"/>
+            </w:tcMar>
+            <w:vAlign w:val="top"/>
+          </w:tcPr>
+          <w:p>
+            <w:pPr>
+              <w:spacing w:after="30" w:line="252"/>
+            </w:pPr>
+            <w:r>
+              <w:rPr>
+                <w:rFonts w:ascii="Arial" w:cs="Arial" w:eastAsia="Arial" w:hAnsi="Arial"/>
+                <w:b w:val="false"/>
+                <w:bCs w:val="false"/>
+                <w:sz w:val="18"/>
+                <w:szCs w:val="18"/>
+              </w:rPr>
+              <w:t xml:space="preserve">Local Storage</w:t>
+            </w:r>
+          </w:p>
+        </w:tc>
+        <w:tc>
+          <w:tcPr>
+            <w:tcW w:type="dxa" w:w="2900"/>
+            <w:tcBorders>
+              <w:top w:val="single" w:color="B0BEC5" w:sz="4"/>
+              <w:left w:val="single" w:color="B0BEC5" w:sz="4"/>
+              <w:bottom w:val="single" w:color="B0BEC5" w:sz="4"/>
+              <w:right w:val="single" w:color="B0BEC5" w:sz="4"/>
+            </w:tcBorders>
+            <w:shd w:fill="F5F8FC" w:color="auto" w:val="clear"/>
+            <w:tcMar>
+              <w:top w:type="dxa" w:w="60"/>
+              <w:left w:type="dxa" w:w="100"/>
+              <w:bottom w:type="dxa" w:w="60"/>
+              <w:right w:type="dxa" w:w="100"/>
+            </w:tcMar>
+            <w:vAlign w:val="top"/>
+          </w:tcPr>
+          <w:p>
+            <w:pPr>
+              <w:spacing w:after="30" w:line="252"/>
+            </w:pPr>
+            <w:r>
+              <w:rPr>
+                <w:rFonts w:ascii="Consolas" w:cs="Consolas" w:eastAsia="Consolas" w:hAnsi="Consolas"/>
+                <w:b w:val="false"/>
+                <w:bCs w:val="false"/>
+                <w:color w:val="0D47A1"/>
+                <w:sz w:val="17"/>
+                <w:szCs w:val="17"/>
+              </w:rPr>
+              <w:t xml:space="preserve">thermo_tactics.db</w:t>
+            </w:r>
+            <w:r>
+              <w:rPr>
+                <w:rFonts w:ascii="Arial" w:cs="Arial" w:eastAsia="Arial" w:hAnsi="Arial"/>
+                <w:b w:val="false"/>
+                <w:bCs w:val="false"/>
+                <w:sz w:val="18"/>
+                <w:szCs w:val="18"/>
+              </w:rPr>
+              <w:t xml:space="preserve"> (SQLite)</w:t>
+            </w:r>
+          </w:p>
+        </w:tc>
+        <w:tc>
+          <w:tcPr>
+            <w:tcW w:type="dxa" w:w="4280"/>
+            <w:tcBorders>
+              <w:top w:val="single" w:color="B0BEC5" w:sz="4"/>
+              <w:left w:val="single" w:color="B0BEC5" w:sz="4"/>
+              <w:bottom w:val="single" w:color="B0BEC5" w:sz="4"/>
+              <w:right w:val="single" w:color="B0BEC5" w:sz="4"/>
+            </w:tcBorders>
+            <w:shd w:fill="F5F8FC" w:color="auto" w:val="clear"/>
+            <w:tcMar>
+              <w:top w:type="dxa" w:w="60"/>
+              <w:left w:type="dxa" w:w="100"/>
+              <w:bottom w:type="dxa" w:w="60"/>
+              <w:right w:type="dxa" w:w="100"/>
+            </w:tcMar>
+            <w:vAlign w:val="top"/>
+          </w:tcPr>
+          <w:p>
+            <w:pPr>
+              <w:spacing w:after="30" w:line="252"/>
+            </w:pPr>
+            <w:r>
+              <w:rPr>
+                <w:rFonts w:ascii="Consolas" w:cs="Consolas" w:eastAsia="Consolas" w:hAnsi="Consolas"/>
+                <w:b w:val="false"/>
+                <w:bCs w:val="false"/>
+                <w:color w:val="0D47A1"/>
+                <w:sz w:val="17"/>
+                <w:szCs w:val="17"/>
+              </w:rPr>
+              <w:t xml:space="preserve">game_results</w:t>
+            </w:r>
+            <w:r>
+              <w:rPr>
+                <w:rFonts w:ascii="Arial" w:cs="Arial" w:eastAsia="Arial" w:hAnsi="Arial"/>
+                <w:b w:val="false"/>
+                <w:bCs w:val="false"/>
+                <w:sz w:val="18"/>
+                <w:szCs w:val="18"/>
+              </w:rPr>
+              <w:t xml:space="preserve">, </w:t>
+            </w:r>
+            <w:r>
+              <w:rPr>
+                <w:rFonts w:ascii="Consolas" w:cs="Consolas" w:eastAsia="Consolas" w:hAnsi="Consolas"/>
+                <w:b w:val="false"/>
+                <w:bCs w:val="false"/>
+                <w:color w:val="0D47A1"/>
+                <w:sz w:val="17"/>
+                <w:szCs w:val="17"/>
+              </w:rPr>
+              <w:t xml:space="preserve">level_progress</w:t>
+            </w:r>
+            <w:r>
+              <w:rPr>
+                <w:rFonts w:ascii="Arial" w:cs="Arial" w:eastAsia="Arial" w:hAnsi="Arial"/>
+                <w:b w:val="false"/>
+                <w:bCs w:val="false"/>
+                <w:sz w:val="18"/>
+                <w:szCs w:val="18"/>
+              </w:rPr>
+              <w:t xml:space="preserve">, </w:t>
+            </w:r>
+            <w:r>
+              <w:rPr>
+                <w:rFonts w:ascii="Consolas" w:cs="Consolas" w:eastAsia="Consolas" w:hAnsi="Consolas"/>
+                <w:b w:val="false"/>
+                <w:bCs w:val="false"/>
+                <w:color w:val="0D47A1"/>
+                <w:sz w:val="17"/>
+                <w:szCs w:val="17"/>
+              </w:rPr>
+              <w:t xml:space="preserve">saved_session</w:t>
+            </w:r>
+            <w:r>
+              <w:rPr>
+                <w:rFonts w:ascii="Arial" w:cs="Arial" w:eastAsia="Arial" w:hAnsi="Arial"/>
+                <w:b w:val="false"/>
+                <w:bCs w:val="false"/>
+                <w:sz w:val="18"/>
+                <w:szCs w:val="18"/>
+              </w:rPr>
+              <w:t xml:space="preserve"> (built); </w:t>
+            </w:r>
+            <w:r>
+              <w:rPr>
+                <w:rFonts w:ascii="Consolas" w:cs="Consolas" w:eastAsia="Consolas" w:hAnsi="Consolas"/>
+                <w:b w:val="false"/>
+                <w:bCs w:val="false"/>
+                <w:color w:val="0D47A1"/>
+                <w:sz w:val="17"/>
+                <w:szCs w:val="17"/>
+              </w:rPr>
+              <w:t xml:space="preserve">quiz_results</w:t>
+            </w:r>
+            <w:r>
+              <w:rPr>
+                <w:rFonts w:ascii="Arial" w:cs="Arial" w:eastAsia="Arial" w:hAnsi="Arial"/>
+                <w:b w:val="false"/>
+                <w:bCs w:val="false"/>
+                <w:sz w:val="18"/>
+                <w:szCs w:val="18"/>
+              </w:rPr>
+              <w:t xml:space="preserve"> (planned)</w:t>
+            </w:r>
+          </w:p>
+        </w:tc>
+        <w:tc>
+          <w:tcPr>
+            <w:tcW w:type="dxa" w:w="1400"/>
+            <w:tcBorders>
+              <w:top w:val="single" w:color="B0BEC5" w:sz="4"/>
+              <w:left w:val="single" w:color="B0BEC5" w:sz="4"/>
+              <w:bottom w:val="single" w:color="B0BEC5" w:sz="4"/>
+              <w:right w:val="single" w:color="B0BEC5" w:sz="4"/>
+            </w:tcBorders>
+            <w:shd w:fill="F5F8FC" w:color="auto" w:val="clear"/>
+            <w:tcMar>
+              <w:top w:type="dxa" w:w="60"/>
+              <w:left w:type="dxa" w:w="100"/>
+              <w:bottom w:type="dxa" w:w="60"/>
+              <w:right w:type="dxa" w:w="100"/>
+            </w:tcMar>
+            <w:vAlign w:val="top"/>
+          </w:tcPr>
+          <w:p>
+            <w:pPr>
+              <w:spacing w:after="30" w:line="252"/>
+            </w:pPr>
+            <w:r>
+              <w:rPr>
+                <w:rFonts w:ascii="Arial" w:cs="Arial" w:eastAsia="Arial" w:hAnsi="Arial"/>
+                <w:b w:val="false"/>
+                <w:bCs w:val="false"/>
+                <w:sz w:val="18"/>
+                <w:szCs w:val="18"/>
+              </w:rPr>
+              <w:t xml:space="preserve">Built (partly)</w:t>
+            </w:r>
+          </w:p>
+        </w:tc>
+      </w:tr>
+      <w:tr>
+        <w:trPr>
+          <w:cantSplit/>
+        </w:trPr>
+        <w:tc>
+          <w:tcPr>
+            <w:tcW w:type="dxa" w:w="1500"/>
+            <w:tcBorders>
+              <w:top w:val="single" w:color="B0BEC5" w:sz="4"/>
+              <w:left w:val="single" w:color="B0BEC5" w:sz="4"/>
+              <w:bottom w:val="single" w:color="B0BEC5" w:sz="4"/>
+              <w:right w:val="single" w:color="B0BEC5" w:sz="4"/>
+            </w:tcBorders>
+            <w:tcMar>
+              <w:top w:type="dxa" w:w="60"/>
+              <w:left w:type="dxa" w:w="100"/>
+              <w:bottom w:type="dxa" w:w="60"/>
+              <w:right w:type="dxa" w:w="100"/>
+            </w:tcMar>
+            <w:vAlign w:val="top"/>
+          </w:tcPr>
+          <w:p>
+            <w:pPr>
+              <w:spacing w:after="30" w:line="252"/>
+            </w:pPr>
+            <w:r>
+              <w:rPr>
+                <w:rFonts w:ascii="Arial" w:cs="Arial" w:eastAsia="Arial" w:hAnsi="Arial"/>
+                <w:b w:val="false"/>
+                <w:bCs w:val="false"/>
+                <w:sz w:val="18"/>
+                <w:szCs w:val="18"/>
+              </w:rPr>
+              <w:t xml:space="preserve">Local Storage</w:t>
+            </w:r>
+          </w:p>
+        </w:tc>
+        <w:tc>
+          <w:tcPr>
+            <w:tcW w:type="dxa" w:w="2900"/>
+            <w:tcBorders>
+              <w:top w:val="single" w:color="B0BEC5" w:sz="4"/>
+              <w:left w:val="single" w:color="B0BEC5" w:sz="4"/>
+              <w:bottom w:val="single" w:color="B0BEC5" w:sz="4"/>
+              <w:right w:val="single" w:color="B0BEC5" w:sz="4"/>
+            </w:tcBorders>
+            <w:tcMar>
+              <w:top w:type="dxa" w:w="60"/>
+              <w:left w:type="dxa" w:w="100"/>
+              <w:bottom w:type="dxa" w:w="60"/>
+              <w:right w:type="dxa" w:w="100"/>
+            </w:tcMar>
+            <w:vAlign w:val="top"/>
+          </w:tcPr>
+          <w:p>
+            <w:pPr>
+              <w:spacing w:after="30" w:line="252"/>
+            </w:pPr>
+            <w:r>
+              <w:rPr>
+                <w:rFonts w:ascii="Arial" w:cs="Arial" w:eastAsia="Arial" w:hAnsi="Arial"/>
+                <w:b w:val="false"/>
+                <w:bCs w:val="false"/>
+                <w:sz w:val="18"/>
+                <w:szCs w:val="18"/>
+              </w:rPr>
+              <w:t xml:space="preserve">PlayerPrefs (</w:t>
+            </w:r>
+            <w:r>
+              <w:rPr>
+                <w:rFonts w:ascii="Consolas" w:cs="Consolas" w:eastAsia="Consolas" w:hAnsi="Consolas"/>
+                <w:b w:val="false"/>
+                <w:bCs w:val="false"/>
+                <w:color w:val="0D47A1"/>
+                <w:sz w:val="17"/>
+                <w:szCs w:val="17"/>
+              </w:rPr>
+              <w:t xml:space="preserve">SettingsStore.cs</w:t>
+            </w:r>
+            <w:r>
+              <w:rPr>
+                <w:rFonts w:ascii="Arial" w:cs="Arial" w:eastAsia="Arial" w:hAnsi="Arial"/>
+                <w:b w:val="false"/>
+                <w:bCs w:val="false"/>
+                <w:sz w:val="18"/>
+                <w:szCs w:val="18"/>
+              </w:rPr>
+              <w:t xml:space="preserve">)</w:t>
+            </w:r>
+          </w:p>
+        </w:tc>
+        <w:tc>
+          <w:tcPr>
+            <w:tcW w:type="dxa" w:w="4280"/>
+            <w:tcBorders>
+              <w:top w:val="single" w:color="B0BEC5" w:sz="4"/>
+              <w:left w:val="single" w:color="B0BEC5" w:sz="4"/>
+              <w:bottom w:val="single" w:color="B0BEC5" w:sz="4"/>
+              <w:right w:val="single" w:color="B0BEC5" w:sz="4"/>
+            </w:tcBorders>
+            <w:tcMar>
+              <w:top w:type="dxa" w:w="60"/>
+              <w:left w:type="dxa" w:w="100"/>
+              <w:bottom w:type="dxa" w:w="60"/>
+              <w:right w:type="dxa" w:w="100"/>
+            </w:tcMar>
+            <w:vAlign w:val="top"/>
+          </w:tcPr>
+          <w:p>
+            <w:pPr>
+              <w:spacing w:after="30" w:line="252"/>
+            </w:pPr>
+            <w:r>
+              <w:rPr>
+                <w:rFonts w:ascii="Arial" w:cs="Arial" w:eastAsia="Arial" w:hAnsi="Arial"/>
+                <w:b w:val="false"/>
+                <w:bCs w:val="false"/>
+                <w:sz w:val="18"/>
+                <w:szCs w:val="18"/>
+              </w:rPr>
+              <w:t xml:space="preserve">Settings and the last player name</w:t>
+            </w:r>
+          </w:p>
+        </w:tc>
+        <w:tc>
+          <w:tcPr>
+            <w:tcW w:type="dxa" w:w="1400"/>
+            <w:tcBorders>
+              <w:top w:val="single" w:color="B0BEC5" w:sz="4"/>
+              <w:left w:val="single" w:color="B0BEC5" w:sz="4"/>
+              <w:bottom w:val="single" w:color="B0BEC5" w:sz="4"/>
+              <w:right w:val="single" w:color="B0BEC5" w:sz="4"/>
+            </w:tcBorders>
+            <w:tcMar>
+              <w:top w:type="dxa" w:w="60"/>
+              <w:left w:type="dxa" w:w="100"/>
+              <w:bottom w:type="dxa" w:w="60"/>
+              <w:right w:type="dxa" w:w="100"/>
+            </w:tcMar>
+            <w:vAlign w:val="top"/>
+          </w:tcPr>
+          <w:p>
+            <w:pPr>
+              <w:spacing w:after="30" w:line="252"/>
+            </w:pPr>
+            <w:r>
+              <w:rPr>
+                <w:rFonts w:ascii="Arial" w:cs="Arial" w:eastAsia="Arial" w:hAnsi="Arial"/>
+                <w:b w:val="false"/>
+                <w:bCs w:val="false"/>
+                <w:sz w:val="18"/>
+                <w:szCs w:val="18"/>
+              </w:rPr>
+              <w:t xml:space="preserve">Built</w:t>
+            </w:r>
+          </w:p>
+        </w:tc>
+      </w:tr>
+      <w:tr>
+        <w:trPr>
+          <w:cantSplit/>
+        </w:trPr>
+        <w:tc>
+          <w:tcPr>
+            <w:tcW w:type="dxa" w:w="1500"/>
+            <w:tcBorders>
+              <w:top w:val="single" w:color="B0BEC5" w:sz="4"/>
+              <w:left w:val="single" w:color="B0BEC5" w:sz="4"/>
+              <w:bottom w:val="single" w:color="B0BEC5" w:sz="4"/>
+              <w:right w:val="single" w:color="B0BEC5" w:sz="4"/>
+            </w:tcBorders>
+            <w:shd w:fill="F5F8FC" w:color="auto" w:val="clear"/>
+            <w:tcMar>
+              <w:top w:type="dxa" w:w="60"/>
+              <w:left w:type="dxa" w:w="100"/>
+              <w:bottom w:type="dxa" w:w="60"/>
+              <w:right w:type="dxa" w:w="100"/>
+            </w:tcMar>
+            <w:vAlign w:val="top"/>
+          </w:tcPr>
+          <w:p>
+            <w:pPr>
+              <w:spacing w:after="30" w:line="252"/>
+            </w:pPr>
+            <w:r>
+              <w:rPr>
+                <w:rFonts w:ascii="Arial" w:cs="Arial" w:eastAsia="Arial" w:hAnsi="Arial"/>
+                <w:b w:val="false"/>
+                <w:bCs w:val="false"/>
+                <w:sz w:val="18"/>
+                <w:szCs w:val="18"/>
+              </w:rPr>
               <w:t xml:space="preserve">Editor tools (not in APK)</w:t>
             </w:r>
           </w:p>
@@ -13851,6 +14690,7 @@
               <w:bottom w:val="single" w:color="B0BEC5" w:sz="4"/>
               <w:right w:val="single" w:color="B0BEC5" w:sz="4"/>
             </w:tcBorders>
+            <w:shd w:fill="F5F8FC" w:color="auto" w:val="clear"/>
             <w:tcMar>
               <w:top w:type="dxa" w:w="60"/>
               <w:left w:type="dxa" w:w="100"/>
@@ -13916,6 +14756,69 @@
               </w:rPr>
               <w:t xml:space="preserve">UiKit.cs</w:t>
             </w:r>
+            <w:r>
+              <w:rPr>
+                <w:rFonts w:ascii="Arial" w:cs="Arial" w:eastAsia="Arial" w:hAnsi="Arial"/>
+                <w:b w:val="false"/>
+                <w:bCs w:val="false"/>
+                <w:sz w:val="18"/>
+                <w:szCs w:val="18"/>
+              </w:rPr>
+              <w:t xml:space="preserve">, </w:t>
+            </w:r>
+            <w:r>
+              <w:rPr>
+                <w:rFonts w:ascii="Consolas" w:cs="Consolas" w:eastAsia="Consolas" w:hAnsi="Consolas"/>
+                <w:b w:val="false"/>
+                <w:bCs w:val="false"/>
+                <w:color w:val="0D47A1"/>
+                <w:sz w:val="17"/>
+                <w:szCs w:val="17"/>
+              </w:rPr>
+              <w:t xml:space="preserve">PlaytestMenu.cs</w:t>
+            </w:r>
+            <w:r>
+              <w:rPr>
+                <w:rFonts w:ascii="Arial" w:cs="Arial" w:eastAsia="Arial" w:hAnsi="Arial"/>
+                <w:b w:val="false"/>
+                <w:bCs w:val="false"/>
+                <w:sz w:val="18"/>
+                <w:szCs w:val="18"/>
+              </w:rPr>
+              <w:t xml:space="preserve"> + </w:t>
+            </w:r>
+            <w:r>
+              <w:rPr>
+                <w:rFonts w:ascii="Consolas" w:cs="Consolas" w:eastAsia="Consolas" w:hAnsi="Consolas"/>
+                <w:b w:val="false"/>
+                <w:bCs w:val="false"/>
+                <w:color w:val="0D47A1"/>
+                <w:sz w:val="17"/>
+                <w:szCs w:val="17"/>
+              </w:rPr>
+              <w:t xml:space="preserve">AutoPlaytest.cs</w:t>
+            </w:r>
+            <w:r>
+              <w:rPr>
+                <w:rFonts w:ascii="Arial" w:cs="Arial" w:eastAsia="Arial" w:hAnsi="Arial"/>
+                <w:b w:val="false"/>
+                <w:bCs w:val="false"/>
+                <w:sz w:val="18"/>
+                <w:szCs w:val="18"/>
+              </w:rPr>
+              <w:t xml:space="preserve">, </w:t>
+            </w:r>
+            <w:r>
+              <w:rPr>
+                <w:rFonts w:ascii="Consolas" w:cs="Consolas" w:eastAsia="Consolas" w:hAnsi="Consolas"/>
+                <w:b w:val="false"/>
+                <w:bCs w:val="false"/>
+                <w:color w:val="0D47A1"/>
+                <w:sz w:val="17"/>
+                <w:szCs w:val="17"/>
+              </w:rPr>
+              <w:t xml:space="preserve">QuickCheck.cs</w:t>
+            </w:r>
           </w:p>
         </w:tc>
         <w:tc>
@@ -13927,27 +14830,28 @@
               <w:bottom w:val="single" w:color="B0BEC5" w:sz="4"/>
               <w:right w:val="single" w:color="B0BEC5" w:sz="4"/>
             </w:tcBorders>
-            <w:tcMar>
-              <w:top w:type="dxa" w:w="60"/>
-              <w:left w:type="dxa" w:w="100"/>
-              <w:bottom w:type="dxa" w:w="60"/>
-              <w:right w:type="dxa" w:w="100"/>
-            </w:tcMar>
-            <w:vAlign w:val="top"/>
-          </w:tcPr>
-          <w:p>
-            <w:pPr>
-              <w:spacing w:after="30" w:line="252"/>
-            </w:pPr>
-            <w:r>
-              <w:rPr>
-                <w:rFonts w:ascii="Arial" w:cs="Arial" w:eastAsia="Arial" w:hAnsi="Arial"/>
-                <w:b w:val="false"/>
-                <w:bCs w:val="false"/>
-                <w:sz w:val="18"/>
-                <w:szCs w:val="18"/>
-              </w:rPr>
-              <w:t xml:space="preserve">Import art; build animations, the 10 levels, the boss, the Main Menu and battle scenes; wire references</w:t>
+            <w:shd w:fill="F5F8FC" w:color="auto" w:val="clear"/>
+            <w:tcMar>
+              <w:top w:type="dxa" w:w="60"/>
+              <w:left w:type="dxa" w:w="100"/>
+              <w:bottom w:type="dxa" w:w="60"/>
+              <w:right w:type="dxa" w:w="100"/>
+            </w:tcMar>
+            <w:vAlign w:val="top"/>
+          </w:tcPr>
+          <w:p>
+            <w:pPr>
+              <w:spacing w:after="30" w:line="252"/>
+            </w:pPr>
+            <w:r>
+              <w:rPr>
+                <w:rFonts w:ascii="Arial" w:cs="Arial" w:eastAsia="Arial" w:hAnsi="Arial"/>
+                <w:b w:val="false"/>
+                <w:bCs w:val="false"/>
+                <w:sz w:val="18"/>
+                <w:szCs w:val="18"/>
+              </w:rPr>
+              <w:t xml:space="preserve">Import art; build animations, the 10 levels, the boss, the Main Menu and battle scenes; wire references; automatic Stage 1 play-test (editor only)</w:t>
             </w:r>
           </w:p>
         </w:tc>
@@ -13960,6 +14864,7 @@
               <w:bottom w:val="single" w:color="B0BEC5" w:sz="4"/>
               <w:right w:val="single" w:color="B0BEC5" w:sz="4"/>
             </w:tcBorders>
+            <w:shd w:fill="F5F8FC" w:color="auto" w:val="clear"/>
             <w:tcMar>
               <w:top w:type="dxa" w:w="60"/>
               <w:left w:type="dxa" w:w="100"/>
